--- a/Drainage_Memorandum.docx
+++ b/Drainage_Memorandum.docx
@@ -198,6 +198,7 @@
                 <w:dataBinding w:prefixMappings="xmlns:ns0='https://aurecongroup.sharepoint.com/sites/hive/Clients/WinningWork/Templates' " w:xpath="/ns0:customtags[1]/ns0:project[1]/ns0:number[1]" w:storeItemID="{143EF76F-743D-4AB1-9CEB-6C722D41A120}"/>
                 <w:text/>
               </w:sdtPr>
+              <w:sdtEndPr/>
               <w:sdtContent>
                 <w:r>
                   <w:rPr>
@@ -271,6 +272,7 @@
                   <w:calendar w:val="gregorian"/>
                 </w:date>
               </w:sdtPr>
+              <w:sdtEndPr/>
               <w:sdtContent>
                 <w:r>
                   <w:rPr>
@@ -453,51 +455,14 @@
       </w:r>
     </w:p>
     <w:p>
-      <w:pPr>
-        <w:pStyle w:val="BodyText"/>
-        <w:jc w:val="both"/>
-      </w:pPr>
-      <w:r>
-        <w:t>An ILSAX hydrological model was set up in DRAINS to estimate peak runoff flows</w:t>
-      </w:r>
-      <w:r>
-        <w:t xml:space="preserve"> and volume</w:t>
-      </w:r>
-      <w:r>
-        <w:t xml:space="preserve"> </w:t>
-      </w:r>
-      <w:r>
-        <w:t>for the lowered capping layer</w:t>
-      </w:r>
-      <w:r>
-        <w:t xml:space="preserve">. A summary of the hydrological model parameters adopted is provided in </w:t>
-      </w:r>
-      <w:r>
-        <w:fldChar w:fldCharType="begin"/>
-      </w:r>
-      <w:r>
-        <w:instrText xml:space="preserve"> REF _Ref199947895 \h </w:instrText>
-      </w:r>
-      <w:r>
-        <w:fldChar w:fldCharType="separate"/>
-      </w:r>
-      <w:r>
-        <w:t xml:space="preserve">Table </w:t>
-      </w:r>
-      <w:r>
-        <w:rPr>
-          <w:noProof/>
-        </w:rPr>
-        <w:t>1</w:t>
-      </w:r>
-      <w:r>
-        <w:fldChar w:fldCharType="end"/>
-      </w:r>
-      <w:r>
-        <w:t>.</w:t>
-      </w:r>
-      <w:r>
-        <w:t xml:space="preserve"> </w:t>
+      <w:r>
+        <w:t xml:space="preserve">The ILSAX model was selected for its suitability in </w:t>
+      </w:r>
+      <w:r>
+        <w:t>simulating urban catchments with mixed surface types. It enables detailed representation of surface runoff processes, including depression storage and infiltration. Supplementary areas, such as ballast and rail formation materials, were modeled to reflect delayed runoff entry into the drainage system. This approach enhances the accuracy of flow predictions by accounting for partial infiltration and time-lag effects. Model parameters were calibrated using site-specific data to ensure realistic simulation out</w:t>
+      </w:r>
+      <w:r>
+        <w:t>comes.</w:t>
       </w:r>
     </w:p>
     <w:p>
@@ -506,43 +471,46 @@
         <w:jc w:val="both"/>
       </w:pPr>
       <w:r>
-        <w:t xml:space="preserve">The supplementary area, </w:t>
-      </w:r>
-      <w:r>
-        <w:t xml:space="preserve">also assigned </w:t>
-      </w:r>
-      <w:r>
-        <w:t xml:space="preserve">a 10 mm depression storage, was used to represent the hydraulic behaviour of ballast and rail formation materials. </w:t>
-      </w:r>
-      <w:r>
-        <w:t>Ballast has been classified as a supplementary area as it is not directly connected to the drainage network, with runoff required to pass over adjacent pervious surfaces, allowing for some infiltration or delay before entering the drainage system</w:t>
-      </w:r>
-      <w:r>
-        <w:t xml:space="preserve">, refer </w:t>
+        <w:t>An ILSAX hydrological model was set up in DRAINS to estimate peak runoff flows</w:t>
+      </w:r>
+      <w:r>
+        <w:t xml:space="preserve"> and volume</w:t>
+      </w:r>
+      <w:r>
+        <w:t xml:space="preserve"> </w:t>
+      </w:r>
+      <w:r>
+        <w:t>for the lowered capping layer</w:t>
+      </w:r>
+      <w:r>
+        <w:t xml:space="preserve">. A summary of the hydrological model parameters adopted is provided in </w:t>
       </w:r>
       <w:r>
         <w:fldChar w:fldCharType="begin"/>
       </w:r>
       <w:r>
-        <w:instrText xml:space="preserve"> REF _Ref200550452 \h </w:instrText>
+        <w:instrText xml:space="preserve"> REF _Ref199947895 \h </w:instrText>
       </w:r>
       <w:r>
         <w:fldChar w:fldCharType="separate"/>
       </w:r>
       <w:r>
-        <w:t xml:space="preserve">Figure </w:t>
+        <w:t xml:space="preserve">Table </w:t>
       </w:r>
       <w:r>
         <w:rPr>
           <w:noProof/>
         </w:rPr>
-        <w:t>3</w:t>
+        <w:t>1</w:t>
       </w:r>
       <w:r>
         <w:fldChar w:fldCharType="end"/>
       </w:r>
       <w:r>
         <w:t>.</w:t>
+      </w:r>
+      <w:r>
+        <w:t xml:space="preserve"> </w:t>
       </w:r>
     </w:p>
     <w:p>
@@ -551,11 +519,56 @@
         <w:jc w:val="both"/>
       </w:pPr>
       <w:r>
+        <w:t xml:space="preserve">The supplementary area, </w:t>
+      </w:r>
+      <w:r>
+        <w:t xml:space="preserve">also assigned </w:t>
+      </w:r>
+      <w:r>
+        <w:t xml:space="preserve">a 10 mm depression storage, was used to represent the hydraulic behaviour of ballast and rail formation materials. </w:t>
+      </w:r>
+      <w:r>
+        <w:t>Ballast has been classified as a supplementary area as it is not directly connected to the drainage network, with runoff required to pass over adjacent pervious surfaces, allowing for some infiltration or delay before entering the drainage system</w:t>
+      </w:r>
+      <w:r>
+        <w:t xml:space="preserve">, refer </w:t>
+      </w:r>
+      <w:r>
+        <w:fldChar w:fldCharType="begin"/>
+      </w:r>
+      <w:r>
+        <w:instrText xml:space="preserve"> REF _Ref200550452 \h </w:instrText>
+      </w:r>
+      <w:r>
+        <w:fldChar w:fldCharType="separate"/>
+      </w:r>
+      <w:r>
+        <w:t xml:space="preserve">Figure </w:t>
+      </w:r>
+      <w:r>
         <w:rPr>
           <w:noProof/>
         </w:rPr>
+        <w:t>1</w:t>
+      </w:r>
+      <w:r>
+        <w:fldChar w:fldCharType="end"/>
+      </w:r>
+      <w:r>
+        <w:t>.</w:t>
+      </w:r>
+    </w:p>
+    <w:p>
+      <w:pPr>
+        <w:pStyle w:val="BodyText"/>
+        <w:jc w:val="both"/>
+      </w:pPr>
+      <w:r>
+        <w:rPr>
+          <w:noProof/>
+        </w:rPr>
         <w:drawing>
-          <wp:inline distT="0" distB="0" distL="0" distR="0" wp14:anchorId="28AB7717" wp14:editId="0A5427B1">
+          <wp:inline distT="0" distB="0" distL="0" distR="0" wp14:anchorId="5133D6D3" wp14:editId="4CC52C4D">
             <wp:extent cx="6119495" cy="3047365"/>
             <wp:effectExtent l="19050" t="19050" r="14605" b="19685"/>
             <wp:docPr id="718089118" name="Picture 1" descr="A diagram of a tennis court&#10;&#10;AI-generated content may be incorrect."/>
@@ -570,7 +583,7 @@
                     <pic:cNvPicPr/>
                   </pic:nvPicPr>
                   <pic:blipFill>
-                    <a:blip r:embed="rId11"/>
+                    <a:blip r:embed="rId14"/>
                     <a:stretch>
                       <a:fillRect/>
                     </a:stretch>
@@ -638,6 +651,7 @@
       <w:bookmarkStart w:id="2" w:name="_Ref199947895"/>
       <w:bookmarkStart w:id="3" w:name="_Toc200617534"/>
       <w:r>
+        <w:lastRenderedPageBreak/>
         <w:t xml:space="preserve">Table </w:t>
       </w:r>
       <w:r>
@@ -895,10 +909,11 @@
       </w:pPr>
       <w:r>
         <w:rPr>
+          <w:noProof/>
           <w:lang w:val="en-GB"/>
         </w:rPr>
         <w:drawing>
-          <wp:inline distT="0" distB="0" distL="0" distR="0" wp14:anchorId="3CDE016B" wp14:editId="2F6BCD36">
+          <wp:inline distT="0" distB="0" distL="0" distR="0" wp14:anchorId="43416309" wp14:editId="3E811AAC">
             <wp:extent cx="4130398" cy="4580017"/>
             <wp:effectExtent l="0" t="0" r="3810" b="0"/>
             <wp:docPr id="1279789438" name="Picture 1" descr="A screenshot of a computer&#10;&#10;AI-generated content may be incorrect."/>
@@ -913,7 +928,7 @@
                     <pic:cNvPicPr/>
                   </pic:nvPicPr>
                   <pic:blipFill>
-                    <a:blip r:embed="rId12"/>
+                    <a:blip r:embed="rId15"/>
                     <a:stretch>
                       <a:fillRect/>
                     </a:stretch>
@@ -936,11 +951,51 @@
     </w:p>
     <w:p>
       <w:pPr>
+        <w:pStyle w:val="Caption"/>
+        <w:rPr>
+          <w:lang w:val="en-GB"/>
+        </w:rPr>
+      </w:pPr>
+      <w:r>
+        <w:t xml:space="preserve">Figure </w:t>
+      </w:r>
+      <w:r>
+        <w:fldChar w:fldCharType="begin"/>
+      </w:r>
+      <w:r>
+        <w:instrText xml:space="preserve"> SEQ Figure \* ARABIC </w:instrText>
+      </w:r>
+      <w:r>
+        <w:fldChar w:fldCharType="separate"/>
+      </w:r>
+      <w:r>
+        <w:rPr>
+          <w:noProof/>
+        </w:rPr>
+        <w:t>2</w:t>
+      </w:r>
+      <w:r>
+        <w:fldChar w:fldCharType="end"/>
+      </w:r>
+      <w:r>
+        <w:t xml:space="preserve"> DRAINS Hydrological Model Parameters</w:t>
+      </w:r>
+    </w:p>
+    <w:p>
+      <w:pPr>
         <w:pStyle w:val="BodyText"/>
         <w:rPr>
           <w:lang w:val="en-GB"/>
         </w:rPr>
       </w:pPr>
+    </w:p>
+    <w:p>
+      <w:r>
+        <w:t xml:space="preserve">The catchment boundary was delineated using </w:t>
+      </w:r>
+      <w:r>
+        <w:t>topographic data within 12d, focusing on the modified capping layer. The total catchment area of 0.104 hectares includes only the adjusted capping surface. Unaltered zones were excluded from direct runoff calculations, assuming natural infiltration continues under existing conditions. This delineation ensures that only hydrologically relevant surfaces contribute to modeled runoff.</w:t>
+      </w:r>
     </w:p>
     <w:p>
       <w:pPr>
@@ -957,23 +1012,15 @@
       </w:r>
     </w:p>
     <w:p>
-      <w:pPr>
-        <w:pStyle w:val="BodyText"/>
-        <w:rPr>
-          <w:lang w:val="en-GB"/>
-        </w:rPr>
-      </w:pPr>
-      <w:r>
-        <w:rPr>
-          <w:lang w:val="en-GB"/>
-        </w:rPr>
-        <w:t>A total catchment area of 0.104 hectares was calculated using 12d. The Catchment area encompasses the adjusted capping surface area</w:t>
-      </w:r>
-      <w:r>
-        <w:rPr>
-          <w:lang w:val="en-GB"/>
-        </w:rPr>
-        <w:t xml:space="preserve">. Un-altered surfaces continue to be treated as per the existing condition which is infiltration at surface.  </w:t>
+      <w:r>
+        <w:t xml:space="preserve">Rainfall intensities for 10% and 1% AEP events were selected to represent typical and extreme storm </w:t>
+      </w:r>
+      <w:r>
+        <w:t xml:space="preserve">scenarios. These values were sourced from the Bureau of Meteorology (BOM) and are shown in Table </w:t>
+      </w:r>
+      <w:r>
+        <w:lastRenderedPageBreak/>
+        <w:t>3. The selected rainfall depths were input into the DRAINS model to simulate peak flows and assess system capacity under varying conditions. This approach ensures robust design performance across a range of storm events.</w:t>
       </w:r>
     </w:p>
     <w:p>
@@ -983,6 +1030,18 @@
           <w:lang w:val="en-GB"/>
         </w:rPr>
       </w:pPr>
+      <w:r>
+        <w:rPr>
+          <w:lang w:val="en-GB"/>
+        </w:rPr>
+        <w:t>A total catchment area of 0.104 hectares was calculated using 12d. The Catchment area encompasses the adjusted capping surface area</w:t>
+      </w:r>
+      <w:r>
+        <w:rPr>
+          <w:lang w:val="en-GB"/>
+        </w:rPr>
+        <w:t xml:space="preserve">. Un-altered surfaces continue to be treated as per the existing condition which is infiltration at surface.  </w:t>
+      </w:r>
     </w:p>
     <w:p>
       <w:pPr>
@@ -1033,7 +1092,7 @@
         <w:rPr>
           <w:noProof/>
         </w:rPr>
-        <w:t>1</w:t>
+        <w:t>2</w:t>
       </w:r>
       <w:r>
         <w:fldChar w:fldCharType="end"/>
@@ -1431,7 +1490,6 @@
         <w:rPr>
           <w:lang w:val="en-GB"/>
         </w:rPr>
-        <w:lastRenderedPageBreak/>
         <w:t xml:space="preserve">10% and 1% AEP rainfall depths were extracted from the dataset and shown in </w:t>
       </w:r>
       <w:r>
@@ -1471,6 +1529,11 @@
           <w:lang w:val="en-GB"/>
         </w:rPr>
         <w:fldChar w:fldCharType="end"/>
+      </w:r>
+    </w:p>
+    <w:p>
+      <w:r>
+        <w:t>The hydrographs indicate that peak flows occur within the first 10 minutes of storm onset, with flow rates varying significantly between AEP scenarios. Simulated and adopted temporal patterns are shown in Figure 2. Figure 3 illustrates the maximum flow for each simulated storm, providing insight into the drainage system's response to different rainfall intensities. These results inform the sizing and placement of drainage infrastructure to manage peak discharges effectively.</w:t>
       </w:r>
     </w:p>
     <w:p>
@@ -1478,8 +1541,8 @@
         <w:pStyle w:val="Caption"/>
         <w:keepNext/>
       </w:pPr>
-      <w:bookmarkStart w:id="4" w:name="_Ref204348108"/>
-      <w:bookmarkStart w:id="5" w:name="_Ref204348111"/>
+      <w:bookmarkStart w:id="4" w:name="_Ref204348111"/>
+      <w:bookmarkStart w:id="5" w:name="_Ref204348108"/>
       <w:r>
         <w:t xml:space="preserve">Table </w:t>
       </w:r>
@@ -1501,14 +1564,11 @@
       <w:r>
         <w:fldChar w:fldCharType="end"/>
       </w:r>
+      <w:bookmarkEnd w:id="4"/>
+      <w:r>
+        <w:t xml:space="preserve"> Rainfall Data</w:t>
+      </w:r>
       <w:bookmarkEnd w:id="5"/>
-      <w:r>
-        <w:t xml:space="preserve"> </w:t>
-      </w:r>
-      <w:r>
-        <w:t>Rainfall Data</w:t>
-      </w:r>
-      <w:bookmarkEnd w:id="4"/>
     </w:p>
     <w:tbl>
       <w:tblPr>
@@ -3365,6 +3425,7 @@
                 <w:color w:val="000000"/>
                 <w:lang w:eastAsia="en-AU"/>
               </w:rPr>
+              <w:lastRenderedPageBreak/>
               <w:t xml:space="preserve">30 </w:t>
             </w:r>
             <w:proofErr w:type="gramStart"/>
@@ -4128,7 +4189,7 @@
         <w:rPr>
           <w:noProof/>
         </w:rPr>
-        <w:t>2</w:t>
+        <w:t>3</w:t>
       </w:r>
       <w:r>
         <w:rPr>
@@ -4150,21 +4211,13 @@
           <w:lang w:val="en-GB"/>
         </w:rPr>
       </w:pPr>
-    </w:p>
-    <w:p>
-      <w:pPr>
-        <w:pStyle w:val="BodyText"/>
-        <w:rPr>
+      <w:r>
+        <w:rPr>
+          <w:noProof/>
           <w:lang w:val="en-GB"/>
         </w:rPr>
-      </w:pPr>
-      <w:r>
-        <w:rPr>
-          <w:lang w:val="en-GB"/>
-        </w:rPr>
-        <w:lastRenderedPageBreak/>
         <w:drawing>
-          <wp:inline distT="0" distB="0" distL="0" distR="0" wp14:anchorId="101A71BD" wp14:editId="46EBBB39">
+          <wp:inline distT="0" distB="0" distL="0" distR="0" wp14:anchorId="2C3A7A73" wp14:editId="5A784FB7">
             <wp:extent cx="5759450" cy="2807970"/>
             <wp:effectExtent l="0" t="0" r="0" b="0"/>
             <wp:docPr id="723142984" name="Picture 1" descr="A graph of blue and black lines&#10;&#10;AI-generated content may be incorrect."/>
@@ -4179,7 +4232,7 @@
                     <pic:cNvPicPr/>
                   </pic:nvPicPr>
                   <pic:blipFill>
-                    <a:blip r:embed="rId13"/>
+                    <a:blip r:embed="rId16"/>
                     <a:stretch>
                       <a:fillRect/>
                     </a:stretch>
@@ -4224,7 +4277,7 @@
         <w:rPr>
           <w:noProof/>
         </w:rPr>
-        <w:t>2</w:t>
+        <w:t>3</w:t>
       </w:r>
       <w:r>
         <w:fldChar w:fldCharType="end"/>
@@ -4232,6 +4285,41 @@
       <w:bookmarkEnd w:id="6"/>
       <w:r>
         <w:t xml:space="preserve"> Maximum Flow for Each Simulated Storm</w:t>
+      </w:r>
+    </w:p>
+    <w:p>
+      <w:r>
+        <w:t xml:space="preserve">The Argue (2004) method was adopted due to its applicability to urban infiltration systems. It provides a reliable formula for estimating soakwell volume based on stormwater runoff characteristics. Sensitivity analysis was conducted across a range of soakwell depths (d) and heights (H) to determine optimal configurations for each storm duration. The formula was adapted to calculate the number of soakwells required for each H and d combination. Results indicate that deeper soakwells significantly reduce the </w:t>
+      </w:r>
+      <w:r>
+        <w:t>number required, offering a more space-efficient solution.</w:t>
+      </w:r>
+    </w:p>
+    <w:p/>
+    <w:p>
+      <w:pPr>
+        <w:pStyle w:val="BodyText"/>
+        <w:rPr>
+          <w:lang w:val="en-GB"/>
+        </w:rPr>
+      </w:pPr>
+      <w:r>
+        <w:rPr>
+          <w:lang w:val="en-GB"/>
+        </w:rPr>
+        <w:t xml:space="preserve">Median temporal patterns were </w:t>
+      </w:r>
+      <w:r>
+        <w:rPr>
+          <w:lang w:val="en-GB"/>
+        </w:rPr>
+        <w:t>adopted,</w:t>
+      </w:r>
+      <w:r>
+        <w:rPr>
+          <w:lang w:val="en-GB"/>
+        </w:rPr>
+        <w:t xml:space="preserve"> and hydrographs were exported. </w:t>
       </w:r>
     </w:p>
     <w:p>
@@ -4243,41 +4331,179 @@
       </w:pPr>
       <w:r>
         <w:rPr>
+          <w:noProof/>
           <w:lang w:val="en-GB"/>
         </w:rPr>
-        <w:t xml:space="preserve">Median temporal patterns were </w:t>
-      </w:r>
-      <w:proofErr w:type="gramStart"/>
-      <w:r>
-        <w:rPr>
-          <w:lang w:val="en-GB"/>
-        </w:rPr>
-        <w:t>adopted</w:t>
-      </w:r>
-      <w:proofErr w:type="gramEnd"/>
-      <w:r>
-        <w:rPr>
-          <w:lang w:val="en-GB"/>
-        </w:rPr>
-        <w:t xml:space="preserve"> and hydrographs were exported. </w:t>
+        <w:lastRenderedPageBreak/>
+        <w:drawing>
+          <wp:inline distT="0" distB="0" distL="0" distR="0" wp14:anchorId="797E59C4" wp14:editId="7F46B2D4">
+            <wp:extent cx="5756910" cy="3606165"/>
+            <wp:effectExtent l="0" t="0" r="0" b="0"/>
+            <wp:docPr id="1936674225" name="Picture 1"/>
+            <wp:cNvGraphicFramePr>
+              <a:graphicFrameLocks xmlns:a="http://schemas.openxmlformats.org/drawingml/2006/main" noChangeAspect="1"/>
+            </wp:cNvGraphicFramePr>
+            <a:graphic xmlns:a="http://schemas.openxmlformats.org/drawingml/2006/main">
+              <a:graphicData uri="http://schemas.openxmlformats.org/drawingml/2006/picture">
+                <pic:pic xmlns:pic="http://schemas.openxmlformats.org/drawingml/2006/picture">
+                  <pic:nvPicPr>
+                    <pic:cNvPr id="0" name="Picture 1"/>
+                    <pic:cNvPicPr>
+                      <a:picLocks noChangeAspect="1" noChangeArrowheads="1"/>
+                    </pic:cNvPicPr>
+                  </pic:nvPicPr>
+                  <pic:blipFill>
+                    <a:blip r:embed="rId17" cstate="print">
+                      <a:extLst>
+                        <a:ext uri="{28A0092B-C50C-407E-A947-70E740481C1C}">
+                          <a14:useLocalDpi xmlns:a14="http://schemas.microsoft.com/office/drawing/2010/main" val="0"/>
+                        </a:ext>
+                      </a:extLst>
+                    </a:blip>
+                    <a:srcRect/>
+                    <a:stretch>
+                      <a:fillRect/>
+                    </a:stretch>
+                  </pic:blipFill>
+                  <pic:spPr bwMode="auto">
+                    <a:xfrm>
+                      <a:off x="0" y="0"/>
+                      <a:ext cx="5756910" cy="3606165"/>
+                    </a:xfrm>
+                    <a:prstGeom prst="rect">
+                      <a:avLst/>
+                    </a:prstGeom>
+                    <a:noFill/>
+                    <a:ln>
+                      <a:noFill/>
+                    </a:ln>
+                  </pic:spPr>
+                </pic:pic>
+              </a:graphicData>
+            </a:graphic>
+          </wp:inline>
+        </w:drawing>
       </w:r>
     </w:p>
     <w:p>
       <w:pPr>
-        <w:pStyle w:val="BodyText"/>
-        <w:rPr>
-          <w:lang w:val="en-GB"/>
-        </w:rPr>
+        <w:pStyle w:val="Caption"/>
       </w:pPr>
+      <w:r>
+        <w:t xml:space="preserve">Figure </w:t>
+      </w:r>
+      <w:r>
+        <w:fldChar w:fldCharType="begin"/>
+      </w:r>
+      <w:r>
+        <w:instrText xml:space="preserve"> SEQ Figure \* ARABIC </w:instrText>
+      </w:r>
+      <w:r>
+        <w:fldChar w:fldCharType="separate"/>
+      </w:r>
+      <w:r>
+        <w:rPr>
+          <w:noProof/>
+        </w:rPr>
+        <w:t>4</w:t>
+      </w:r>
+      <w:r>
+        <w:fldChar w:fldCharType="end"/>
+      </w:r>
+      <w:r>
+        <w:t xml:space="preserve"> </w:t>
+      </w:r>
+      <w:r>
+        <w:t>Catchment Hydrographs</w:t>
+      </w:r>
+    </w:p>
+    <w:p/>
+    <w:p>
+      <w:r>
+        <w:drawing>
+          <wp:inline distT="0" distB="0" distL="0" distR="0" wp14:anchorId="516FEFFC" wp14:editId="5121EFA6">
+            <wp:extent cx="5759450" cy="3605530"/>
+            <wp:effectExtent l="0" t="0" r="0" b="0"/>
+            <wp:docPr id="364222387" name="Picture 3" descr="A graph with colorful lines&#10;&#10;AI-generated content may be incorrect."/>
+            <wp:cNvGraphicFramePr>
+              <a:graphicFrameLocks xmlns:a="http://schemas.openxmlformats.org/drawingml/2006/main" noChangeAspect="1"/>
+            </wp:cNvGraphicFramePr>
+            <a:graphic xmlns:a="http://schemas.openxmlformats.org/drawingml/2006/main">
+              <a:graphicData uri="http://schemas.openxmlformats.org/drawingml/2006/picture">
+                <pic:pic xmlns:pic="http://schemas.openxmlformats.org/drawingml/2006/picture">
+                  <pic:nvPicPr>
+                    <pic:cNvPr id="364222387" name="Picture 3" descr="A graph with colorful lines&#10;&#10;AI-generated content may be incorrect."/>
+                    <pic:cNvPicPr>
+                      <a:picLocks noChangeAspect="1" noChangeArrowheads="1"/>
+                    </pic:cNvPicPr>
+                  </pic:nvPicPr>
+                  <pic:blipFill>
+                    <a:blip r:embed="rId18" cstate="print">
+                      <a:extLst>
+                        <a:ext uri="{28A0092B-C50C-407E-A947-70E740481C1C}">
+                          <a14:useLocalDpi xmlns:a14="http://schemas.microsoft.com/office/drawing/2010/main" val="0"/>
+                        </a:ext>
+                      </a:extLst>
+                    </a:blip>
+                    <a:srcRect/>
+                    <a:stretch>
+                      <a:fillRect/>
+                    </a:stretch>
+                  </pic:blipFill>
+                  <pic:spPr bwMode="auto">
+                    <a:xfrm>
+                      <a:off x="0" y="0"/>
+                      <a:ext cx="5759450" cy="3605530"/>
+                    </a:xfrm>
+                    <a:prstGeom prst="rect">
+                      <a:avLst/>
+                    </a:prstGeom>
+                    <a:noFill/>
+                    <a:ln>
+                      <a:noFill/>
+                    </a:ln>
+                  </pic:spPr>
+                </pic:pic>
+              </a:graphicData>
+            </a:graphic>
+          </wp:inline>
+        </w:drawing>
+      </w:r>
     </w:p>
     <w:p>
       <w:pPr>
-        <w:pStyle w:val="BodyText"/>
-        <w:rPr>
-          <w:lang w:val="en-GB"/>
-        </w:rPr>
+        <w:pStyle w:val="Caption"/>
       </w:pPr>
+      <w:r>
+        <w:t xml:space="preserve">Figure </w:t>
+      </w:r>
+      <w:r>
+        <w:fldChar w:fldCharType="begin"/>
+      </w:r>
+      <w:r>
+        <w:instrText xml:space="preserve"> SEQ Figure \* ARABIC </w:instrText>
+      </w:r>
+      <w:r>
+        <w:fldChar w:fldCharType="separate"/>
+      </w:r>
+      <w:r>
+        <w:rPr>
+          <w:noProof/>
+        </w:rPr>
+        <w:t>5</w:t>
+      </w:r>
+      <w:r>
+        <w:fldChar w:fldCharType="end"/>
+      </w:r>
+      <w:r>
+        <w:t xml:space="preserve"> </w:t>
+      </w:r>
+      <w:r>
+        <w:t>Cumulative Inflow</w:t>
+      </w:r>
     </w:p>
+    <w:p/>
+    <w:p/>
     <w:p>
       <w:pPr>
         <w:pStyle w:val="Heading1"/>
@@ -4289,16 +4515,9 @@
         <w:rPr>
           <w:lang w:val="en-GB"/>
         </w:rPr>
+        <w:lastRenderedPageBreak/>
         <w:t>Soakwell Sizing</w:t>
       </w:r>
-    </w:p>
-    <w:p>
-      <w:pPr>
-        <w:pStyle w:val="BodyText"/>
-        <w:rPr>
-          <w:lang w:val="en-GB"/>
-        </w:rPr>
-      </w:pPr>
     </w:p>
     <w:p>
       <w:pPr>
@@ -4313,8 +4532,11 @@
         <w:pStyle w:val="BodyText"/>
       </w:pPr>
       <w:r>
+        <w:rPr>
+          <w:noProof/>
+        </w:rPr>
         <w:drawing>
-          <wp:inline distT="0" distB="0" distL="0" distR="0" wp14:anchorId="453DEB48" wp14:editId="6CBDD7A6">
+          <wp:inline distT="0" distB="0" distL="0" distR="0" wp14:anchorId="55446473" wp14:editId="3BCE857E">
             <wp:extent cx="2438777" cy="643738"/>
             <wp:effectExtent l="0" t="0" r="0" b="4445"/>
             <wp:docPr id="1636877601" name="Picture 1" descr="A black and white text&#10;&#10;AI-generated content may be incorrect."/>
@@ -4329,7 +4551,7 @@
                     <pic:cNvPicPr/>
                   </pic:nvPicPr>
                   <pic:blipFill>
-                    <a:blip r:embed="rId14"/>
+                    <a:blip r:embed="rId19"/>
                     <a:stretch>
                       <a:fillRect/>
                     </a:stretch>
@@ -4364,409 +4586,688 @@
     <w:p>
       <w:pPr>
         <w:pStyle w:val="BodyText"/>
+        <w:rPr>
+          <w:sz w:val="16"/>
+          <w:szCs w:val="16"/>
+        </w:rPr>
       </w:pPr>
       <w:r>
         <w:rPr>
           <w:rFonts w:ascii="Cambria Math" w:hAnsi="Cambria Math" w:cs="Cambria Math"/>
+          <w:sz w:val="16"/>
+          <w:szCs w:val="16"/>
         </w:rPr>
         <w:t>𝑑</w:t>
       </w:r>
       <w:r>
+        <w:rPr>
+          <w:sz w:val="16"/>
+          <w:szCs w:val="16"/>
+        </w:rPr>
         <w:t xml:space="preserve"> = </w:t>
       </w:r>
       <w:r>
         <w:rPr>
           <w:rFonts w:ascii="Cambria Math" w:hAnsi="Cambria Math" w:cs="Cambria Math"/>
+          <w:sz w:val="16"/>
+          <w:szCs w:val="16"/>
         </w:rPr>
         <w:t>𝑤𝑒𝑙𝑙</w:t>
       </w:r>
       <w:r>
+        <w:rPr>
+          <w:sz w:val="16"/>
+          <w:szCs w:val="16"/>
+        </w:rPr>
         <w:t xml:space="preserve"> </w:t>
       </w:r>
       <w:r>
         <w:rPr>
           <w:rFonts w:ascii="Cambria Math" w:hAnsi="Cambria Math" w:cs="Cambria Math"/>
+          <w:sz w:val="16"/>
+          <w:szCs w:val="16"/>
         </w:rPr>
         <w:t>𝑑𝑖𝑎𝑚𝑒𝑡𝑒𝑟</w:t>
       </w:r>
       <w:r>
+        <w:rPr>
+          <w:sz w:val="16"/>
+          <w:szCs w:val="16"/>
+        </w:rPr>
         <w:t xml:space="preserve"> (</w:t>
       </w:r>
       <w:r>
         <w:rPr>
           <w:rFonts w:ascii="Cambria Math" w:hAnsi="Cambria Math" w:cs="Cambria Math"/>
+          <w:sz w:val="16"/>
+          <w:szCs w:val="16"/>
         </w:rPr>
         <w:t>𝑚</w:t>
       </w:r>
       <w:r>
+        <w:rPr>
+          <w:sz w:val="16"/>
+          <w:szCs w:val="16"/>
+        </w:rPr>
         <w:t xml:space="preserve">) </w:t>
       </w:r>
     </w:p>
     <w:p>
       <w:pPr>
         <w:pStyle w:val="BodyText"/>
+        <w:rPr>
+          <w:sz w:val="16"/>
+          <w:szCs w:val="16"/>
+        </w:rPr>
       </w:pPr>
       <w:r>
         <w:rPr>
           <w:rFonts w:ascii="Cambria Math" w:hAnsi="Cambria Math" w:cs="Cambria Math"/>
+          <w:sz w:val="16"/>
+          <w:szCs w:val="16"/>
         </w:rPr>
         <w:t>∀</w:t>
       </w:r>
       <w:r>
+        <w:rPr>
+          <w:sz w:val="16"/>
+          <w:szCs w:val="16"/>
+        </w:rPr>
         <w:t xml:space="preserve"> = </w:t>
       </w:r>
       <w:r>
         <w:rPr>
           <w:rFonts w:ascii="Cambria Math" w:hAnsi="Cambria Math" w:cs="Cambria Math"/>
+          <w:sz w:val="16"/>
+          <w:szCs w:val="16"/>
         </w:rPr>
         <w:t>𝐼𝑛𝑓𝑙𝑜𝑤</w:t>
       </w:r>
       <w:r>
+        <w:rPr>
+          <w:sz w:val="16"/>
+          <w:szCs w:val="16"/>
+        </w:rPr>
         <w:t xml:space="preserve"> </w:t>
       </w:r>
       <w:r>
         <w:rPr>
           <w:rFonts w:ascii="Cambria Math" w:hAnsi="Cambria Math" w:cs="Cambria Math"/>
+          <w:sz w:val="16"/>
+          <w:szCs w:val="16"/>
         </w:rPr>
         <w:t>𝑣𝑜𝑙𝑢𝑚𝑒</w:t>
       </w:r>
       <w:r>
+        <w:rPr>
+          <w:sz w:val="16"/>
+          <w:szCs w:val="16"/>
+        </w:rPr>
         <w:t xml:space="preserve"> (</w:t>
       </w:r>
       <w:r>
         <w:rPr>
           <w:rFonts w:ascii="Cambria Math" w:hAnsi="Cambria Math" w:cs="Cambria Math"/>
+          <w:sz w:val="16"/>
+          <w:szCs w:val="16"/>
         </w:rPr>
         <w:t>𝑚</w:t>
       </w:r>
       <w:proofErr w:type="gramStart"/>
       <w:r>
+        <w:rPr>
+          <w:sz w:val="16"/>
+          <w:szCs w:val="16"/>
+        </w:rPr>
         <w:t>3 )</w:t>
       </w:r>
       <w:proofErr w:type="gramEnd"/>
       <w:r>
+        <w:rPr>
+          <w:sz w:val="16"/>
+          <w:szCs w:val="16"/>
+        </w:rPr>
         <w:t xml:space="preserve"> </w:t>
       </w:r>
     </w:p>
     <w:p>
       <w:pPr>
         <w:pStyle w:val="BodyText"/>
+        <w:rPr>
+          <w:sz w:val="16"/>
+          <w:szCs w:val="16"/>
+        </w:rPr>
       </w:pPr>
       <w:r>
         <w:rPr>
           <w:rFonts w:ascii="Cambria Math" w:hAnsi="Cambria Math" w:cs="Cambria Math"/>
+          <w:sz w:val="16"/>
+          <w:szCs w:val="16"/>
         </w:rPr>
         <w:t>𝐻</w:t>
       </w:r>
       <w:r>
+        <w:rPr>
+          <w:sz w:val="16"/>
+          <w:szCs w:val="16"/>
+        </w:rPr>
         <w:t xml:space="preserve"> = </w:t>
       </w:r>
       <w:r>
         <w:rPr>
           <w:rFonts w:ascii="Cambria Math" w:hAnsi="Cambria Math" w:cs="Cambria Math"/>
+          <w:sz w:val="16"/>
+          <w:szCs w:val="16"/>
         </w:rPr>
         <w:t>𝑤𝑒𝑙𝑙</w:t>
       </w:r>
       <w:r>
+        <w:rPr>
+          <w:sz w:val="16"/>
+          <w:szCs w:val="16"/>
+        </w:rPr>
         <w:t xml:space="preserve"> </w:t>
       </w:r>
       <w:r>
         <w:rPr>
           <w:rFonts w:ascii="Cambria Math" w:hAnsi="Cambria Math" w:cs="Cambria Math"/>
+          <w:sz w:val="16"/>
+          <w:szCs w:val="16"/>
         </w:rPr>
         <w:t>ℎ𝑒𝑖𝑔ℎ𝑡</w:t>
       </w:r>
       <w:r>
+        <w:rPr>
+          <w:sz w:val="16"/>
+          <w:szCs w:val="16"/>
+        </w:rPr>
         <w:t xml:space="preserve"> (</w:t>
       </w:r>
       <w:r>
         <w:rPr>
           <w:rFonts w:ascii="Cambria Math" w:hAnsi="Cambria Math" w:cs="Cambria Math"/>
+          <w:sz w:val="16"/>
+          <w:szCs w:val="16"/>
         </w:rPr>
         <w:t>𝑚</w:t>
       </w:r>
       <w:r>
+        <w:rPr>
+          <w:sz w:val="16"/>
+          <w:szCs w:val="16"/>
+        </w:rPr>
         <w:t>)</w:t>
       </w:r>
     </w:p>
     <w:p>
       <w:pPr>
         <w:pStyle w:val="BodyText"/>
+        <w:rPr>
+          <w:sz w:val="16"/>
+          <w:szCs w:val="16"/>
+        </w:rPr>
       </w:pPr>
       <w:r>
         <w:rPr>
           <w:rFonts w:ascii="Cambria Math" w:hAnsi="Cambria Math" w:cs="Cambria Math"/>
+          <w:sz w:val="16"/>
+          <w:szCs w:val="16"/>
         </w:rPr>
         <w:t>𝑘ℎ</w:t>
       </w:r>
       <w:r>
+        <w:rPr>
+          <w:sz w:val="16"/>
+          <w:szCs w:val="16"/>
+        </w:rPr>
         <w:t xml:space="preserve"> = </w:t>
       </w:r>
       <w:r>
         <w:rPr>
           <w:rFonts w:ascii="Cambria Math" w:hAnsi="Cambria Math" w:cs="Cambria Math"/>
+          <w:sz w:val="16"/>
+          <w:szCs w:val="16"/>
         </w:rPr>
         <w:t>𝑠𝑜𝑖𝑙</w:t>
       </w:r>
       <w:r>
+        <w:rPr>
+          <w:sz w:val="16"/>
+          <w:szCs w:val="16"/>
+        </w:rPr>
         <w:t xml:space="preserve"> </w:t>
       </w:r>
       <w:r>
         <w:rPr>
           <w:rFonts w:ascii="Cambria Math" w:hAnsi="Cambria Math" w:cs="Cambria Math"/>
+          <w:sz w:val="16"/>
+          <w:szCs w:val="16"/>
         </w:rPr>
         <w:t>𝑠𝑎𝑡𝑢𝑟𝑎𝑡𝑒𝑑</w:t>
       </w:r>
       <w:r>
+        <w:rPr>
+          <w:sz w:val="16"/>
+          <w:szCs w:val="16"/>
+        </w:rPr>
         <w:t xml:space="preserve"> </w:t>
       </w:r>
       <w:r>
         <w:rPr>
           <w:rFonts w:ascii="Cambria Math" w:hAnsi="Cambria Math" w:cs="Cambria Math"/>
+          <w:sz w:val="16"/>
+          <w:szCs w:val="16"/>
         </w:rPr>
         <w:t>ℎ𝑦𝑑𝑟𝑎𝑢𝑙𝑖𝑐</w:t>
       </w:r>
       <w:r>
+        <w:rPr>
+          <w:sz w:val="16"/>
+          <w:szCs w:val="16"/>
+        </w:rPr>
         <w:t xml:space="preserve"> </w:t>
       </w:r>
       <w:r>
         <w:rPr>
           <w:rFonts w:ascii="Cambria Math" w:hAnsi="Cambria Math" w:cs="Cambria Math"/>
+          <w:sz w:val="16"/>
+          <w:szCs w:val="16"/>
         </w:rPr>
         <w:t>𝑐𝑜𝑛𝑑𝑢𝑐𝑡𝑖𝑣𝑖𝑡𝑦</w:t>
       </w:r>
       <w:r>
+        <w:rPr>
+          <w:sz w:val="16"/>
+          <w:szCs w:val="16"/>
+        </w:rPr>
         <w:t xml:space="preserve"> (</w:t>
       </w:r>
       <w:r>
         <w:rPr>
           <w:rFonts w:ascii="Cambria Math" w:hAnsi="Cambria Math" w:cs="Cambria Math"/>
+          <w:sz w:val="16"/>
+          <w:szCs w:val="16"/>
         </w:rPr>
         <w:t>𝑚𝑠</w:t>
       </w:r>
       <w:r>
+        <w:rPr>
+          <w:sz w:val="16"/>
+          <w:szCs w:val="16"/>
+        </w:rPr>
         <w:t xml:space="preserve"> −</w:t>
       </w:r>
       <w:proofErr w:type="gramStart"/>
       <w:r>
+        <w:rPr>
+          <w:sz w:val="16"/>
+          <w:szCs w:val="16"/>
+        </w:rPr>
         <w:t>1 )</w:t>
       </w:r>
       <w:proofErr w:type="gramEnd"/>
       <w:r>
+        <w:rPr>
+          <w:sz w:val="16"/>
+          <w:szCs w:val="16"/>
+        </w:rPr>
         <w:t xml:space="preserve"> </w:t>
       </w:r>
     </w:p>
     <w:p>
       <w:pPr>
         <w:pStyle w:val="BodyText"/>
+        <w:rPr>
+          <w:sz w:val="16"/>
+          <w:szCs w:val="16"/>
+        </w:rPr>
       </w:pPr>
       <w:r>
         <w:rPr>
           <w:rFonts w:ascii="Cambria Math" w:hAnsi="Cambria Math" w:cs="Cambria Math"/>
+          <w:sz w:val="16"/>
+          <w:szCs w:val="16"/>
         </w:rPr>
         <w:t>𝜏</w:t>
       </w:r>
       <w:r>
+        <w:rPr>
+          <w:sz w:val="16"/>
+          <w:szCs w:val="16"/>
+        </w:rPr>
         <w:t xml:space="preserve"> = </w:t>
       </w:r>
       <w:r>
         <w:rPr>
           <w:rFonts w:ascii="Cambria Math" w:hAnsi="Cambria Math" w:cs="Cambria Math"/>
+          <w:sz w:val="16"/>
+          <w:szCs w:val="16"/>
         </w:rPr>
         <w:t>𝑡𝑖𝑚𝑒</w:t>
       </w:r>
       <w:r>
+        <w:rPr>
+          <w:sz w:val="16"/>
+          <w:szCs w:val="16"/>
+        </w:rPr>
         <w:t xml:space="preserve"> </w:t>
       </w:r>
       <w:r>
         <w:rPr>
           <w:rFonts w:ascii="Cambria Math" w:hAnsi="Cambria Math" w:cs="Cambria Math"/>
+          <w:sz w:val="16"/>
+          <w:szCs w:val="16"/>
         </w:rPr>
         <w:t>𝑏𝑎𝑠𝑒</w:t>
       </w:r>
       <w:r>
+        <w:rPr>
+          <w:sz w:val="16"/>
+          <w:szCs w:val="16"/>
+        </w:rPr>
         <w:t xml:space="preserve"> </w:t>
       </w:r>
       <w:r>
         <w:rPr>
           <w:rFonts w:ascii="Cambria Math" w:hAnsi="Cambria Math" w:cs="Cambria Math"/>
+          <w:sz w:val="16"/>
+          <w:szCs w:val="16"/>
         </w:rPr>
         <w:t>𝑜𝑓</w:t>
       </w:r>
       <w:r>
+        <w:rPr>
+          <w:sz w:val="16"/>
+          <w:szCs w:val="16"/>
+        </w:rPr>
         <w:t xml:space="preserve"> </w:t>
       </w:r>
       <w:r>
         <w:rPr>
           <w:rFonts w:ascii="Cambria Math" w:hAnsi="Cambria Math" w:cs="Cambria Math"/>
+          <w:sz w:val="16"/>
+          <w:szCs w:val="16"/>
         </w:rPr>
         <w:t>𝑡ℎ𝑒</w:t>
       </w:r>
       <w:r>
+        <w:rPr>
+          <w:sz w:val="16"/>
+          <w:szCs w:val="16"/>
+        </w:rPr>
         <w:t xml:space="preserve"> </w:t>
       </w:r>
       <w:r>
         <w:rPr>
           <w:rFonts w:ascii="Cambria Math" w:hAnsi="Cambria Math" w:cs="Cambria Math"/>
+          <w:sz w:val="16"/>
+          <w:szCs w:val="16"/>
         </w:rPr>
         <w:t>𝑑𝑒𝑠𝑖𝑔𝑛</w:t>
       </w:r>
       <w:r>
+        <w:rPr>
+          <w:sz w:val="16"/>
+          <w:szCs w:val="16"/>
+        </w:rPr>
         <w:t xml:space="preserve"> </w:t>
       </w:r>
       <w:r>
         <w:rPr>
           <w:rFonts w:ascii="Cambria Math" w:hAnsi="Cambria Math" w:cs="Cambria Math"/>
+          <w:sz w:val="16"/>
+          <w:szCs w:val="16"/>
         </w:rPr>
         <w:t>𝑠𝑡𝑜𝑟𝑚</w:t>
       </w:r>
       <w:r>
+        <w:rPr>
+          <w:sz w:val="16"/>
+          <w:szCs w:val="16"/>
+        </w:rPr>
         <w:t xml:space="preserve"> </w:t>
       </w:r>
       <w:r>
         <w:rPr>
           <w:rFonts w:ascii="Cambria Math" w:hAnsi="Cambria Math" w:cs="Cambria Math"/>
+          <w:sz w:val="16"/>
+          <w:szCs w:val="16"/>
         </w:rPr>
         <w:t>𝑟𝑢𝑛𝑜𝑓𝑓</w:t>
       </w:r>
       <w:r>
+        <w:rPr>
+          <w:sz w:val="16"/>
+          <w:szCs w:val="16"/>
+        </w:rPr>
         <w:t xml:space="preserve"> </w:t>
       </w:r>
       <w:r>
         <w:rPr>
           <w:rFonts w:ascii="Cambria Math" w:hAnsi="Cambria Math" w:cs="Cambria Math"/>
+          <w:sz w:val="16"/>
+          <w:szCs w:val="16"/>
         </w:rPr>
         <w:t>ℎ𝑦𝑑𝑟𝑜𝑔𝑟𝑎𝑝ℎ</w:t>
       </w:r>
       <w:r>
+        <w:rPr>
+          <w:sz w:val="16"/>
+          <w:szCs w:val="16"/>
+        </w:rPr>
         <w:t xml:space="preserve"> (</w:t>
       </w:r>
       <w:r>
         <w:rPr>
           <w:rFonts w:ascii="Cambria Math" w:hAnsi="Cambria Math" w:cs="Cambria Math"/>
+          <w:sz w:val="16"/>
+          <w:szCs w:val="16"/>
         </w:rPr>
         <w:t>𝑚𝑖𝑛</w:t>
       </w:r>
       <w:r>
+        <w:rPr>
+          <w:sz w:val="16"/>
+          <w:szCs w:val="16"/>
+        </w:rPr>
         <w:t xml:space="preserve">) </w:t>
       </w:r>
     </w:p>
     <w:p>
       <w:pPr>
         <w:pStyle w:val="BodyText"/>
+        <w:rPr>
+          <w:sz w:val="16"/>
+          <w:szCs w:val="16"/>
+        </w:rPr>
       </w:pPr>
       <w:r>
         <w:rPr>
           <w:rFonts w:ascii="Cambria Math" w:hAnsi="Cambria Math" w:cs="Cambria Math"/>
+          <w:sz w:val="16"/>
+          <w:szCs w:val="16"/>
         </w:rPr>
         <w:t>𝑈</w:t>
       </w:r>
       <w:r>
+        <w:rPr>
+          <w:sz w:val="16"/>
+          <w:szCs w:val="16"/>
+        </w:rPr>
         <w:t xml:space="preserve"> = </w:t>
       </w:r>
       <w:r>
         <w:rPr>
           <w:rFonts w:ascii="Cambria Math" w:hAnsi="Cambria Math" w:cs="Cambria Math"/>
+          <w:sz w:val="16"/>
+          <w:szCs w:val="16"/>
         </w:rPr>
         <w:t>𝑠𝑜𝑖𝑙</w:t>
       </w:r>
       <w:r>
+        <w:rPr>
+          <w:sz w:val="16"/>
+          <w:szCs w:val="16"/>
+        </w:rPr>
         <w:t xml:space="preserve"> </w:t>
       </w:r>
       <w:r>
         <w:rPr>
           <w:rFonts w:ascii="Cambria Math" w:hAnsi="Cambria Math" w:cs="Cambria Math"/>
+          <w:sz w:val="16"/>
+          <w:szCs w:val="16"/>
         </w:rPr>
         <w:t>𝑚𝑜𝑑𝑒𝑟𝑎𝑡𝑖𝑜𝑛</w:t>
       </w:r>
       <w:r>
+        <w:rPr>
+          <w:sz w:val="16"/>
+          <w:szCs w:val="16"/>
+        </w:rPr>
         <w:t xml:space="preserve"> </w:t>
       </w:r>
       <w:r>
         <w:rPr>
           <w:rFonts w:ascii="Cambria Math" w:hAnsi="Cambria Math" w:cs="Cambria Math"/>
+          <w:sz w:val="16"/>
+          <w:szCs w:val="16"/>
         </w:rPr>
         <w:t>𝑓𝑎𝑐𝑡𝑜𝑟</w:t>
       </w:r>
       <w:r>
+        <w:rPr>
+          <w:sz w:val="16"/>
+          <w:szCs w:val="16"/>
+        </w:rPr>
         <w:t xml:space="preserve"> (</w:t>
       </w:r>
       <w:r>
         <w:rPr>
           <w:rFonts w:ascii="Cambria Math" w:hAnsi="Cambria Math" w:cs="Cambria Math"/>
+          <w:sz w:val="16"/>
+          <w:szCs w:val="16"/>
         </w:rPr>
         <w:t>𝑇𝑎𝑏𝑙𝑒</w:t>
       </w:r>
       <w:r>
+        <w:rPr>
+          <w:sz w:val="16"/>
+          <w:szCs w:val="16"/>
+        </w:rPr>
         <w:t xml:space="preserve"> 3 </w:t>
       </w:r>
       <w:r>
         <w:rPr>
           <w:rFonts w:ascii="Cambria Math" w:hAnsi="Cambria Math" w:cs="Cambria Math"/>
+          <w:sz w:val="16"/>
+          <w:szCs w:val="16"/>
         </w:rPr>
         <w:t>𝑖𝑛</w:t>
       </w:r>
       <w:r>
+        <w:rPr>
+          <w:sz w:val="16"/>
+          <w:szCs w:val="16"/>
+        </w:rPr>
         <w:t xml:space="preserve"> </w:t>
       </w:r>
       <w:r>
         <w:rPr>
           <w:rFonts w:ascii="Cambria Math" w:hAnsi="Cambria Math" w:cs="Cambria Math"/>
+          <w:sz w:val="16"/>
+          <w:szCs w:val="16"/>
         </w:rPr>
         <w:t>𝑡ℎ𝑒</w:t>
       </w:r>
       <w:r>
+        <w:rPr>
+          <w:sz w:val="16"/>
+          <w:szCs w:val="16"/>
+        </w:rPr>
         <w:t xml:space="preserve"> </w:t>
       </w:r>
       <w:r>
         <w:rPr>
           <w:rFonts w:ascii="Cambria Math" w:hAnsi="Cambria Math" w:cs="Cambria Math"/>
+          <w:sz w:val="16"/>
+          <w:szCs w:val="16"/>
         </w:rPr>
         <w:t>𝐼𝑛𝑓𝑖𝑙𝑡𝑟𝑎𝑡𝑖𝑜𝑛</w:t>
       </w:r>
       <w:r>
+        <w:rPr>
+          <w:sz w:val="16"/>
+          <w:szCs w:val="16"/>
+        </w:rPr>
         <w:t xml:space="preserve"> </w:t>
       </w:r>
       <w:r>
         <w:rPr>
           <w:rFonts w:ascii="Cambria Math" w:hAnsi="Cambria Math" w:cs="Cambria Math"/>
+          <w:sz w:val="16"/>
+          <w:szCs w:val="16"/>
         </w:rPr>
         <w:t>𝐵𝑎𝑠𝑖𝑛𝑠</w:t>
       </w:r>
       <w:r>
+        <w:rPr>
+          <w:sz w:val="16"/>
+          <w:szCs w:val="16"/>
+        </w:rPr>
         <w:t xml:space="preserve"> </w:t>
       </w:r>
       <w:r>
         <w:rPr>
           <w:rFonts w:ascii="Cambria Math" w:hAnsi="Cambria Math" w:cs="Cambria Math"/>
+          <w:sz w:val="16"/>
+          <w:szCs w:val="16"/>
         </w:rPr>
         <w:t>𝑎𝑛𝑑</w:t>
       </w:r>
       <w:r>
+        <w:rPr>
+          <w:sz w:val="16"/>
+          <w:szCs w:val="16"/>
+        </w:rPr>
         <w:t xml:space="preserve"> </w:t>
       </w:r>
       <w:r>
         <w:rPr>
           <w:rFonts w:ascii="Cambria Math" w:hAnsi="Cambria Math" w:cs="Cambria Math"/>
+          <w:sz w:val="16"/>
+          <w:szCs w:val="16"/>
         </w:rPr>
         <w:t>𝑇𝑟𝑒𝑛𝑐ℎ𝑒𝑠</w:t>
       </w:r>
       <w:r>
+        <w:rPr>
+          <w:sz w:val="16"/>
+          <w:szCs w:val="16"/>
+        </w:rPr>
         <w:t xml:space="preserve"> </w:t>
       </w:r>
       <w:r>
         <w:rPr>
           <w:rFonts w:ascii="Cambria Math" w:hAnsi="Cambria Math" w:cs="Cambria Math"/>
+          <w:sz w:val="16"/>
+          <w:szCs w:val="16"/>
         </w:rPr>
         <w:t>𝐵𝑀𝑃</w:t>
       </w:r>
       <w:r>
+        <w:rPr>
+          <w:sz w:val="16"/>
+          <w:szCs w:val="16"/>
+        </w:rPr>
         <w:t>)</w:t>
       </w:r>
     </w:p>
     <w:p>
       <w:pPr>
         <w:pStyle w:val="BodyText"/>
+        <w:rPr>
+          <w:lang w:val="en-GB"/>
+        </w:rPr>
       </w:pPr>
     </w:p>
     <w:p>
@@ -4780,23 +5281,4192 @@
         <w:rPr>
           <w:lang w:val="en-GB"/>
         </w:rPr>
-        <w:t>Soil permeability = 4.63m/day</w:t>
+        <w:t>Adopted Input Parameters were as follows</w:t>
       </w:r>
     </w:p>
     <w:p>
       <w:pPr>
         <w:pStyle w:val="BodyText"/>
         <w:rPr>
-          <w:rFonts w:ascii="Cambria Math" w:hAnsi="Cambria Math" w:cs="Cambria Math"/>
+          <w:lang w:val="en-GB"/>
+        </w:rPr>
+      </w:pPr>
+      <w:r>
+        <w:rPr>
+          <w:lang w:val="en-GB"/>
+        </w:rPr>
+        <w:t>Soil permeability = 4m/day</w:t>
+      </w:r>
+      <w:r>
+        <w:rPr>
+          <w:lang w:val="en-GB"/>
+        </w:rPr>
+        <w:t xml:space="preserve"> (4.63E-5m/s)</w:t>
+      </w:r>
+    </w:p>
+    <w:p>
+      <w:pPr>
+        <w:pStyle w:val="BodyText"/>
+        <w:rPr>
+          <w:lang w:val="en-GB"/>
+        </w:rPr>
+      </w:pPr>
+      <w:r>
+        <w:rPr>
+          <w:lang w:val="en-GB"/>
+        </w:rPr>
+        <w:t>U soil moderation factor = 1</w:t>
+      </w:r>
+    </w:p>
+    <w:p>
+      <w:pPr>
+        <w:pStyle w:val="BodyText"/>
+        <w:rPr>
+          <w:lang w:val="en-GB"/>
+        </w:rPr>
+      </w:pPr>
+      <w:r>
+        <w:rPr>
+          <w:lang w:val="en-GB"/>
+        </w:rPr>
+        <w:t>H = Varies</w:t>
+      </w:r>
+    </w:p>
+    <w:p>
+      <w:pPr>
+        <w:pStyle w:val="BodyText"/>
+        <w:rPr>
+          <w:lang w:val="en-GB"/>
+        </w:rPr>
+      </w:pPr>
+      <w:r>
+        <w:rPr>
+          <w:lang w:val="en-GB"/>
+        </w:rPr>
+        <w:t>d = Varies</w:t>
+      </w:r>
+    </w:p>
+    <w:p>
+      <w:pPr>
+        <w:pStyle w:val="BodyText"/>
+        <w:rPr>
+          <w:lang w:val="en-GB"/>
+        </w:rPr>
+      </w:pPr>
+      <w:r>
+        <w:rPr>
+          <w:lang w:val="en-GB"/>
+        </w:rPr>
+        <w:t>This formula was altered to calculate the number of soakwells required given variables H and d. For each H</w:t>
+      </w:r>
+      <w:r>
+        <w:rPr>
+          <w:lang w:val="en-GB"/>
+        </w:rPr>
+        <w:t xml:space="preserve"> and</w:t>
+      </w:r>
+      <w:r>
+        <w:rPr>
+          <w:lang w:val="en-GB"/>
+        </w:rPr>
+        <w:t xml:space="preserve"> d combination the calculation was run for all storm durations</w:t>
+      </w:r>
+      <w:r>
+        <w:rPr>
+          <w:lang w:val="en-GB"/>
+        </w:rPr>
+        <w:t xml:space="preserve">. </w:t>
+      </w:r>
+    </w:p>
+    <w:p>
+      <w:pPr>
+        <w:pStyle w:val="BodyText"/>
+        <w:rPr>
+          <w:lang w:val="en-GB"/>
+        </w:rPr>
+      </w:pPr>
+      <w:r>
+        <w:rPr>
+          <w:lang w:val="en-GB"/>
+        </w:rPr>
+        <w:fldChar w:fldCharType="begin"/>
+      </w:r>
+      <w:r>
+        <w:rPr>
+          <w:lang w:val="en-GB"/>
+        </w:rPr>
+        <w:instrText xml:space="preserve"> REF _Ref204351161 \h </w:instrText>
+      </w:r>
+      <w:r>
+        <w:rPr>
+          <w:lang w:val="en-GB"/>
+        </w:rPr>
+      </w:r>
+      <w:r>
+        <w:rPr>
+          <w:lang w:val="en-GB"/>
+        </w:rPr>
+        <w:fldChar w:fldCharType="separate"/>
+      </w:r>
+      <w:r>
+        <w:t xml:space="preserve">Figure </w:t>
+      </w:r>
+      <w:r>
+        <w:rPr>
+          <w:noProof/>
+        </w:rPr>
+        <w:t>6</w:t>
+      </w:r>
+      <w:r>
+        <w:rPr>
+          <w:lang w:val="en-GB"/>
+        </w:rPr>
+        <w:fldChar w:fldCharType="end"/>
+      </w:r>
+      <w:r>
+        <w:rPr>
+          <w:lang w:val="en-GB"/>
+        </w:rPr>
+        <w:t xml:space="preserve"> shows an example output of the simulation of 4no. 1.8m diameter, 1.8m depth soakwells. </w:t>
+      </w:r>
+    </w:p>
+    <w:p>
+      <w:pPr>
+        <w:pStyle w:val="BodyText"/>
+        <w:rPr>
+          <w:lang w:val="en-GB"/>
+        </w:rPr>
+      </w:pPr>
+      <w:r>
+        <w:rPr>
+          <w:lang w:val="en-GB"/>
+        </w:rPr>
+        <w:drawing>
+          <wp:inline distT="0" distB="0" distL="0" distR="0" wp14:anchorId="20A02572" wp14:editId="6D3225B3">
+            <wp:extent cx="5759450" cy="2894330"/>
+            <wp:effectExtent l="0" t="0" r="0" b="1270"/>
+            <wp:docPr id="2008958244" name="Picture 1" descr="A screenshot of a graph&#10;&#10;AI-generated content may be incorrect."/>
+            <wp:cNvGraphicFramePr>
+              <a:graphicFrameLocks xmlns:a="http://schemas.openxmlformats.org/drawingml/2006/main" noChangeAspect="1"/>
+            </wp:cNvGraphicFramePr>
+            <a:graphic xmlns:a="http://schemas.openxmlformats.org/drawingml/2006/main">
+              <a:graphicData uri="http://schemas.openxmlformats.org/drawingml/2006/picture">
+                <pic:pic xmlns:pic="http://schemas.openxmlformats.org/drawingml/2006/picture">
+                  <pic:nvPicPr>
+                    <pic:cNvPr id="2008958244" name="Picture 1" descr="A screenshot of a graph&#10;&#10;AI-generated content may be incorrect."/>
+                    <pic:cNvPicPr/>
+                  </pic:nvPicPr>
+                  <pic:blipFill>
+                    <a:blip r:embed="rId20"/>
+                    <a:stretch>
+                      <a:fillRect/>
+                    </a:stretch>
+                  </pic:blipFill>
+                  <pic:spPr>
+                    <a:xfrm>
+                      <a:off x="0" y="0"/>
+                      <a:ext cx="5759450" cy="2894330"/>
+                    </a:xfrm>
+                    <a:prstGeom prst="rect">
+                      <a:avLst/>
+                    </a:prstGeom>
+                  </pic:spPr>
+                </pic:pic>
+              </a:graphicData>
+            </a:graphic>
+          </wp:inline>
+        </w:drawing>
+      </w:r>
+    </w:p>
+    <w:p>
+      <w:pPr>
+        <w:pStyle w:val="Caption"/>
+      </w:pPr>
+      <w:bookmarkStart w:id="7" w:name="_Ref204351161"/>
+      <w:r>
+        <w:t xml:space="preserve">Figure </w:t>
+      </w:r>
+      <w:r>
+        <w:fldChar w:fldCharType="begin"/>
+      </w:r>
+      <w:r>
+        <w:instrText xml:space="preserve"> SEQ Figure \* ARABIC </w:instrText>
+      </w:r>
+      <w:r>
+        <w:fldChar w:fldCharType="separate"/>
+      </w:r>
+      <w:r>
+        <w:rPr>
+          <w:noProof/>
+        </w:rPr>
+        <w:t>6</w:t>
+      </w:r>
+      <w:r>
+        <w:fldChar w:fldCharType="end"/>
+      </w:r>
+      <w:bookmarkEnd w:id="7"/>
+      <w:r>
+        <w:t xml:space="preserve"> </w:t>
+      </w:r>
+      <w:r>
+        <w:t>Simulation Output</w:t>
+      </w:r>
+    </w:p>
+    <w:p>
+      <w:pPr>
+        <w:pStyle w:val="BodyText"/>
+        <w:rPr>
+          <w:lang w:val="en-GB"/>
         </w:rPr>
       </w:pPr>
     </w:p>
+    <w:p>
+      <w:pPr>
+        <w:pStyle w:val="Heading1"/>
+        <w:rPr>
+          <w:lang w:val="en-GB"/>
+        </w:rPr>
+      </w:pPr>
+      <w:r>
+        <w:rPr>
+          <w:lang w:val="en-GB"/>
+        </w:rPr>
+        <w:lastRenderedPageBreak/>
+        <w:t>Results</w:t>
+      </w:r>
+    </w:p>
+    <w:p>
+      <w:pPr>
+        <w:pStyle w:val="BodyText"/>
+        <w:rPr>
+          <w:lang w:val="en-GB"/>
+        </w:rPr>
+      </w:pPr>
+      <w:r>
+        <w:rPr>
+          <w:lang w:val="en-GB"/>
+        </w:rPr>
+        <w:t xml:space="preserve">A very large combination of soakwell numbers, diameters and depths can achieve the required volume of infiltration and storage of the 10% AEP critical event. </w:t>
+      </w:r>
+    </w:p>
+    <w:p>
+      <w:pPr>
+        <w:pStyle w:val="BodyText"/>
+        <w:rPr>
+          <w:lang w:val="en-GB"/>
+        </w:rPr>
+      </w:pPr>
+      <w:r>
+        <w:rPr>
+          <w:lang w:val="en-GB"/>
+        </w:rPr>
+        <w:t>These are listed below.</w:t>
+      </w:r>
+    </w:p>
+    <w:p>
+      <w:pPr>
+        <w:pStyle w:val="Caption"/>
+        <w:rPr>
+          <w:lang w:val="en-GB"/>
+        </w:rPr>
+      </w:pPr>
+      <w:bookmarkStart w:id="8" w:name="_Ref204351955"/>
+      <w:r>
+        <w:t xml:space="preserve">Table </w:t>
+      </w:r>
+      <w:r>
+        <w:fldChar w:fldCharType="begin"/>
+      </w:r>
+      <w:r>
+        <w:instrText xml:space="preserve"> SEQ Table \* ARABIC </w:instrText>
+      </w:r>
+      <w:r>
+        <w:fldChar w:fldCharType="separate"/>
+      </w:r>
+      <w:r>
+        <w:rPr>
+          <w:noProof/>
+        </w:rPr>
+        <w:t>4</w:t>
+      </w:r>
+      <w:r>
+        <w:fldChar w:fldCharType="end"/>
+      </w:r>
+      <w:bookmarkEnd w:id="8"/>
+      <w:r>
+        <w:t xml:space="preserve"> </w:t>
+      </w:r>
+      <w:r>
+        <w:t>– Workable Configurations</w:t>
+      </w:r>
+    </w:p>
+    <w:tbl>
+      <w:tblPr>
+        <w:tblStyle w:val="AureconTable1"/>
+        <w:tblW w:w="5000" w:type="pct"/>
+        <w:tblLook w:val="04A0" w:firstRow="1" w:lastRow="0" w:firstColumn="1" w:lastColumn="0" w:noHBand="0" w:noVBand="1"/>
+      </w:tblPr>
+      <w:tblGrid>
+        <w:gridCol w:w="1179"/>
+        <w:gridCol w:w="774"/>
+        <w:gridCol w:w="637"/>
+        <w:gridCol w:w="578"/>
+        <w:gridCol w:w="968"/>
+        <w:gridCol w:w="1177"/>
+        <w:gridCol w:w="2684"/>
+        <w:gridCol w:w="1067"/>
+      </w:tblGrid>
+      <w:tr>
+        <w:trPr>
+          <w:cnfStyle w:val="100000000000" w:firstRow="1" w:lastRow="0" w:firstColumn="0" w:lastColumn="0" w:oddVBand="0" w:evenVBand="0" w:oddHBand="0" w:evenHBand="0" w:firstRowFirstColumn="0" w:firstRowLastColumn="0" w:lastRowFirstColumn="0" w:lastRowLastColumn="0"/>
+          <w:trHeight w:val="276"/>
+        </w:trPr>
+        <w:tc>
+          <w:tcPr>
+            <w:tcW w:w="714" w:type="pct"/>
+            <w:noWrap/>
+            <w:hideMark/>
+          </w:tcPr>
+          <w:p>
+            <w:pPr>
+              <w:rPr>
+                <w:rFonts w:ascii="Aptos Narrow" w:eastAsia="Times New Roman" w:hAnsi="Aptos Narrow" w:cs="Times New Roman"/>
+                <w:color w:val="000000"/>
+                <w:lang w:eastAsia="en-AU"/>
+              </w:rPr>
+            </w:pPr>
+            <w:r>
+              <w:rPr>
+                <w:rFonts w:ascii="Aptos Narrow" w:eastAsia="Times New Roman" w:hAnsi="Aptos Narrow" w:cs="Times New Roman"/>
+                <w:color w:val="000000"/>
+                <w:lang w:eastAsia="en-AU"/>
+              </w:rPr>
+              <w:t>Configuration</w:t>
+            </w:r>
+          </w:p>
+        </w:tc>
+        <w:tc>
+          <w:tcPr>
+            <w:tcW w:w="456" w:type="pct"/>
+            <w:noWrap/>
+            <w:hideMark/>
+          </w:tcPr>
+          <w:p>
+            <w:pPr>
+              <w:rPr>
+                <w:rFonts w:ascii="Aptos Narrow" w:eastAsia="Times New Roman" w:hAnsi="Aptos Narrow" w:cs="Times New Roman"/>
+                <w:color w:val="000000"/>
+                <w:lang w:eastAsia="en-AU"/>
+              </w:rPr>
+            </w:pPr>
+            <w:r>
+              <w:rPr>
+                <w:rFonts w:ascii="Aptos Narrow" w:eastAsia="Times New Roman" w:hAnsi="Aptos Narrow" w:cs="Times New Roman"/>
+                <w:color w:val="000000"/>
+                <w:lang w:eastAsia="en-AU"/>
+              </w:rPr>
+              <w:t>Diameter (m)</w:t>
+            </w:r>
+          </w:p>
+        </w:tc>
+        <w:tc>
+          <w:tcPr>
+            <w:tcW w:w="360" w:type="pct"/>
+            <w:noWrap/>
+            <w:hideMark/>
+          </w:tcPr>
+          <w:p>
+            <w:pPr>
+              <w:rPr>
+                <w:rFonts w:ascii="Aptos Narrow" w:eastAsia="Times New Roman" w:hAnsi="Aptos Narrow" w:cs="Times New Roman"/>
+                <w:color w:val="000000"/>
+                <w:lang w:eastAsia="en-AU"/>
+              </w:rPr>
+            </w:pPr>
+            <w:r>
+              <w:rPr>
+                <w:rFonts w:ascii="Aptos Narrow" w:eastAsia="Times New Roman" w:hAnsi="Aptos Narrow" w:cs="Times New Roman"/>
+                <w:color w:val="000000"/>
+                <w:lang w:eastAsia="en-AU"/>
+              </w:rPr>
+              <w:t>Depth (m)</w:t>
+            </w:r>
+          </w:p>
+        </w:tc>
+        <w:tc>
+          <w:tcPr>
+            <w:tcW w:w="428" w:type="pct"/>
+            <w:noWrap/>
+            <w:hideMark/>
+          </w:tcPr>
+          <w:p>
+            <w:pPr>
+              <w:rPr>
+                <w:rFonts w:ascii="Aptos Narrow" w:eastAsia="Times New Roman" w:hAnsi="Aptos Narrow" w:cs="Times New Roman"/>
+                <w:color w:val="000000"/>
+                <w:lang w:eastAsia="en-AU"/>
+              </w:rPr>
+            </w:pPr>
+            <w:r>
+              <w:rPr>
+                <w:rFonts w:ascii="Aptos Narrow" w:eastAsia="Times New Roman" w:hAnsi="Aptos Narrow" w:cs="Times New Roman"/>
+                <w:color w:val="000000"/>
+                <w:lang w:eastAsia="en-AU"/>
+              </w:rPr>
+              <w:t>Quantity</w:t>
+            </w:r>
+          </w:p>
+        </w:tc>
+        <w:tc>
+          <w:tcPr>
+            <w:tcW w:w="394" w:type="pct"/>
+            <w:noWrap/>
+            <w:hideMark/>
+          </w:tcPr>
+          <w:p>
+            <w:pPr>
+              <w:rPr>
+                <w:rFonts w:ascii="Aptos Narrow" w:eastAsia="Times New Roman" w:hAnsi="Aptos Narrow" w:cs="Times New Roman"/>
+                <w:color w:val="000000"/>
+                <w:lang w:eastAsia="en-AU"/>
+              </w:rPr>
+            </w:pPr>
+            <w:r>
+              <w:rPr>
+                <w:rFonts w:ascii="Aptos Narrow" w:eastAsia="Times New Roman" w:hAnsi="Aptos Narrow" w:cs="Times New Roman"/>
+                <w:color w:val="000000"/>
+                <w:lang w:eastAsia="en-AU"/>
+              </w:rPr>
+              <w:t>Total Volume (m³)</w:t>
+            </w:r>
+          </w:p>
+        </w:tc>
+        <w:tc>
+          <w:tcPr>
+            <w:tcW w:w="478" w:type="pct"/>
+            <w:noWrap/>
+            <w:hideMark/>
+          </w:tcPr>
+          <w:p>
+            <w:pPr>
+              <w:rPr>
+                <w:rFonts w:ascii="Aptos Narrow" w:eastAsia="Times New Roman" w:hAnsi="Aptos Narrow" w:cs="Times New Roman"/>
+                <w:color w:val="000000"/>
+                <w:lang w:eastAsia="en-AU"/>
+              </w:rPr>
+            </w:pPr>
+            <w:r>
+              <w:rPr>
+                <w:rFonts w:ascii="Aptos Narrow" w:eastAsia="Times New Roman" w:hAnsi="Aptos Narrow" w:cs="Times New Roman"/>
+                <w:color w:val="000000"/>
+                <w:lang w:eastAsia="en-AU"/>
+              </w:rPr>
+              <w:t>Individual Volume (m³)</w:t>
+            </w:r>
+          </w:p>
+        </w:tc>
+        <w:tc>
+          <w:tcPr>
+            <w:tcW w:w="1809" w:type="pct"/>
+            <w:noWrap/>
+            <w:hideMark/>
+          </w:tcPr>
+          <w:p>
+            <w:pPr>
+              <w:rPr>
+                <w:rFonts w:ascii="Aptos Narrow" w:eastAsia="Times New Roman" w:hAnsi="Aptos Narrow" w:cs="Times New Roman"/>
+                <w:color w:val="000000"/>
+                <w:lang w:eastAsia="en-AU"/>
+              </w:rPr>
+            </w:pPr>
+            <w:r>
+              <w:rPr>
+                <w:rFonts w:ascii="Aptos Narrow" w:eastAsia="Times New Roman" w:hAnsi="Aptos Narrow" w:cs="Times New Roman"/>
+                <w:color w:val="000000"/>
+                <w:lang w:eastAsia="en-AU"/>
+              </w:rPr>
+              <w:t>Worst Case Storm</w:t>
+            </w:r>
+          </w:p>
+        </w:tc>
+        <w:tc>
+          <w:tcPr>
+            <w:tcW w:w="360" w:type="pct"/>
+            <w:noWrap/>
+            <w:hideMark/>
+          </w:tcPr>
+          <w:p>
+            <w:pPr>
+              <w:rPr>
+                <w:rFonts w:ascii="Aptos Narrow" w:eastAsia="Times New Roman" w:hAnsi="Aptos Narrow" w:cs="Times New Roman"/>
+                <w:color w:val="000000"/>
+                <w:lang w:eastAsia="en-AU"/>
+              </w:rPr>
+            </w:pPr>
+            <w:r>
+              <w:rPr>
+                <w:rFonts w:ascii="Aptos Narrow" w:eastAsia="Times New Roman" w:hAnsi="Aptos Narrow" w:cs="Times New Roman"/>
+                <w:color w:val="000000"/>
+                <w:lang w:eastAsia="en-AU"/>
+              </w:rPr>
+              <w:t>Max Water Level (m)</w:t>
+            </w:r>
+          </w:p>
+        </w:tc>
+      </w:tr>
+      <w:tr>
+        <w:trPr>
+          <w:trHeight w:val="276"/>
+        </w:trPr>
+        <w:tc>
+          <w:tcPr>
+            <w:tcW w:w="714" w:type="pct"/>
+            <w:noWrap/>
+            <w:hideMark/>
+          </w:tcPr>
+          <w:p>
+            <w:pPr>
+              <w:rPr>
+                <w:rFonts w:ascii="Aptos Narrow" w:eastAsia="Times New Roman" w:hAnsi="Aptos Narrow" w:cs="Times New Roman"/>
+                <w:color w:val="000000"/>
+                <w:lang w:eastAsia="en-AU"/>
+              </w:rPr>
+            </w:pPr>
+            <w:r>
+              <w:rPr>
+                <w:rFonts w:ascii="Aptos Narrow" w:eastAsia="Times New Roman" w:hAnsi="Aptos Narrow" w:cs="Times New Roman"/>
+                <w:color w:val="000000"/>
+                <w:lang w:eastAsia="en-AU"/>
+              </w:rPr>
+              <w:t xml:space="preserve">4x 1.8m </w:t>
+            </w:r>
+            <w:r>
+              <w:rPr>
+                <w:rFonts w:ascii="Cambria Math" w:eastAsia="Times New Roman" w:hAnsi="Cambria Math" w:cs="Cambria Math"/>
+                <w:color w:val="000000"/>
+                <w:lang w:eastAsia="en-AU"/>
+              </w:rPr>
+              <w:t>⌀</w:t>
+            </w:r>
+            <w:r>
+              <w:rPr>
+                <w:rFonts w:ascii="Aptos Narrow" w:eastAsia="Times New Roman" w:hAnsi="Aptos Narrow" w:cs="Times New Roman"/>
+                <w:color w:val="000000"/>
+                <w:lang w:eastAsia="en-AU"/>
+              </w:rPr>
+              <w:t xml:space="preserve"> x 1.8m deep</w:t>
+            </w:r>
+          </w:p>
+        </w:tc>
+        <w:tc>
+          <w:tcPr>
+            <w:tcW w:w="456" w:type="pct"/>
+            <w:noWrap/>
+            <w:hideMark/>
+          </w:tcPr>
+          <w:p>
+            <w:pPr>
+              <w:jc w:val="right"/>
+              <w:rPr>
+                <w:rFonts w:ascii="Aptos Narrow" w:eastAsia="Times New Roman" w:hAnsi="Aptos Narrow" w:cs="Times New Roman"/>
+                <w:color w:val="000000"/>
+                <w:lang w:eastAsia="en-AU"/>
+              </w:rPr>
+            </w:pPr>
+            <w:r>
+              <w:rPr>
+                <w:rFonts w:ascii="Aptos Narrow" w:eastAsia="Times New Roman" w:hAnsi="Aptos Narrow" w:cs="Times New Roman"/>
+                <w:color w:val="000000"/>
+                <w:lang w:eastAsia="en-AU"/>
+              </w:rPr>
+              <w:t>1.8</w:t>
+            </w:r>
+          </w:p>
+        </w:tc>
+        <w:tc>
+          <w:tcPr>
+            <w:tcW w:w="360" w:type="pct"/>
+            <w:noWrap/>
+            <w:hideMark/>
+          </w:tcPr>
+          <w:p>
+            <w:pPr>
+              <w:jc w:val="right"/>
+              <w:rPr>
+                <w:rFonts w:ascii="Aptos Narrow" w:eastAsia="Times New Roman" w:hAnsi="Aptos Narrow" w:cs="Times New Roman"/>
+                <w:color w:val="000000"/>
+                <w:lang w:eastAsia="en-AU"/>
+              </w:rPr>
+            </w:pPr>
+            <w:r>
+              <w:rPr>
+                <w:rFonts w:ascii="Aptos Narrow" w:eastAsia="Times New Roman" w:hAnsi="Aptos Narrow" w:cs="Times New Roman"/>
+                <w:color w:val="000000"/>
+                <w:lang w:eastAsia="en-AU"/>
+              </w:rPr>
+              <w:t>1.8</w:t>
+            </w:r>
+          </w:p>
+        </w:tc>
+        <w:tc>
+          <w:tcPr>
+            <w:tcW w:w="428" w:type="pct"/>
+            <w:noWrap/>
+            <w:hideMark/>
+          </w:tcPr>
+          <w:p>
+            <w:pPr>
+              <w:jc w:val="right"/>
+              <w:rPr>
+                <w:rFonts w:ascii="Aptos Narrow" w:eastAsia="Times New Roman" w:hAnsi="Aptos Narrow" w:cs="Times New Roman"/>
+                <w:color w:val="000000"/>
+                <w:lang w:eastAsia="en-AU"/>
+              </w:rPr>
+            </w:pPr>
+            <w:r>
+              <w:rPr>
+                <w:rFonts w:ascii="Aptos Narrow" w:eastAsia="Times New Roman" w:hAnsi="Aptos Narrow" w:cs="Times New Roman"/>
+                <w:color w:val="000000"/>
+                <w:lang w:eastAsia="en-AU"/>
+              </w:rPr>
+              <w:t>4</w:t>
+            </w:r>
+          </w:p>
+        </w:tc>
+        <w:tc>
+          <w:tcPr>
+            <w:tcW w:w="394" w:type="pct"/>
+            <w:noWrap/>
+            <w:hideMark/>
+          </w:tcPr>
+          <w:p>
+            <w:pPr>
+              <w:jc w:val="right"/>
+              <w:rPr>
+                <w:rFonts w:ascii="Aptos Narrow" w:eastAsia="Times New Roman" w:hAnsi="Aptos Narrow" w:cs="Times New Roman"/>
+                <w:color w:val="000000"/>
+                <w:lang w:eastAsia="en-AU"/>
+              </w:rPr>
+            </w:pPr>
+            <w:r>
+              <w:rPr>
+                <w:rFonts w:ascii="Aptos Narrow" w:eastAsia="Times New Roman" w:hAnsi="Aptos Narrow" w:cs="Times New Roman"/>
+                <w:color w:val="000000"/>
+                <w:lang w:eastAsia="en-AU"/>
+              </w:rPr>
+              <w:t>18.3</w:t>
+            </w:r>
+          </w:p>
+        </w:tc>
+        <w:tc>
+          <w:tcPr>
+            <w:tcW w:w="478" w:type="pct"/>
+            <w:noWrap/>
+            <w:hideMark/>
+          </w:tcPr>
+          <w:p>
+            <w:pPr>
+              <w:jc w:val="right"/>
+              <w:rPr>
+                <w:rFonts w:ascii="Aptos Narrow" w:eastAsia="Times New Roman" w:hAnsi="Aptos Narrow" w:cs="Times New Roman"/>
+                <w:color w:val="000000"/>
+                <w:lang w:eastAsia="en-AU"/>
+              </w:rPr>
+            </w:pPr>
+            <w:r>
+              <w:rPr>
+                <w:rFonts w:ascii="Aptos Narrow" w:eastAsia="Times New Roman" w:hAnsi="Aptos Narrow" w:cs="Times New Roman"/>
+                <w:color w:val="000000"/>
+                <w:lang w:eastAsia="en-AU"/>
+              </w:rPr>
+              <w:t>4.58</w:t>
+            </w:r>
+          </w:p>
+        </w:tc>
+        <w:tc>
+          <w:tcPr>
+            <w:tcW w:w="1809" w:type="pct"/>
+            <w:noWrap/>
+            <w:hideMark/>
+          </w:tcPr>
+          <w:p>
+            <w:pPr>
+              <w:rPr>
+                <w:rFonts w:ascii="Aptos Narrow" w:eastAsia="Times New Roman" w:hAnsi="Aptos Narrow" w:cs="Times New Roman"/>
+                <w:color w:val="000000"/>
+                <w:lang w:eastAsia="en-AU"/>
+              </w:rPr>
+            </w:pPr>
+            <w:r>
+              <w:rPr>
+                <w:rFonts w:ascii="Aptos Narrow" w:eastAsia="Times New Roman" w:hAnsi="Aptos Narrow" w:cs="Times New Roman"/>
+                <w:color w:val="000000"/>
+                <w:lang w:eastAsia="en-AU"/>
+              </w:rPr>
+              <w:t xml:space="preserve">NF_ILSAX_Catchments_10% AEP, </w:t>
+            </w:r>
+            <w:proofErr w:type="gramStart"/>
+            <w:r>
+              <w:rPr>
+                <w:rFonts w:ascii="Aptos Narrow" w:eastAsia="Times New Roman" w:hAnsi="Aptos Narrow" w:cs="Times New Roman"/>
+                <w:color w:val="000000"/>
+                <w:lang w:eastAsia="en-AU"/>
+              </w:rPr>
+              <w:t>2 hour</w:t>
+            </w:r>
+            <w:proofErr w:type="gramEnd"/>
+            <w:r>
+              <w:rPr>
+                <w:rFonts w:ascii="Aptos Narrow" w:eastAsia="Times New Roman" w:hAnsi="Aptos Narrow" w:cs="Times New Roman"/>
+                <w:color w:val="000000"/>
+                <w:lang w:eastAsia="en-AU"/>
+              </w:rPr>
+              <w:t xml:space="preserve"> burst, Storm 7.ts1</w:t>
+            </w:r>
+          </w:p>
+        </w:tc>
+        <w:tc>
+          <w:tcPr>
+            <w:tcW w:w="360" w:type="pct"/>
+            <w:noWrap/>
+            <w:hideMark/>
+          </w:tcPr>
+          <w:p>
+            <w:pPr>
+              <w:jc w:val="right"/>
+              <w:rPr>
+                <w:rFonts w:ascii="Aptos Narrow" w:eastAsia="Times New Roman" w:hAnsi="Aptos Narrow" w:cs="Times New Roman"/>
+                <w:color w:val="000000"/>
+                <w:lang w:eastAsia="en-AU"/>
+              </w:rPr>
+            </w:pPr>
+            <w:r>
+              <w:rPr>
+                <w:rFonts w:ascii="Aptos Narrow" w:eastAsia="Times New Roman" w:hAnsi="Aptos Narrow" w:cs="Times New Roman"/>
+                <w:color w:val="000000"/>
+                <w:lang w:eastAsia="en-AU"/>
+              </w:rPr>
+              <w:t>1.72</w:t>
+            </w:r>
+          </w:p>
+        </w:tc>
+      </w:tr>
+      <w:tr>
+        <w:trPr>
+          <w:cnfStyle w:val="000000010000" w:firstRow="0" w:lastRow="0" w:firstColumn="0" w:lastColumn="0" w:oddVBand="0" w:evenVBand="0" w:oddHBand="0" w:evenHBand="1" w:firstRowFirstColumn="0" w:firstRowLastColumn="0" w:lastRowFirstColumn="0" w:lastRowLastColumn="0"/>
+          <w:trHeight w:val="276"/>
+        </w:trPr>
+        <w:tc>
+          <w:tcPr>
+            <w:tcW w:w="714" w:type="pct"/>
+            <w:noWrap/>
+            <w:hideMark/>
+          </w:tcPr>
+          <w:p>
+            <w:pPr>
+              <w:rPr>
+                <w:rFonts w:ascii="Aptos Narrow" w:eastAsia="Times New Roman" w:hAnsi="Aptos Narrow" w:cs="Times New Roman"/>
+                <w:color w:val="000000"/>
+                <w:lang w:eastAsia="en-AU"/>
+              </w:rPr>
+            </w:pPr>
+            <w:r>
+              <w:rPr>
+                <w:rFonts w:ascii="Aptos Narrow" w:eastAsia="Times New Roman" w:hAnsi="Aptos Narrow" w:cs="Times New Roman"/>
+                <w:color w:val="000000"/>
+                <w:lang w:eastAsia="en-AU"/>
+              </w:rPr>
+              <w:t xml:space="preserve">5x 1.8m </w:t>
+            </w:r>
+            <w:r>
+              <w:rPr>
+                <w:rFonts w:ascii="Cambria Math" w:eastAsia="Times New Roman" w:hAnsi="Cambria Math" w:cs="Cambria Math"/>
+                <w:color w:val="000000"/>
+                <w:lang w:eastAsia="en-AU"/>
+              </w:rPr>
+              <w:t>⌀</w:t>
+            </w:r>
+            <w:r>
+              <w:rPr>
+                <w:rFonts w:ascii="Aptos Narrow" w:eastAsia="Times New Roman" w:hAnsi="Aptos Narrow" w:cs="Times New Roman"/>
+                <w:color w:val="000000"/>
+                <w:lang w:eastAsia="en-AU"/>
+              </w:rPr>
+              <w:t xml:space="preserve"> x 1.2m deep</w:t>
+            </w:r>
+          </w:p>
+        </w:tc>
+        <w:tc>
+          <w:tcPr>
+            <w:tcW w:w="456" w:type="pct"/>
+            <w:noWrap/>
+            <w:hideMark/>
+          </w:tcPr>
+          <w:p>
+            <w:pPr>
+              <w:jc w:val="right"/>
+              <w:rPr>
+                <w:rFonts w:ascii="Aptos Narrow" w:eastAsia="Times New Roman" w:hAnsi="Aptos Narrow" w:cs="Times New Roman"/>
+                <w:color w:val="000000"/>
+                <w:lang w:eastAsia="en-AU"/>
+              </w:rPr>
+            </w:pPr>
+            <w:r>
+              <w:rPr>
+                <w:rFonts w:ascii="Aptos Narrow" w:eastAsia="Times New Roman" w:hAnsi="Aptos Narrow" w:cs="Times New Roman"/>
+                <w:color w:val="000000"/>
+                <w:lang w:eastAsia="en-AU"/>
+              </w:rPr>
+              <w:t>1.8</w:t>
+            </w:r>
+          </w:p>
+        </w:tc>
+        <w:tc>
+          <w:tcPr>
+            <w:tcW w:w="360" w:type="pct"/>
+            <w:noWrap/>
+            <w:hideMark/>
+          </w:tcPr>
+          <w:p>
+            <w:pPr>
+              <w:jc w:val="right"/>
+              <w:rPr>
+                <w:rFonts w:ascii="Aptos Narrow" w:eastAsia="Times New Roman" w:hAnsi="Aptos Narrow" w:cs="Times New Roman"/>
+                <w:color w:val="000000"/>
+                <w:lang w:eastAsia="en-AU"/>
+              </w:rPr>
+            </w:pPr>
+            <w:r>
+              <w:rPr>
+                <w:rFonts w:ascii="Aptos Narrow" w:eastAsia="Times New Roman" w:hAnsi="Aptos Narrow" w:cs="Times New Roman"/>
+                <w:color w:val="000000"/>
+                <w:lang w:eastAsia="en-AU"/>
+              </w:rPr>
+              <w:t>1.2</w:t>
+            </w:r>
+          </w:p>
+        </w:tc>
+        <w:tc>
+          <w:tcPr>
+            <w:tcW w:w="428" w:type="pct"/>
+            <w:noWrap/>
+            <w:hideMark/>
+          </w:tcPr>
+          <w:p>
+            <w:pPr>
+              <w:jc w:val="right"/>
+              <w:rPr>
+                <w:rFonts w:ascii="Aptos Narrow" w:eastAsia="Times New Roman" w:hAnsi="Aptos Narrow" w:cs="Times New Roman"/>
+                <w:color w:val="000000"/>
+                <w:lang w:eastAsia="en-AU"/>
+              </w:rPr>
+            </w:pPr>
+            <w:r>
+              <w:rPr>
+                <w:rFonts w:ascii="Aptos Narrow" w:eastAsia="Times New Roman" w:hAnsi="Aptos Narrow" w:cs="Times New Roman"/>
+                <w:color w:val="000000"/>
+                <w:lang w:eastAsia="en-AU"/>
+              </w:rPr>
+              <w:t>5</w:t>
+            </w:r>
+          </w:p>
+        </w:tc>
+        <w:tc>
+          <w:tcPr>
+            <w:tcW w:w="394" w:type="pct"/>
+            <w:noWrap/>
+            <w:hideMark/>
+          </w:tcPr>
+          <w:p>
+            <w:pPr>
+              <w:jc w:val="right"/>
+              <w:rPr>
+                <w:rFonts w:ascii="Aptos Narrow" w:eastAsia="Times New Roman" w:hAnsi="Aptos Narrow" w:cs="Times New Roman"/>
+                <w:color w:val="000000"/>
+                <w:lang w:eastAsia="en-AU"/>
+              </w:rPr>
+            </w:pPr>
+            <w:r>
+              <w:rPr>
+                <w:rFonts w:ascii="Aptos Narrow" w:eastAsia="Times New Roman" w:hAnsi="Aptos Narrow" w:cs="Times New Roman"/>
+                <w:color w:val="000000"/>
+                <w:lang w:eastAsia="en-AU"/>
+              </w:rPr>
+              <w:t>15.2</w:t>
+            </w:r>
+          </w:p>
+        </w:tc>
+        <w:tc>
+          <w:tcPr>
+            <w:tcW w:w="478" w:type="pct"/>
+            <w:noWrap/>
+            <w:hideMark/>
+          </w:tcPr>
+          <w:p>
+            <w:pPr>
+              <w:jc w:val="right"/>
+              <w:rPr>
+                <w:rFonts w:ascii="Aptos Narrow" w:eastAsia="Times New Roman" w:hAnsi="Aptos Narrow" w:cs="Times New Roman"/>
+                <w:color w:val="000000"/>
+                <w:lang w:eastAsia="en-AU"/>
+              </w:rPr>
+            </w:pPr>
+            <w:r>
+              <w:rPr>
+                <w:rFonts w:ascii="Aptos Narrow" w:eastAsia="Times New Roman" w:hAnsi="Aptos Narrow" w:cs="Times New Roman"/>
+                <w:color w:val="000000"/>
+                <w:lang w:eastAsia="en-AU"/>
+              </w:rPr>
+              <w:t>3.05</w:t>
+            </w:r>
+          </w:p>
+        </w:tc>
+        <w:tc>
+          <w:tcPr>
+            <w:tcW w:w="1809" w:type="pct"/>
+            <w:noWrap/>
+            <w:hideMark/>
+          </w:tcPr>
+          <w:p>
+            <w:pPr>
+              <w:rPr>
+                <w:rFonts w:ascii="Aptos Narrow" w:eastAsia="Times New Roman" w:hAnsi="Aptos Narrow" w:cs="Times New Roman"/>
+                <w:color w:val="000000"/>
+                <w:lang w:eastAsia="en-AU"/>
+              </w:rPr>
+            </w:pPr>
+            <w:r>
+              <w:rPr>
+                <w:rFonts w:ascii="Aptos Narrow" w:eastAsia="Times New Roman" w:hAnsi="Aptos Narrow" w:cs="Times New Roman"/>
+                <w:color w:val="000000"/>
+                <w:lang w:eastAsia="en-AU"/>
+              </w:rPr>
+              <w:t xml:space="preserve">NF_ILSAX_Catchments_10% AEP, </w:t>
+            </w:r>
+            <w:proofErr w:type="gramStart"/>
+            <w:r>
+              <w:rPr>
+                <w:rFonts w:ascii="Aptos Narrow" w:eastAsia="Times New Roman" w:hAnsi="Aptos Narrow" w:cs="Times New Roman"/>
+                <w:color w:val="000000"/>
+                <w:lang w:eastAsia="en-AU"/>
+              </w:rPr>
+              <w:t>4.5 hour</w:t>
+            </w:r>
+            <w:proofErr w:type="gramEnd"/>
+            <w:r>
+              <w:rPr>
+                <w:rFonts w:ascii="Aptos Narrow" w:eastAsia="Times New Roman" w:hAnsi="Aptos Narrow" w:cs="Times New Roman"/>
+                <w:color w:val="000000"/>
+                <w:lang w:eastAsia="en-AU"/>
+              </w:rPr>
+              <w:t xml:space="preserve"> burst, Storm 4.ts1</w:t>
+            </w:r>
+          </w:p>
+        </w:tc>
+        <w:tc>
+          <w:tcPr>
+            <w:tcW w:w="360" w:type="pct"/>
+            <w:noWrap/>
+            <w:hideMark/>
+          </w:tcPr>
+          <w:p>
+            <w:pPr>
+              <w:jc w:val="right"/>
+              <w:rPr>
+                <w:rFonts w:ascii="Aptos Narrow" w:eastAsia="Times New Roman" w:hAnsi="Aptos Narrow" w:cs="Times New Roman"/>
+                <w:color w:val="000000"/>
+                <w:lang w:eastAsia="en-AU"/>
+              </w:rPr>
+            </w:pPr>
+            <w:r>
+              <w:rPr>
+                <w:rFonts w:ascii="Aptos Narrow" w:eastAsia="Times New Roman" w:hAnsi="Aptos Narrow" w:cs="Times New Roman"/>
+                <w:color w:val="000000"/>
+                <w:lang w:eastAsia="en-AU"/>
+              </w:rPr>
+              <w:t>1.17</w:t>
+            </w:r>
+          </w:p>
+        </w:tc>
+      </w:tr>
+      <w:tr>
+        <w:trPr>
+          <w:trHeight w:val="276"/>
+        </w:trPr>
+        <w:tc>
+          <w:tcPr>
+            <w:tcW w:w="714" w:type="pct"/>
+            <w:noWrap/>
+            <w:hideMark/>
+          </w:tcPr>
+          <w:p>
+            <w:pPr>
+              <w:rPr>
+                <w:rFonts w:ascii="Aptos Narrow" w:eastAsia="Times New Roman" w:hAnsi="Aptos Narrow" w:cs="Times New Roman"/>
+                <w:color w:val="000000"/>
+                <w:lang w:eastAsia="en-AU"/>
+              </w:rPr>
+            </w:pPr>
+            <w:r>
+              <w:rPr>
+                <w:rFonts w:ascii="Aptos Narrow" w:eastAsia="Times New Roman" w:hAnsi="Aptos Narrow" w:cs="Times New Roman"/>
+                <w:color w:val="000000"/>
+                <w:lang w:eastAsia="en-AU"/>
+              </w:rPr>
+              <w:t xml:space="preserve">5x 1.8m </w:t>
+            </w:r>
+            <w:r>
+              <w:rPr>
+                <w:rFonts w:ascii="Cambria Math" w:eastAsia="Times New Roman" w:hAnsi="Cambria Math" w:cs="Cambria Math"/>
+                <w:color w:val="000000"/>
+                <w:lang w:eastAsia="en-AU"/>
+              </w:rPr>
+              <w:t>⌀</w:t>
+            </w:r>
+            <w:r>
+              <w:rPr>
+                <w:rFonts w:ascii="Aptos Narrow" w:eastAsia="Times New Roman" w:hAnsi="Aptos Narrow" w:cs="Times New Roman"/>
+                <w:color w:val="000000"/>
+                <w:lang w:eastAsia="en-AU"/>
+              </w:rPr>
+              <w:t xml:space="preserve"> x 1.5m deep</w:t>
+            </w:r>
+          </w:p>
+        </w:tc>
+        <w:tc>
+          <w:tcPr>
+            <w:tcW w:w="456" w:type="pct"/>
+            <w:noWrap/>
+            <w:hideMark/>
+          </w:tcPr>
+          <w:p>
+            <w:pPr>
+              <w:jc w:val="right"/>
+              <w:rPr>
+                <w:rFonts w:ascii="Aptos Narrow" w:eastAsia="Times New Roman" w:hAnsi="Aptos Narrow" w:cs="Times New Roman"/>
+                <w:color w:val="000000"/>
+                <w:lang w:eastAsia="en-AU"/>
+              </w:rPr>
+            </w:pPr>
+            <w:r>
+              <w:rPr>
+                <w:rFonts w:ascii="Aptos Narrow" w:eastAsia="Times New Roman" w:hAnsi="Aptos Narrow" w:cs="Times New Roman"/>
+                <w:color w:val="000000"/>
+                <w:lang w:eastAsia="en-AU"/>
+              </w:rPr>
+              <w:t>1.8</w:t>
+            </w:r>
+          </w:p>
+        </w:tc>
+        <w:tc>
+          <w:tcPr>
+            <w:tcW w:w="360" w:type="pct"/>
+            <w:noWrap/>
+            <w:hideMark/>
+          </w:tcPr>
+          <w:p>
+            <w:pPr>
+              <w:jc w:val="right"/>
+              <w:rPr>
+                <w:rFonts w:ascii="Aptos Narrow" w:eastAsia="Times New Roman" w:hAnsi="Aptos Narrow" w:cs="Times New Roman"/>
+                <w:color w:val="000000"/>
+                <w:lang w:eastAsia="en-AU"/>
+              </w:rPr>
+            </w:pPr>
+            <w:r>
+              <w:rPr>
+                <w:rFonts w:ascii="Aptos Narrow" w:eastAsia="Times New Roman" w:hAnsi="Aptos Narrow" w:cs="Times New Roman"/>
+                <w:color w:val="000000"/>
+                <w:lang w:eastAsia="en-AU"/>
+              </w:rPr>
+              <w:t>1.5</w:t>
+            </w:r>
+          </w:p>
+        </w:tc>
+        <w:tc>
+          <w:tcPr>
+            <w:tcW w:w="428" w:type="pct"/>
+            <w:noWrap/>
+            <w:hideMark/>
+          </w:tcPr>
+          <w:p>
+            <w:pPr>
+              <w:jc w:val="right"/>
+              <w:rPr>
+                <w:rFonts w:ascii="Aptos Narrow" w:eastAsia="Times New Roman" w:hAnsi="Aptos Narrow" w:cs="Times New Roman"/>
+                <w:color w:val="000000"/>
+                <w:lang w:eastAsia="en-AU"/>
+              </w:rPr>
+            </w:pPr>
+            <w:r>
+              <w:rPr>
+                <w:rFonts w:ascii="Aptos Narrow" w:eastAsia="Times New Roman" w:hAnsi="Aptos Narrow" w:cs="Times New Roman"/>
+                <w:color w:val="000000"/>
+                <w:lang w:eastAsia="en-AU"/>
+              </w:rPr>
+              <w:t>5</w:t>
+            </w:r>
+          </w:p>
+        </w:tc>
+        <w:tc>
+          <w:tcPr>
+            <w:tcW w:w="394" w:type="pct"/>
+            <w:noWrap/>
+            <w:hideMark/>
+          </w:tcPr>
+          <w:p>
+            <w:pPr>
+              <w:jc w:val="right"/>
+              <w:rPr>
+                <w:rFonts w:ascii="Aptos Narrow" w:eastAsia="Times New Roman" w:hAnsi="Aptos Narrow" w:cs="Times New Roman"/>
+                <w:color w:val="000000"/>
+                <w:lang w:eastAsia="en-AU"/>
+              </w:rPr>
+            </w:pPr>
+            <w:r>
+              <w:rPr>
+                <w:rFonts w:ascii="Aptos Narrow" w:eastAsia="Times New Roman" w:hAnsi="Aptos Narrow" w:cs="Times New Roman"/>
+                <w:color w:val="000000"/>
+                <w:lang w:eastAsia="en-AU"/>
+              </w:rPr>
+              <w:t>19.1</w:t>
+            </w:r>
+          </w:p>
+        </w:tc>
+        <w:tc>
+          <w:tcPr>
+            <w:tcW w:w="478" w:type="pct"/>
+            <w:noWrap/>
+            <w:hideMark/>
+          </w:tcPr>
+          <w:p>
+            <w:pPr>
+              <w:jc w:val="right"/>
+              <w:rPr>
+                <w:rFonts w:ascii="Aptos Narrow" w:eastAsia="Times New Roman" w:hAnsi="Aptos Narrow" w:cs="Times New Roman"/>
+                <w:color w:val="000000"/>
+                <w:lang w:eastAsia="en-AU"/>
+              </w:rPr>
+            </w:pPr>
+            <w:r>
+              <w:rPr>
+                <w:rFonts w:ascii="Aptos Narrow" w:eastAsia="Times New Roman" w:hAnsi="Aptos Narrow" w:cs="Times New Roman"/>
+                <w:color w:val="000000"/>
+                <w:lang w:eastAsia="en-AU"/>
+              </w:rPr>
+              <w:t>3.82</w:t>
+            </w:r>
+          </w:p>
+        </w:tc>
+        <w:tc>
+          <w:tcPr>
+            <w:tcW w:w="1809" w:type="pct"/>
+            <w:noWrap/>
+            <w:hideMark/>
+          </w:tcPr>
+          <w:p>
+            <w:pPr>
+              <w:rPr>
+                <w:rFonts w:ascii="Aptos Narrow" w:eastAsia="Times New Roman" w:hAnsi="Aptos Narrow" w:cs="Times New Roman"/>
+                <w:color w:val="000000"/>
+                <w:lang w:eastAsia="en-AU"/>
+              </w:rPr>
+            </w:pPr>
+            <w:r>
+              <w:rPr>
+                <w:rFonts w:ascii="Aptos Narrow" w:eastAsia="Times New Roman" w:hAnsi="Aptos Narrow" w:cs="Times New Roman"/>
+                <w:color w:val="000000"/>
+                <w:lang w:eastAsia="en-AU"/>
+              </w:rPr>
+              <w:t xml:space="preserve">NF_ILSAX_Catchments_10% AEP, </w:t>
+            </w:r>
+            <w:proofErr w:type="gramStart"/>
+            <w:r>
+              <w:rPr>
+                <w:rFonts w:ascii="Aptos Narrow" w:eastAsia="Times New Roman" w:hAnsi="Aptos Narrow" w:cs="Times New Roman"/>
+                <w:color w:val="000000"/>
+                <w:lang w:eastAsia="en-AU"/>
+              </w:rPr>
+              <w:t>2 hour</w:t>
+            </w:r>
+            <w:proofErr w:type="gramEnd"/>
+            <w:r>
+              <w:rPr>
+                <w:rFonts w:ascii="Aptos Narrow" w:eastAsia="Times New Roman" w:hAnsi="Aptos Narrow" w:cs="Times New Roman"/>
+                <w:color w:val="000000"/>
+                <w:lang w:eastAsia="en-AU"/>
+              </w:rPr>
+              <w:t xml:space="preserve"> burst, Storm 7.ts1</w:t>
+            </w:r>
+          </w:p>
+        </w:tc>
+        <w:tc>
+          <w:tcPr>
+            <w:tcW w:w="360" w:type="pct"/>
+            <w:noWrap/>
+            <w:hideMark/>
+          </w:tcPr>
+          <w:p>
+            <w:pPr>
+              <w:jc w:val="right"/>
+              <w:rPr>
+                <w:rFonts w:ascii="Aptos Narrow" w:eastAsia="Times New Roman" w:hAnsi="Aptos Narrow" w:cs="Times New Roman"/>
+                <w:color w:val="000000"/>
+                <w:lang w:eastAsia="en-AU"/>
+              </w:rPr>
+            </w:pPr>
+            <w:r>
+              <w:rPr>
+                <w:rFonts w:ascii="Aptos Narrow" w:eastAsia="Times New Roman" w:hAnsi="Aptos Narrow" w:cs="Times New Roman"/>
+                <w:color w:val="000000"/>
+                <w:lang w:eastAsia="en-AU"/>
+              </w:rPr>
+              <w:t>1.29</w:t>
+            </w:r>
+          </w:p>
+        </w:tc>
+      </w:tr>
+      <w:tr>
+        <w:trPr>
+          <w:cnfStyle w:val="000000010000" w:firstRow="0" w:lastRow="0" w:firstColumn="0" w:lastColumn="0" w:oddVBand="0" w:evenVBand="0" w:oddHBand="0" w:evenHBand="1" w:firstRowFirstColumn="0" w:firstRowLastColumn="0" w:lastRowFirstColumn="0" w:lastRowLastColumn="0"/>
+          <w:trHeight w:val="276"/>
+        </w:trPr>
+        <w:tc>
+          <w:tcPr>
+            <w:tcW w:w="714" w:type="pct"/>
+            <w:noWrap/>
+            <w:hideMark/>
+          </w:tcPr>
+          <w:p>
+            <w:pPr>
+              <w:rPr>
+                <w:rFonts w:ascii="Aptos Narrow" w:eastAsia="Times New Roman" w:hAnsi="Aptos Narrow" w:cs="Times New Roman"/>
+                <w:color w:val="000000"/>
+                <w:lang w:eastAsia="en-AU"/>
+              </w:rPr>
+            </w:pPr>
+            <w:r>
+              <w:rPr>
+                <w:rFonts w:ascii="Aptos Narrow" w:eastAsia="Times New Roman" w:hAnsi="Aptos Narrow" w:cs="Times New Roman"/>
+                <w:color w:val="000000"/>
+                <w:lang w:eastAsia="en-AU"/>
+              </w:rPr>
+              <w:t xml:space="preserve">6x 1.8m </w:t>
+            </w:r>
+            <w:r>
+              <w:rPr>
+                <w:rFonts w:ascii="Cambria Math" w:eastAsia="Times New Roman" w:hAnsi="Cambria Math" w:cs="Cambria Math"/>
+                <w:color w:val="000000"/>
+                <w:lang w:eastAsia="en-AU"/>
+              </w:rPr>
+              <w:t>⌀</w:t>
+            </w:r>
+            <w:r>
+              <w:rPr>
+                <w:rFonts w:ascii="Aptos Narrow" w:eastAsia="Times New Roman" w:hAnsi="Aptos Narrow" w:cs="Times New Roman"/>
+                <w:color w:val="000000"/>
+                <w:lang w:eastAsia="en-AU"/>
+              </w:rPr>
+              <w:t xml:space="preserve"> x 0.9m deep</w:t>
+            </w:r>
+          </w:p>
+        </w:tc>
+        <w:tc>
+          <w:tcPr>
+            <w:tcW w:w="456" w:type="pct"/>
+            <w:noWrap/>
+            <w:hideMark/>
+          </w:tcPr>
+          <w:p>
+            <w:pPr>
+              <w:jc w:val="right"/>
+              <w:rPr>
+                <w:rFonts w:ascii="Aptos Narrow" w:eastAsia="Times New Roman" w:hAnsi="Aptos Narrow" w:cs="Times New Roman"/>
+                <w:color w:val="000000"/>
+                <w:lang w:eastAsia="en-AU"/>
+              </w:rPr>
+            </w:pPr>
+            <w:r>
+              <w:rPr>
+                <w:rFonts w:ascii="Aptos Narrow" w:eastAsia="Times New Roman" w:hAnsi="Aptos Narrow" w:cs="Times New Roman"/>
+                <w:color w:val="000000"/>
+                <w:lang w:eastAsia="en-AU"/>
+              </w:rPr>
+              <w:t>1.8</w:t>
+            </w:r>
+          </w:p>
+        </w:tc>
+        <w:tc>
+          <w:tcPr>
+            <w:tcW w:w="360" w:type="pct"/>
+            <w:noWrap/>
+            <w:hideMark/>
+          </w:tcPr>
+          <w:p>
+            <w:pPr>
+              <w:jc w:val="right"/>
+              <w:rPr>
+                <w:rFonts w:ascii="Aptos Narrow" w:eastAsia="Times New Roman" w:hAnsi="Aptos Narrow" w:cs="Times New Roman"/>
+                <w:color w:val="000000"/>
+                <w:lang w:eastAsia="en-AU"/>
+              </w:rPr>
+            </w:pPr>
+            <w:r>
+              <w:rPr>
+                <w:rFonts w:ascii="Aptos Narrow" w:eastAsia="Times New Roman" w:hAnsi="Aptos Narrow" w:cs="Times New Roman"/>
+                <w:color w:val="000000"/>
+                <w:lang w:eastAsia="en-AU"/>
+              </w:rPr>
+              <w:t>0.9</w:t>
+            </w:r>
+          </w:p>
+        </w:tc>
+        <w:tc>
+          <w:tcPr>
+            <w:tcW w:w="428" w:type="pct"/>
+            <w:noWrap/>
+            <w:hideMark/>
+          </w:tcPr>
+          <w:p>
+            <w:pPr>
+              <w:jc w:val="right"/>
+              <w:rPr>
+                <w:rFonts w:ascii="Aptos Narrow" w:eastAsia="Times New Roman" w:hAnsi="Aptos Narrow" w:cs="Times New Roman"/>
+                <w:color w:val="000000"/>
+                <w:lang w:eastAsia="en-AU"/>
+              </w:rPr>
+            </w:pPr>
+            <w:r>
+              <w:rPr>
+                <w:rFonts w:ascii="Aptos Narrow" w:eastAsia="Times New Roman" w:hAnsi="Aptos Narrow" w:cs="Times New Roman"/>
+                <w:color w:val="000000"/>
+                <w:lang w:eastAsia="en-AU"/>
+              </w:rPr>
+              <w:t>6</w:t>
+            </w:r>
+          </w:p>
+        </w:tc>
+        <w:tc>
+          <w:tcPr>
+            <w:tcW w:w="394" w:type="pct"/>
+            <w:noWrap/>
+            <w:hideMark/>
+          </w:tcPr>
+          <w:p>
+            <w:pPr>
+              <w:jc w:val="right"/>
+              <w:rPr>
+                <w:rFonts w:ascii="Aptos Narrow" w:eastAsia="Times New Roman" w:hAnsi="Aptos Narrow" w:cs="Times New Roman"/>
+                <w:color w:val="000000"/>
+                <w:lang w:eastAsia="en-AU"/>
+              </w:rPr>
+            </w:pPr>
+            <w:r>
+              <w:rPr>
+                <w:rFonts w:ascii="Aptos Narrow" w:eastAsia="Times New Roman" w:hAnsi="Aptos Narrow" w:cs="Times New Roman"/>
+                <w:color w:val="000000"/>
+                <w:lang w:eastAsia="en-AU"/>
+              </w:rPr>
+              <w:t>13.1</w:t>
+            </w:r>
+          </w:p>
+        </w:tc>
+        <w:tc>
+          <w:tcPr>
+            <w:tcW w:w="478" w:type="pct"/>
+            <w:noWrap/>
+            <w:hideMark/>
+          </w:tcPr>
+          <w:p>
+            <w:pPr>
+              <w:jc w:val="right"/>
+              <w:rPr>
+                <w:rFonts w:ascii="Aptos Narrow" w:eastAsia="Times New Roman" w:hAnsi="Aptos Narrow" w:cs="Times New Roman"/>
+                <w:color w:val="000000"/>
+                <w:lang w:eastAsia="en-AU"/>
+              </w:rPr>
+            </w:pPr>
+            <w:r>
+              <w:rPr>
+                <w:rFonts w:ascii="Aptos Narrow" w:eastAsia="Times New Roman" w:hAnsi="Aptos Narrow" w:cs="Times New Roman"/>
+                <w:color w:val="000000"/>
+                <w:lang w:eastAsia="en-AU"/>
+              </w:rPr>
+              <w:t>2.19</w:t>
+            </w:r>
+          </w:p>
+        </w:tc>
+        <w:tc>
+          <w:tcPr>
+            <w:tcW w:w="1809" w:type="pct"/>
+            <w:noWrap/>
+            <w:hideMark/>
+          </w:tcPr>
+          <w:p>
+            <w:pPr>
+              <w:rPr>
+                <w:rFonts w:ascii="Aptos Narrow" w:eastAsia="Times New Roman" w:hAnsi="Aptos Narrow" w:cs="Times New Roman"/>
+                <w:color w:val="000000"/>
+                <w:lang w:eastAsia="en-AU"/>
+              </w:rPr>
+            </w:pPr>
+            <w:r>
+              <w:rPr>
+                <w:rFonts w:ascii="Aptos Narrow" w:eastAsia="Times New Roman" w:hAnsi="Aptos Narrow" w:cs="Times New Roman"/>
+                <w:color w:val="000000"/>
+                <w:lang w:eastAsia="en-AU"/>
+              </w:rPr>
+              <w:t xml:space="preserve">NF_ILSAX_Catchments_10% AEP, </w:t>
+            </w:r>
+            <w:proofErr w:type="gramStart"/>
+            <w:r>
+              <w:rPr>
+                <w:rFonts w:ascii="Aptos Narrow" w:eastAsia="Times New Roman" w:hAnsi="Aptos Narrow" w:cs="Times New Roman"/>
+                <w:color w:val="000000"/>
+                <w:lang w:eastAsia="en-AU"/>
+              </w:rPr>
+              <w:t>3 hour</w:t>
+            </w:r>
+            <w:proofErr w:type="gramEnd"/>
+            <w:r>
+              <w:rPr>
+                <w:rFonts w:ascii="Aptos Narrow" w:eastAsia="Times New Roman" w:hAnsi="Aptos Narrow" w:cs="Times New Roman"/>
+                <w:color w:val="000000"/>
+                <w:lang w:eastAsia="en-AU"/>
+              </w:rPr>
+              <w:t xml:space="preserve"> burst, Storm 3.ts1</w:t>
+            </w:r>
+          </w:p>
+        </w:tc>
+        <w:tc>
+          <w:tcPr>
+            <w:tcW w:w="360" w:type="pct"/>
+            <w:noWrap/>
+            <w:hideMark/>
+          </w:tcPr>
+          <w:p>
+            <w:pPr>
+              <w:jc w:val="right"/>
+              <w:rPr>
+                <w:rFonts w:ascii="Aptos Narrow" w:eastAsia="Times New Roman" w:hAnsi="Aptos Narrow" w:cs="Times New Roman"/>
+                <w:color w:val="000000"/>
+                <w:lang w:eastAsia="en-AU"/>
+              </w:rPr>
+            </w:pPr>
+            <w:r>
+              <w:rPr>
+                <w:rFonts w:ascii="Aptos Narrow" w:eastAsia="Times New Roman" w:hAnsi="Aptos Narrow" w:cs="Times New Roman"/>
+                <w:color w:val="000000"/>
+                <w:lang w:eastAsia="en-AU"/>
+              </w:rPr>
+              <w:t>0.87</w:t>
+            </w:r>
+          </w:p>
+        </w:tc>
+      </w:tr>
+      <w:tr>
+        <w:trPr>
+          <w:trHeight w:val="276"/>
+        </w:trPr>
+        <w:tc>
+          <w:tcPr>
+            <w:tcW w:w="714" w:type="pct"/>
+            <w:noWrap/>
+            <w:hideMark/>
+          </w:tcPr>
+          <w:p>
+            <w:pPr>
+              <w:rPr>
+                <w:rFonts w:ascii="Aptos Narrow" w:eastAsia="Times New Roman" w:hAnsi="Aptos Narrow" w:cs="Times New Roman"/>
+                <w:color w:val="000000"/>
+                <w:lang w:eastAsia="en-AU"/>
+              </w:rPr>
+            </w:pPr>
+            <w:r>
+              <w:rPr>
+                <w:rFonts w:ascii="Aptos Narrow" w:eastAsia="Times New Roman" w:hAnsi="Aptos Narrow" w:cs="Times New Roman"/>
+                <w:color w:val="000000"/>
+                <w:lang w:eastAsia="en-AU"/>
+              </w:rPr>
+              <w:t xml:space="preserve">7x 1.5m </w:t>
+            </w:r>
+            <w:r>
+              <w:rPr>
+                <w:rFonts w:ascii="Cambria Math" w:eastAsia="Times New Roman" w:hAnsi="Cambria Math" w:cs="Cambria Math"/>
+                <w:color w:val="000000"/>
+                <w:lang w:eastAsia="en-AU"/>
+              </w:rPr>
+              <w:t>⌀</w:t>
+            </w:r>
+            <w:r>
+              <w:rPr>
+                <w:rFonts w:ascii="Aptos Narrow" w:eastAsia="Times New Roman" w:hAnsi="Aptos Narrow" w:cs="Times New Roman"/>
+                <w:color w:val="000000"/>
+                <w:lang w:eastAsia="en-AU"/>
+              </w:rPr>
+              <w:t xml:space="preserve"> x 1.5m deep</w:t>
+            </w:r>
+          </w:p>
+        </w:tc>
+        <w:tc>
+          <w:tcPr>
+            <w:tcW w:w="456" w:type="pct"/>
+            <w:noWrap/>
+            <w:hideMark/>
+          </w:tcPr>
+          <w:p>
+            <w:pPr>
+              <w:jc w:val="right"/>
+              <w:rPr>
+                <w:rFonts w:ascii="Aptos Narrow" w:eastAsia="Times New Roman" w:hAnsi="Aptos Narrow" w:cs="Times New Roman"/>
+                <w:color w:val="000000"/>
+                <w:lang w:eastAsia="en-AU"/>
+              </w:rPr>
+            </w:pPr>
+            <w:r>
+              <w:rPr>
+                <w:rFonts w:ascii="Aptos Narrow" w:eastAsia="Times New Roman" w:hAnsi="Aptos Narrow" w:cs="Times New Roman"/>
+                <w:color w:val="000000"/>
+                <w:lang w:eastAsia="en-AU"/>
+              </w:rPr>
+              <w:t>1.5</w:t>
+            </w:r>
+          </w:p>
+        </w:tc>
+        <w:tc>
+          <w:tcPr>
+            <w:tcW w:w="360" w:type="pct"/>
+            <w:noWrap/>
+            <w:hideMark/>
+          </w:tcPr>
+          <w:p>
+            <w:pPr>
+              <w:jc w:val="right"/>
+              <w:rPr>
+                <w:rFonts w:ascii="Aptos Narrow" w:eastAsia="Times New Roman" w:hAnsi="Aptos Narrow" w:cs="Times New Roman"/>
+                <w:color w:val="000000"/>
+                <w:lang w:eastAsia="en-AU"/>
+              </w:rPr>
+            </w:pPr>
+            <w:r>
+              <w:rPr>
+                <w:rFonts w:ascii="Aptos Narrow" w:eastAsia="Times New Roman" w:hAnsi="Aptos Narrow" w:cs="Times New Roman"/>
+                <w:color w:val="000000"/>
+                <w:lang w:eastAsia="en-AU"/>
+              </w:rPr>
+              <w:t>1.5</w:t>
+            </w:r>
+          </w:p>
+        </w:tc>
+        <w:tc>
+          <w:tcPr>
+            <w:tcW w:w="428" w:type="pct"/>
+            <w:noWrap/>
+            <w:hideMark/>
+          </w:tcPr>
+          <w:p>
+            <w:pPr>
+              <w:jc w:val="right"/>
+              <w:rPr>
+                <w:rFonts w:ascii="Aptos Narrow" w:eastAsia="Times New Roman" w:hAnsi="Aptos Narrow" w:cs="Times New Roman"/>
+                <w:color w:val="000000"/>
+                <w:lang w:eastAsia="en-AU"/>
+              </w:rPr>
+            </w:pPr>
+            <w:r>
+              <w:rPr>
+                <w:rFonts w:ascii="Aptos Narrow" w:eastAsia="Times New Roman" w:hAnsi="Aptos Narrow" w:cs="Times New Roman"/>
+                <w:color w:val="000000"/>
+                <w:lang w:eastAsia="en-AU"/>
+              </w:rPr>
+              <w:t>7</w:t>
+            </w:r>
+          </w:p>
+        </w:tc>
+        <w:tc>
+          <w:tcPr>
+            <w:tcW w:w="394" w:type="pct"/>
+            <w:noWrap/>
+            <w:hideMark/>
+          </w:tcPr>
+          <w:p>
+            <w:pPr>
+              <w:jc w:val="right"/>
+              <w:rPr>
+                <w:rFonts w:ascii="Aptos Narrow" w:eastAsia="Times New Roman" w:hAnsi="Aptos Narrow" w:cs="Times New Roman"/>
+                <w:color w:val="000000"/>
+                <w:lang w:eastAsia="en-AU"/>
+              </w:rPr>
+            </w:pPr>
+            <w:r>
+              <w:rPr>
+                <w:rFonts w:ascii="Aptos Narrow" w:eastAsia="Times New Roman" w:hAnsi="Aptos Narrow" w:cs="Times New Roman"/>
+                <w:color w:val="000000"/>
+                <w:lang w:eastAsia="en-AU"/>
+              </w:rPr>
+              <w:t>17.9</w:t>
+            </w:r>
+          </w:p>
+        </w:tc>
+        <w:tc>
+          <w:tcPr>
+            <w:tcW w:w="478" w:type="pct"/>
+            <w:noWrap/>
+            <w:hideMark/>
+          </w:tcPr>
+          <w:p>
+            <w:pPr>
+              <w:jc w:val="right"/>
+              <w:rPr>
+                <w:rFonts w:ascii="Aptos Narrow" w:eastAsia="Times New Roman" w:hAnsi="Aptos Narrow" w:cs="Times New Roman"/>
+                <w:color w:val="000000"/>
+                <w:lang w:eastAsia="en-AU"/>
+              </w:rPr>
+            </w:pPr>
+            <w:r>
+              <w:rPr>
+                <w:rFonts w:ascii="Aptos Narrow" w:eastAsia="Times New Roman" w:hAnsi="Aptos Narrow" w:cs="Times New Roman"/>
+                <w:color w:val="000000"/>
+                <w:lang w:eastAsia="en-AU"/>
+              </w:rPr>
+              <w:t>2.56</w:t>
+            </w:r>
+          </w:p>
+        </w:tc>
+        <w:tc>
+          <w:tcPr>
+            <w:tcW w:w="1809" w:type="pct"/>
+            <w:noWrap/>
+            <w:hideMark/>
+          </w:tcPr>
+          <w:p>
+            <w:pPr>
+              <w:rPr>
+                <w:rFonts w:ascii="Aptos Narrow" w:eastAsia="Times New Roman" w:hAnsi="Aptos Narrow" w:cs="Times New Roman"/>
+                <w:color w:val="000000"/>
+                <w:lang w:eastAsia="en-AU"/>
+              </w:rPr>
+            </w:pPr>
+            <w:r>
+              <w:rPr>
+                <w:rFonts w:ascii="Aptos Narrow" w:eastAsia="Times New Roman" w:hAnsi="Aptos Narrow" w:cs="Times New Roman"/>
+                <w:color w:val="000000"/>
+                <w:lang w:eastAsia="en-AU"/>
+              </w:rPr>
+              <w:t xml:space="preserve">NF_ILSAX_Catchments_10% AEP, </w:t>
+            </w:r>
+            <w:proofErr w:type="gramStart"/>
+            <w:r>
+              <w:rPr>
+                <w:rFonts w:ascii="Aptos Narrow" w:eastAsia="Times New Roman" w:hAnsi="Aptos Narrow" w:cs="Times New Roman"/>
+                <w:color w:val="000000"/>
+                <w:lang w:eastAsia="en-AU"/>
+              </w:rPr>
+              <w:t>2 hour</w:t>
+            </w:r>
+            <w:proofErr w:type="gramEnd"/>
+            <w:r>
+              <w:rPr>
+                <w:rFonts w:ascii="Aptos Narrow" w:eastAsia="Times New Roman" w:hAnsi="Aptos Narrow" w:cs="Times New Roman"/>
+                <w:color w:val="000000"/>
+                <w:lang w:eastAsia="en-AU"/>
+              </w:rPr>
+              <w:t xml:space="preserve"> burst, Storm 7.ts1</w:t>
+            </w:r>
+          </w:p>
+        </w:tc>
+        <w:tc>
+          <w:tcPr>
+            <w:tcW w:w="360" w:type="pct"/>
+            <w:noWrap/>
+            <w:hideMark/>
+          </w:tcPr>
+          <w:p>
+            <w:pPr>
+              <w:jc w:val="right"/>
+              <w:rPr>
+                <w:rFonts w:ascii="Aptos Narrow" w:eastAsia="Times New Roman" w:hAnsi="Aptos Narrow" w:cs="Times New Roman"/>
+                <w:color w:val="000000"/>
+                <w:lang w:eastAsia="en-AU"/>
+              </w:rPr>
+            </w:pPr>
+            <w:r>
+              <w:rPr>
+                <w:rFonts w:ascii="Aptos Narrow" w:eastAsia="Times New Roman" w:hAnsi="Aptos Narrow" w:cs="Times New Roman"/>
+                <w:color w:val="000000"/>
+                <w:lang w:eastAsia="en-AU"/>
+              </w:rPr>
+              <w:t>1.33</w:t>
+            </w:r>
+          </w:p>
+        </w:tc>
+      </w:tr>
+      <w:tr>
+        <w:trPr>
+          <w:cnfStyle w:val="000000010000" w:firstRow="0" w:lastRow="0" w:firstColumn="0" w:lastColumn="0" w:oddVBand="0" w:evenVBand="0" w:oddHBand="0" w:evenHBand="1" w:firstRowFirstColumn="0" w:firstRowLastColumn="0" w:lastRowFirstColumn="0" w:lastRowLastColumn="0"/>
+          <w:trHeight w:val="276"/>
+        </w:trPr>
+        <w:tc>
+          <w:tcPr>
+            <w:tcW w:w="714" w:type="pct"/>
+            <w:noWrap/>
+            <w:hideMark/>
+          </w:tcPr>
+          <w:p>
+            <w:pPr>
+              <w:rPr>
+                <w:rFonts w:ascii="Aptos Narrow" w:eastAsia="Times New Roman" w:hAnsi="Aptos Narrow" w:cs="Times New Roman"/>
+                <w:color w:val="000000"/>
+                <w:lang w:eastAsia="en-AU"/>
+              </w:rPr>
+            </w:pPr>
+            <w:r>
+              <w:rPr>
+                <w:rFonts w:ascii="Aptos Narrow" w:eastAsia="Times New Roman" w:hAnsi="Aptos Narrow" w:cs="Times New Roman"/>
+                <w:color w:val="000000"/>
+                <w:lang w:eastAsia="en-AU"/>
+              </w:rPr>
+              <w:t xml:space="preserve">8x 1.8m </w:t>
+            </w:r>
+            <w:r>
+              <w:rPr>
+                <w:rFonts w:ascii="Cambria Math" w:eastAsia="Times New Roman" w:hAnsi="Cambria Math" w:cs="Cambria Math"/>
+                <w:color w:val="000000"/>
+                <w:lang w:eastAsia="en-AU"/>
+              </w:rPr>
+              <w:t>⌀</w:t>
+            </w:r>
+            <w:r>
+              <w:rPr>
+                <w:rFonts w:ascii="Aptos Narrow" w:eastAsia="Times New Roman" w:hAnsi="Aptos Narrow" w:cs="Times New Roman"/>
+                <w:color w:val="000000"/>
+                <w:lang w:eastAsia="en-AU"/>
+              </w:rPr>
+              <w:t xml:space="preserve"> x 0.6m deep</w:t>
+            </w:r>
+          </w:p>
+        </w:tc>
+        <w:tc>
+          <w:tcPr>
+            <w:tcW w:w="456" w:type="pct"/>
+            <w:noWrap/>
+            <w:hideMark/>
+          </w:tcPr>
+          <w:p>
+            <w:pPr>
+              <w:jc w:val="right"/>
+              <w:rPr>
+                <w:rFonts w:ascii="Aptos Narrow" w:eastAsia="Times New Roman" w:hAnsi="Aptos Narrow" w:cs="Times New Roman"/>
+                <w:color w:val="000000"/>
+                <w:lang w:eastAsia="en-AU"/>
+              </w:rPr>
+            </w:pPr>
+            <w:r>
+              <w:rPr>
+                <w:rFonts w:ascii="Aptos Narrow" w:eastAsia="Times New Roman" w:hAnsi="Aptos Narrow" w:cs="Times New Roman"/>
+                <w:color w:val="000000"/>
+                <w:lang w:eastAsia="en-AU"/>
+              </w:rPr>
+              <w:t>1.8</w:t>
+            </w:r>
+          </w:p>
+        </w:tc>
+        <w:tc>
+          <w:tcPr>
+            <w:tcW w:w="360" w:type="pct"/>
+            <w:noWrap/>
+            <w:hideMark/>
+          </w:tcPr>
+          <w:p>
+            <w:pPr>
+              <w:jc w:val="right"/>
+              <w:rPr>
+                <w:rFonts w:ascii="Aptos Narrow" w:eastAsia="Times New Roman" w:hAnsi="Aptos Narrow" w:cs="Times New Roman"/>
+                <w:color w:val="000000"/>
+                <w:lang w:eastAsia="en-AU"/>
+              </w:rPr>
+            </w:pPr>
+            <w:r>
+              <w:rPr>
+                <w:rFonts w:ascii="Aptos Narrow" w:eastAsia="Times New Roman" w:hAnsi="Aptos Narrow" w:cs="Times New Roman"/>
+                <w:color w:val="000000"/>
+                <w:lang w:eastAsia="en-AU"/>
+              </w:rPr>
+              <w:t>0.6</w:t>
+            </w:r>
+          </w:p>
+        </w:tc>
+        <w:tc>
+          <w:tcPr>
+            <w:tcW w:w="428" w:type="pct"/>
+            <w:noWrap/>
+            <w:hideMark/>
+          </w:tcPr>
+          <w:p>
+            <w:pPr>
+              <w:jc w:val="right"/>
+              <w:rPr>
+                <w:rFonts w:ascii="Aptos Narrow" w:eastAsia="Times New Roman" w:hAnsi="Aptos Narrow" w:cs="Times New Roman"/>
+                <w:color w:val="000000"/>
+                <w:lang w:eastAsia="en-AU"/>
+              </w:rPr>
+            </w:pPr>
+            <w:r>
+              <w:rPr>
+                <w:rFonts w:ascii="Aptos Narrow" w:eastAsia="Times New Roman" w:hAnsi="Aptos Narrow" w:cs="Times New Roman"/>
+                <w:color w:val="000000"/>
+                <w:lang w:eastAsia="en-AU"/>
+              </w:rPr>
+              <w:t>8</w:t>
+            </w:r>
+          </w:p>
+        </w:tc>
+        <w:tc>
+          <w:tcPr>
+            <w:tcW w:w="394" w:type="pct"/>
+            <w:noWrap/>
+            <w:hideMark/>
+          </w:tcPr>
+          <w:p>
+            <w:pPr>
+              <w:jc w:val="right"/>
+              <w:rPr>
+                <w:rFonts w:ascii="Aptos Narrow" w:eastAsia="Times New Roman" w:hAnsi="Aptos Narrow" w:cs="Times New Roman"/>
+                <w:color w:val="000000"/>
+                <w:lang w:eastAsia="en-AU"/>
+              </w:rPr>
+            </w:pPr>
+            <w:r>
+              <w:rPr>
+                <w:rFonts w:ascii="Aptos Narrow" w:eastAsia="Times New Roman" w:hAnsi="Aptos Narrow" w:cs="Times New Roman"/>
+                <w:color w:val="000000"/>
+                <w:lang w:eastAsia="en-AU"/>
+              </w:rPr>
+              <w:t>12.2</w:t>
+            </w:r>
+          </w:p>
+        </w:tc>
+        <w:tc>
+          <w:tcPr>
+            <w:tcW w:w="478" w:type="pct"/>
+            <w:noWrap/>
+            <w:hideMark/>
+          </w:tcPr>
+          <w:p>
+            <w:pPr>
+              <w:jc w:val="right"/>
+              <w:rPr>
+                <w:rFonts w:ascii="Aptos Narrow" w:eastAsia="Times New Roman" w:hAnsi="Aptos Narrow" w:cs="Times New Roman"/>
+                <w:color w:val="000000"/>
+                <w:lang w:eastAsia="en-AU"/>
+              </w:rPr>
+            </w:pPr>
+            <w:r>
+              <w:rPr>
+                <w:rFonts w:ascii="Aptos Narrow" w:eastAsia="Times New Roman" w:hAnsi="Aptos Narrow" w:cs="Times New Roman"/>
+                <w:color w:val="000000"/>
+                <w:lang w:eastAsia="en-AU"/>
+              </w:rPr>
+              <w:t>1.52</w:t>
+            </w:r>
+          </w:p>
+        </w:tc>
+        <w:tc>
+          <w:tcPr>
+            <w:tcW w:w="1809" w:type="pct"/>
+            <w:noWrap/>
+            <w:hideMark/>
+          </w:tcPr>
+          <w:p>
+            <w:pPr>
+              <w:rPr>
+                <w:rFonts w:ascii="Aptos Narrow" w:eastAsia="Times New Roman" w:hAnsi="Aptos Narrow" w:cs="Times New Roman"/>
+                <w:color w:val="000000"/>
+                <w:lang w:eastAsia="en-AU"/>
+              </w:rPr>
+            </w:pPr>
+            <w:r>
+              <w:rPr>
+                <w:rFonts w:ascii="Aptos Narrow" w:eastAsia="Times New Roman" w:hAnsi="Aptos Narrow" w:cs="Times New Roman"/>
+                <w:color w:val="000000"/>
+                <w:lang w:eastAsia="en-AU"/>
+              </w:rPr>
+              <w:t>NF_ILSAX_Catchments_10% AEP, 1 hour burst, Storm 8.ts1</w:t>
+            </w:r>
+          </w:p>
+        </w:tc>
+        <w:tc>
+          <w:tcPr>
+            <w:tcW w:w="360" w:type="pct"/>
+            <w:noWrap/>
+            <w:hideMark/>
+          </w:tcPr>
+          <w:p>
+            <w:pPr>
+              <w:jc w:val="right"/>
+              <w:rPr>
+                <w:rFonts w:ascii="Aptos Narrow" w:eastAsia="Times New Roman" w:hAnsi="Aptos Narrow" w:cs="Times New Roman"/>
+                <w:color w:val="000000"/>
+                <w:lang w:eastAsia="en-AU"/>
+              </w:rPr>
+            </w:pPr>
+            <w:r>
+              <w:rPr>
+                <w:rFonts w:ascii="Aptos Narrow" w:eastAsia="Times New Roman" w:hAnsi="Aptos Narrow" w:cs="Times New Roman"/>
+                <w:color w:val="000000"/>
+                <w:lang w:eastAsia="en-AU"/>
+              </w:rPr>
+              <w:t>0.55</w:t>
+            </w:r>
+          </w:p>
+        </w:tc>
+      </w:tr>
+      <w:tr>
+        <w:trPr>
+          <w:trHeight w:val="276"/>
+        </w:trPr>
+        <w:tc>
+          <w:tcPr>
+            <w:tcW w:w="714" w:type="pct"/>
+            <w:noWrap/>
+            <w:hideMark/>
+          </w:tcPr>
+          <w:p>
+            <w:pPr>
+              <w:rPr>
+                <w:rFonts w:ascii="Aptos Narrow" w:eastAsia="Times New Roman" w:hAnsi="Aptos Narrow" w:cs="Times New Roman"/>
+                <w:color w:val="000000"/>
+                <w:lang w:eastAsia="en-AU"/>
+              </w:rPr>
+            </w:pPr>
+            <w:r>
+              <w:rPr>
+                <w:rFonts w:ascii="Aptos Narrow" w:eastAsia="Times New Roman" w:hAnsi="Aptos Narrow" w:cs="Times New Roman"/>
+                <w:color w:val="000000"/>
+                <w:lang w:eastAsia="en-AU"/>
+              </w:rPr>
+              <w:t xml:space="preserve">8x 1.5m </w:t>
+            </w:r>
+            <w:r>
+              <w:rPr>
+                <w:rFonts w:ascii="Cambria Math" w:eastAsia="Times New Roman" w:hAnsi="Cambria Math" w:cs="Cambria Math"/>
+                <w:color w:val="000000"/>
+                <w:lang w:eastAsia="en-AU"/>
+              </w:rPr>
+              <w:t>⌀</w:t>
+            </w:r>
+            <w:r>
+              <w:rPr>
+                <w:rFonts w:ascii="Aptos Narrow" w:eastAsia="Times New Roman" w:hAnsi="Aptos Narrow" w:cs="Times New Roman"/>
+                <w:color w:val="000000"/>
+                <w:lang w:eastAsia="en-AU"/>
+              </w:rPr>
+              <w:t xml:space="preserve"> x 1.2m deep</w:t>
+            </w:r>
+          </w:p>
+        </w:tc>
+        <w:tc>
+          <w:tcPr>
+            <w:tcW w:w="456" w:type="pct"/>
+            <w:noWrap/>
+            <w:hideMark/>
+          </w:tcPr>
+          <w:p>
+            <w:pPr>
+              <w:jc w:val="right"/>
+              <w:rPr>
+                <w:rFonts w:ascii="Aptos Narrow" w:eastAsia="Times New Roman" w:hAnsi="Aptos Narrow" w:cs="Times New Roman"/>
+                <w:color w:val="000000"/>
+                <w:lang w:eastAsia="en-AU"/>
+              </w:rPr>
+            </w:pPr>
+            <w:r>
+              <w:rPr>
+                <w:rFonts w:ascii="Aptos Narrow" w:eastAsia="Times New Roman" w:hAnsi="Aptos Narrow" w:cs="Times New Roman"/>
+                <w:color w:val="000000"/>
+                <w:lang w:eastAsia="en-AU"/>
+              </w:rPr>
+              <w:t>1.5</w:t>
+            </w:r>
+          </w:p>
+        </w:tc>
+        <w:tc>
+          <w:tcPr>
+            <w:tcW w:w="360" w:type="pct"/>
+            <w:noWrap/>
+            <w:hideMark/>
+          </w:tcPr>
+          <w:p>
+            <w:pPr>
+              <w:jc w:val="right"/>
+              <w:rPr>
+                <w:rFonts w:ascii="Aptos Narrow" w:eastAsia="Times New Roman" w:hAnsi="Aptos Narrow" w:cs="Times New Roman"/>
+                <w:color w:val="000000"/>
+                <w:lang w:eastAsia="en-AU"/>
+              </w:rPr>
+            </w:pPr>
+            <w:r>
+              <w:rPr>
+                <w:rFonts w:ascii="Aptos Narrow" w:eastAsia="Times New Roman" w:hAnsi="Aptos Narrow" w:cs="Times New Roman"/>
+                <w:color w:val="000000"/>
+                <w:lang w:eastAsia="en-AU"/>
+              </w:rPr>
+              <w:t>1.2</w:t>
+            </w:r>
+          </w:p>
+        </w:tc>
+        <w:tc>
+          <w:tcPr>
+            <w:tcW w:w="428" w:type="pct"/>
+            <w:noWrap/>
+            <w:hideMark/>
+          </w:tcPr>
+          <w:p>
+            <w:pPr>
+              <w:jc w:val="right"/>
+              <w:rPr>
+                <w:rFonts w:ascii="Aptos Narrow" w:eastAsia="Times New Roman" w:hAnsi="Aptos Narrow" w:cs="Times New Roman"/>
+                <w:color w:val="000000"/>
+                <w:lang w:eastAsia="en-AU"/>
+              </w:rPr>
+            </w:pPr>
+            <w:r>
+              <w:rPr>
+                <w:rFonts w:ascii="Aptos Narrow" w:eastAsia="Times New Roman" w:hAnsi="Aptos Narrow" w:cs="Times New Roman"/>
+                <w:color w:val="000000"/>
+                <w:lang w:eastAsia="en-AU"/>
+              </w:rPr>
+              <w:t>8</w:t>
+            </w:r>
+          </w:p>
+        </w:tc>
+        <w:tc>
+          <w:tcPr>
+            <w:tcW w:w="394" w:type="pct"/>
+            <w:noWrap/>
+            <w:hideMark/>
+          </w:tcPr>
+          <w:p>
+            <w:pPr>
+              <w:jc w:val="right"/>
+              <w:rPr>
+                <w:rFonts w:ascii="Aptos Narrow" w:eastAsia="Times New Roman" w:hAnsi="Aptos Narrow" w:cs="Times New Roman"/>
+                <w:color w:val="000000"/>
+                <w:lang w:eastAsia="en-AU"/>
+              </w:rPr>
+            </w:pPr>
+            <w:r>
+              <w:rPr>
+                <w:rFonts w:ascii="Aptos Narrow" w:eastAsia="Times New Roman" w:hAnsi="Aptos Narrow" w:cs="Times New Roman"/>
+                <w:color w:val="000000"/>
+                <w:lang w:eastAsia="en-AU"/>
+              </w:rPr>
+              <w:t>16.7</w:t>
+            </w:r>
+          </w:p>
+        </w:tc>
+        <w:tc>
+          <w:tcPr>
+            <w:tcW w:w="478" w:type="pct"/>
+            <w:noWrap/>
+            <w:hideMark/>
+          </w:tcPr>
+          <w:p>
+            <w:pPr>
+              <w:jc w:val="right"/>
+              <w:rPr>
+                <w:rFonts w:ascii="Aptos Narrow" w:eastAsia="Times New Roman" w:hAnsi="Aptos Narrow" w:cs="Times New Roman"/>
+                <w:color w:val="000000"/>
+                <w:lang w:eastAsia="en-AU"/>
+              </w:rPr>
+            </w:pPr>
+            <w:r>
+              <w:rPr>
+                <w:rFonts w:ascii="Aptos Narrow" w:eastAsia="Times New Roman" w:hAnsi="Aptos Narrow" w:cs="Times New Roman"/>
+                <w:color w:val="000000"/>
+                <w:lang w:eastAsia="en-AU"/>
+              </w:rPr>
+              <w:t>2.09</w:t>
+            </w:r>
+          </w:p>
+        </w:tc>
+        <w:tc>
+          <w:tcPr>
+            <w:tcW w:w="1809" w:type="pct"/>
+            <w:noWrap/>
+            <w:hideMark/>
+          </w:tcPr>
+          <w:p>
+            <w:pPr>
+              <w:rPr>
+                <w:rFonts w:ascii="Aptos Narrow" w:eastAsia="Times New Roman" w:hAnsi="Aptos Narrow" w:cs="Times New Roman"/>
+                <w:color w:val="000000"/>
+                <w:lang w:eastAsia="en-AU"/>
+              </w:rPr>
+            </w:pPr>
+            <w:r>
+              <w:rPr>
+                <w:rFonts w:ascii="Aptos Narrow" w:eastAsia="Times New Roman" w:hAnsi="Aptos Narrow" w:cs="Times New Roman"/>
+                <w:color w:val="000000"/>
+                <w:lang w:eastAsia="en-AU"/>
+              </w:rPr>
+              <w:t xml:space="preserve">NF_ILSAX_Catchments_10% AEP, </w:t>
+            </w:r>
+            <w:proofErr w:type="gramStart"/>
+            <w:r>
+              <w:rPr>
+                <w:rFonts w:ascii="Aptos Narrow" w:eastAsia="Times New Roman" w:hAnsi="Aptos Narrow" w:cs="Times New Roman"/>
+                <w:color w:val="000000"/>
+                <w:lang w:eastAsia="en-AU"/>
+              </w:rPr>
+              <w:t>4.5 hour</w:t>
+            </w:r>
+            <w:proofErr w:type="gramEnd"/>
+            <w:r>
+              <w:rPr>
+                <w:rFonts w:ascii="Aptos Narrow" w:eastAsia="Times New Roman" w:hAnsi="Aptos Narrow" w:cs="Times New Roman"/>
+                <w:color w:val="000000"/>
+                <w:lang w:eastAsia="en-AU"/>
+              </w:rPr>
+              <w:t xml:space="preserve"> burst, Storm 4.ts1</w:t>
+            </w:r>
+          </w:p>
+        </w:tc>
+        <w:tc>
+          <w:tcPr>
+            <w:tcW w:w="360" w:type="pct"/>
+            <w:noWrap/>
+            <w:hideMark/>
+          </w:tcPr>
+          <w:p>
+            <w:pPr>
+              <w:jc w:val="right"/>
+              <w:rPr>
+                <w:rFonts w:ascii="Aptos Narrow" w:eastAsia="Times New Roman" w:hAnsi="Aptos Narrow" w:cs="Times New Roman"/>
+                <w:color w:val="000000"/>
+                <w:lang w:eastAsia="en-AU"/>
+              </w:rPr>
+            </w:pPr>
+            <w:r>
+              <w:rPr>
+                <w:rFonts w:ascii="Aptos Narrow" w:eastAsia="Times New Roman" w:hAnsi="Aptos Narrow" w:cs="Times New Roman"/>
+                <w:color w:val="000000"/>
+                <w:lang w:eastAsia="en-AU"/>
+              </w:rPr>
+              <w:t>1.05</w:t>
+            </w:r>
+          </w:p>
+        </w:tc>
+      </w:tr>
+      <w:tr>
+        <w:trPr>
+          <w:cnfStyle w:val="000000010000" w:firstRow="0" w:lastRow="0" w:firstColumn="0" w:lastColumn="0" w:oddVBand="0" w:evenVBand="0" w:oddHBand="0" w:evenHBand="1" w:firstRowFirstColumn="0" w:firstRowLastColumn="0" w:lastRowFirstColumn="0" w:lastRowLastColumn="0"/>
+          <w:trHeight w:val="276"/>
+        </w:trPr>
+        <w:tc>
+          <w:tcPr>
+            <w:tcW w:w="714" w:type="pct"/>
+            <w:noWrap/>
+            <w:hideMark/>
+          </w:tcPr>
+          <w:p>
+            <w:pPr>
+              <w:rPr>
+                <w:rFonts w:ascii="Aptos Narrow" w:eastAsia="Times New Roman" w:hAnsi="Aptos Narrow" w:cs="Times New Roman"/>
+                <w:color w:val="000000"/>
+                <w:lang w:eastAsia="en-AU"/>
+              </w:rPr>
+            </w:pPr>
+            <w:r>
+              <w:rPr>
+                <w:rFonts w:ascii="Aptos Narrow" w:eastAsia="Times New Roman" w:hAnsi="Aptos Narrow" w:cs="Times New Roman"/>
+                <w:color w:val="000000"/>
+                <w:lang w:eastAsia="en-AU"/>
+              </w:rPr>
+              <w:t xml:space="preserve">9x 1.5m </w:t>
+            </w:r>
+            <w:r>
+              <w:rPr>
+                <w:rFonts w:ascii="Cambria Math" w:eastAsia="Times New Roman" w:hAnsi="Cambria Math" w:cs="Cambria Math"/>
+                <w:color w:val="000000"/>
+                <w:lang w:eastAsia="en-AU"/>
+              </w:rPr>
+              <w:t>⌀</w:t>
+            </w:r>
+            <w:r>
+              <w:rPr>
+                <w:rFonts w:ascii="Aptos Narrow" w:eastAsia="Times New Roman" w:hAnsi="Aptos Narrow" w:cs="Times New Roman"/>
+                <w:color w:val="000000"/>
+                <w:lang w:eastAsia="en-AU"/>
+              </w:rPr>
+              <w:t xml:space="preserve"> x 0.9m deep</w:t>
+            </w:r>
+          </w:p>
+        </w:tc>
+        <w:tc>
+          <w:tcPr>
+            <w:tcW w:w="456" w:type="pct"/>
+            <w:noWrap/>
+            <w:hideMark/>
+          </w:tcPr>
+          <w:p>
+            <w:pPr>
+              <w:jc w:val="right"/>
+              <w:rPr>
+                <w:rFonts w:ascii="Aptos Narrow" w:eastAsia="Times New Roman" w:hAnsi="Aptos Narrow" w:cs="Times New Roman"/>
+                <w:color w:val="000000"/>
+                <w:lang w:eastAsia="en-AU"/>
+              </w:rPr>
+            </w:pPr>
+            <w:r>
+              <w:rPr>
+                <w:rFonts w:ascii="Aptos Narrow" w:eastAsia="Times New Roman" w:hAnsi="Aptos Narrow" w:cs="Times New Roman"/>
+                <w:color w:val="000000"/>
+                <w:lang w:eastAsia="en-AU"/>
+              </w:rPr>
+              <w:t>1.5</w:t>
+            </w:r>
+          </w:p>
+        </w:tc>
+        <w:tc>
+          <w:tcPr>
+            <w:tcW w:w="360" w:type="pct"/>
+            <w:noWrap/>
+            <w:hideMark/>
+          </w:tcPr>
+          <w:p>
+            <w:pPr>
+              <w:jc w:val="right"/>
+              <w:rPr>
+                <w:rFonts w:ascii="Aptos Narrow" w:eastAsia="Times New Roman" w:hAnsi="Aptos Narrow" w:cs="Times New Roman"/>
+                <w:color w:val="000000"/>
+                <w:lang w:eastAsia="en-AU"/>
+              </w:rPr>
+            </w:pPr>
+            <w:r>
+              <w:rPr>
+                <w:rFonts w:ascii="Aptos Narrow" w:eastAsia="Times New Roman" w:hAnsi="Aptos Narrow" w:cs="Times New Roman"/>
+                <w:color w:val="000000"/>
+                <w:lang w:eastAsia="en-AU"/>
+              </w:rPr>
+              <w:t>0.9</w:t>
+            </w:r>
+          </w:p>
+        </w:tc>
+        <w:tc>
+          <w:tcPr>
+            <w:tcW w:w="428" w:type="pct"/>
+            <w:noWrap/>
+            <w:hideMark/>
+          </w:tcPr>
+          <w:p>
+            <w:pPr>
+              <w:jc w:val="right"/>
+              <w:rPr>
+                <w:rFonts w:ascii="Aptos Narrow" w:eastAsia="Times New Roman" w:hAnsi="Aptos Narrow" w:cs="Times New Roman"/>
+                <w:color w:val="000000"/>
+                <w:lang w:eastAsia="en-AU"/>
+              </w:rPr>
+            </w:pPr>
+            <w:r>
+              <w:rPr>
+                <w:rFonts w:ascii="Aptos Narrow" w:eastAsia="Times New Roman" w:hAnsi="Aptos Narrow" w:cs="Times New Roman"/>
+                <w:color w:val="000000"/>
+                <w:lang w:eastAsia="en-AU"/>
+              </w:rPr>
+              <w:t>9</w:t>
+            </w:r>
+          </w:p>
+        </w:tc>
+        <w:tc>
+          <w:tcPr>
+            <w:tcW w:w="394" w:type="pct"/>
+            <w:noWrap/>
+            <w:hideMark/>
+          </w:tcPr>
+          <w:p>
+            <w:pPr>
+              <w:jc w:val="right"/>
+              <w:rPr>
+                <w:rFonts w:ascii="Aptos Narrow" w:eastAsia="Times New Roman" w:hAnsi="Aptos Narrow" w:cs="Times New Roman"/>
+                <w:color w:val="000000"/>
+                <w:lang w:eastAsia="en-AU"/>
+              </w:rPr>
+            </w:pPr>
+            <w:r>
+              <w:rPr>
+                <w:rFonts w:ascii="Aptos Narrow" w:eastAsia="Times New Roman" w:hAnsi="Aptos Narrow" w:cs="Times New Roman"/>
+                <w:color w:val="000000"/>
+                <w:lang w:eastAsia="en-AU"/>
+              </w:rPr>
+              <w:t>14</w:t>
+            </w:r>
+          </w:p>
+        </w:tc>
+        <w:tc>
+          <w:tcPr>
+            <w:tcW w:w="478" w:type="pct"/>
+            <w:noWrap/>
+            <w:hideMark/>
+          </w:tcPr>
+          <w:p>
+            <w:pPr>
+              <w:jc w:val="right"/>
+              <w:rPr>
+                <w:rFonts w:ascii="Aptos Narrow" w:eastAsia="Times New Roman" w:hAnsi="Aptos Narrow" w:cs="Times New Roman"/>
+                <w:color w:val="000000"/>
+                <w:lang w:eastAsia="en-AU"/>
+              </w:rPr>
+            </w:pPr>
+            <w:r>
+              <w:rPr>
+                <w:rFonts w:ascii="Aptos Narrow" w:eastAsia="Times New Roman" w:hAnsi="Aptos Narrow" w:cs="Times New Roman"/>
+                <w:color w:val="000000"/>
+                <w:lang w:eastAsia="en-AU"/>
+              </w:rPr>
+              <w:t>1.55</w:t>
+            </w:r>
+          </w:p>
+        </w:tc>
+        <w:tc>
+          <w:tcPr>
+            <w:tcW w:w="1809" w:type="pct"/>
+            <w:noWrap/>
+            <w:hideMark/>
+          </w:tcPr>
+          <w:p>
+            <w:pPr>
+              <w:rPr>
+                <w:rFonts w:ascii="Aptos Narrow" w:eastAsia="Times New Roman" w:hAnsi="Aptos Narrow" w:cs="Times New Roman"/>
+                <w:color w:val="000000"/>
+                <w:lang w:eastAsia="en-AU"/>
+              </w:rPr>
+            </w:pPr>
+            <w:r>
+              <w:rPr>
+                <w:rFonts w:ascii="Aptos Narrow" w:eastAsia="Times New Roman" w:hAnsi="Aptos Narrow" w:cs="Times New Roman"/>
+                <w:color w:val="000000"/>
+                <w:lang w:eastAsia="en-AU"/>
+              </w:rPr>
+              <w:t xml:space="preserve">NF_ILSAX_Catchments_10% AEP, </w:t>
+            </w:r>
+            <w:proofErr w:type="gramStart"/>
+            <w:r>
+              <w:rPr>
+                <w:rFonts w:ascii="Aptos Narrow" w:eastAsia="Times New Roman" w:hAnsi="Aptos Narrow" w:cs="Times New Roman"/>
+                <w:color w:val="000000"/>
+                <w:lang w:eastAsia="en-AU"/>
+              </w:rPr>
+              <w:t>3 hour</w:t>
+            </w:r>
+            <w:proofErr w:type="gramEnd"/>
+            <w:r>
+              <w:rPr>
+                <w:rFonts w:ascii="Aptos Narrow" w:eastAsia="Times New Roman" w:hAnsi="Aptos Narrow" w:cs="Times New Roman"/>
+                <w:color w:val="000000"/>
+                <w:lang w:eastAsia="en-AU"/>
+              </w:rPr>
+              <w:t xml:space="preserve"> burst, Storm 3.ts1</w:t>
+            </w:r>
+          </w:p>
+        </w:tc>
+        <w:tc>
+          <w:tcPr>
+            <w:tcW w:w="360" w:type="pct"/>
+            <w:noWrap/>
+            <w:hideMark/>
+          </w:tcPr>
+          <w:p>
+            <w:pPr>
+              <w:jc w:val="right"/>
+              <w:rPr>
+                <w:rFonts w:ascii="Aptos Narrow" w:eastAsia="Times New Roman" w:hAnsi="Aptos Narrow" w:cs="Times New Roman"/>
+                <w:color w:val="000000"/>
+                <w:lang w:eastAsia="en-AU"/>
+              </w:rPr>
+            </w:pPr>
+            <w:r>
+              <w:rPr>
+                <w:rFonts w:ascii="Aptos Narrow" w:eastAsia="Times New Roman" w:hAnsi="Aptos Narrow" w:cs="Times New Roman"/>
+                <w:color w:val="000000"/>
+                <w:lang w:eastAsia="en-AU"/>
+              </w:rPr>
+              <w:t>0.83</w:t>
+            </w:r>
+          </w:p>
+        </w:tc>
+      </w:tr>
+      <w:tr>
+        <w:trPr>
+          <w:trHeight w:val="276"/>
+        </w:trPr>
+        <w:tc>
+          <w:tcPr>
+            <w:tcW w:w="714" w:type="pct"/>
+            <w:noWrap/>
+            <w:hideMark/>
+          </w:tcPr>
+          <w:p>
+            <w:pPr>
+              <w:rPr>
+                <w:rFonts w:ascii="Aptos Narrow" w:eastAsia="Times New Roman" w:hAnsi="Aptos Narrow" w:cs="Times New Roman"/>
+                <w:color w:val="000000"/>
+                <w:lang w:eastAsia="en-AU"/>
+              </w:rPr>
+            </w:pPr>
+            <w:r>
+              <w:rPr>
+                <w:rFonts w:ascii="Aptos Narrow" w:eastAsia="Times New Roman" w:hAnsi="Aptos Narrow" w:cs="Times New Roman"/>
+                <w:color w:val="000000"/>
+                <w:lang w:eastAsia="en-AU"/>
+              </w:rPr>
+              <w:t xml:space="preserve">10x 1.2m </w:t>
+            </w:r>
+            <w:r>
+              <w:rPr>
+                <w:rFonts w:ascii="Cambria Math" w:eastAsia="Times New Roman" w:hAnsi="Cambria Math" w:cs="Cambria Math"/>
+                <w:color w:val="000000"/>
+                <w:lang w:eastAsia="en-AU"/>
+              </w:rPr>
+              <w:t>⌀</w:t>
+            </w:r>
+            <w:r>
+              <w:rPr>
+                <w:rFonts w:ascii="Aptos Narrow" w:eastAsia="Times New Roman" w:hAnsi="Aptos Narrow" w:cs="Times New Roman"/>
+                <w:color w:val="000000"/>
+                <w:lang w:eastAsia="en-AU"/>
+              </w:rPr>
+              <w:t xml:space="preserve"> x 1.5m deep</w:t>
+            </w:r>
+          </w:p>
+        </w:tc>
+        <w:tc>
+          <w:tcPr>
+            <w:tcW w:w="456" w:type="pct"/>
+            <w:noWrap/>
+            <w:hideMark/>
+          </w:tcPr>
+          <w:p>
+            <w:pPr>
+              <w:jc w:val="right"/>
+              <w:rPr>
+                <w:rFonts w:ascii="Aptos Narrow" w:eastAsia="Times New Roman" w:hAnsi="Aptos Narrow" w:cs="Times New Roman"/>
+                <w:color w:val="000000"/>
+                <w:lang w:eastAsia="en-AU"/>
+              </w:rPr>
+            </w:pPr>
+            <w:r>
+              <w:rPr>
+                <w:rFonts w:ascii="Aptos Narrow" w:eastAsia="Times New Roman" w:hAnsi="Aptos Narrow" w:cs="Times New Roman"/>
+                <w:color w:val="000000"/>
+                <w:lang w:eastAsia="en-AU"/>
+              </w:rPr>
+              <w:t>1.2</w:t>
+            </w:r>
+          </w:p>
+        </w:tc>
+        <w:tc>
+          <w:tcPr>
+            <w:tcW w:w="360" w:type="pct"/>
+            <w:noWrap/>
+            <w:hideMark/>
+          </w:tcPr>
+          <w:p>
+            <w:pPr>
+              <w:jc w:val="right"/>
+              <w:rPr>
+                <w:rFonts w:ascii="Aptos Narrow" w:eastAsia="Times New Roman" w:hAnsi="Aptos Narrow" w:cs="Times New Roman"/>
+                <w:color w:val="000000"/>
+                <w:lang w:eastAsia="en-AU"/>
+              </w:rPr>
+            </w:pPr>
+            <w:r>
+              <w:rPr>
+                <w:rFonts w:ascii="Aptos Narrow" w:eastAsia="Times New Roman" w:hAnsi="Aptos Narrow" w:cs="Times New Roman"/>
+                <w:color w:val="000000"/>
+                <w:lang w:eastAsia="en-AU"/>
+              </w:rPr>
+              <w:t>1.5</w:t>
+            </w:r>
+          </w:p>
+        </w:tc>
+        <w:tc>
+          <w:tcPr>
+            <w:tcW w:w="428" w:type="pct"/>
+            <w:noWrap/>
+            <w:hideMark/>
+          </w:tcPr>
+          <w:p>
+            <w:pPr>
+              <w:jc w:val="right"/>
+              <w:rPr>
+                <w:rFonts w:ascii="Aptos Narrow" w:eastAsia="Times New Roman" w:hAnsi="Aptos Narrow" w:cs="Times New Roman"/>
+                <w:color w:val="000000"/>
+                <w:lang w:eastAsia="en-AU"/>
+              </w:rPr>
+            </w:pPr>
+            <w:r>
+              <w:rPr>
+                <w:rFonts w:ascii="Aptos Narrow" w:eastAsia="Times New Roman" w:hAnsi="Aptos Narrow" w:cs="Times New Roman"/>
+                <w:color w:val="000000"/>
+                <w:lang w:eastAsia="en-AU"/>
+              </w:rPr>
+              <w:t>10</w:t>
+            </w:r>
+          </w:p>
+        </w:tc>
+        <w:tc>
+          <w:tcPr>
+            <w:tcW w:w="394" w:type="pct"/>
+            <w:noWrap/>
+            <w:hideMark/>
+          </w:tcPr>
+          <w:p>
+            <w:pPr>
+              <w:jc w:val="right"/>
+              <w:rPr>
+                <w:rFonts w:ascii="Aptos Narrow" w:eastAsia="Times New Roman" w:hAnsi="Aptos Narrow" w:cs="Times New Roman"/>
+                <w:color w:val="000000"/>
+                <w:lang w:eastAsia="en-AU"/>
+              </w:rPr>
+            </w:pPr>
+            <w:r>
+              <w:rPr>
+                <w:rFonts w:ascii="Aptos Narrow" w:eastAsia="Times New Roman" w:hAnsi="Aptos Narrow" w:cs="Times New Roman"/>
+                <w:color w:val="000000"/>
+                <w:lang w:eastAsia="en-AU"/>
+              </w:rPr>
+              <w:t>15.6</w:t>
+            </w:r>
+          </w:p>
+        </w:tc>
+        <w:tc>
+          <w:tcPr>
+            <w:tcW w:w="478" w:type="pct"/>
+            <w:noWrap/>
+            <w:hideMark/>
+          </w:tcPr>
+          <w:p>
+            <w:pPr>
+              <w:jc w:val="right"/>
+              <w:rPr>
+                <w:rFonts w:ascii="Aptos Narrow" w:eastAsia="Times New Roman" w:hAnsi="Aptos Narrow" w:cs="Times New Roman"/>
+                <w:color w:val="000000"/>
+                <w:lang w:eastAsia="en-AU"/>
+              </w:rPr>
+            </w:pPr>
+            <w:r>
+              <w:rPr>
+                <w:rFonts w:ascii="Aptos Narrow" w:eastAsia="Times New Roman" w:hAnsi="Aptos Narrow" w:cs="Times New Roman"/>
+                <w:color w:val="000000"/>
+                <w:lang w:eastAsia="en-AU"/>
+              </w:rPr>
+              <w:t>1.56</w:t>
+            </w:r>
+          </w:p>
+        </w:tc>
+        <w:tc>
+          <w:tcPr>
+            <w:tcW w:w="1809" w:type="pct"/>
+            <w:noWrap/>
+            <w:hideMark/>
+          </w:tcPr>
+          <w:p>
+            <w:pPr>
+              <w:rPr>
+                <w:rFonts w:ascii="Aptos Narrow" w:eastAsia="Times New Roman" w:hAnsi="Aptos Narrow" w:cs="Times New Roman"/>
+                <w:color w:val="000000"/>
+                <w:lang w:eastAsia="en-AU"/>
+              </w:rPr>
+            </w:pPr>
+            <w:r>
+              <w:rPr>
+                <w:rFonts w:ascii="Aptos Narrow" w:eastAsia="Times New Roman" w:hAnsi="Aptos Narrow" w:cs="Times New Roman"/>
+                <w:color w:val="000000"/>
+                <w:lang w:eastAsia="en-AU"/>
+              </w:rPr>
+              <w:t xml:space="preserve">NF_ILSAX_Catchments_10% AEP, </w:t>
+            </w:r>
+            <w:proofErr w:type="gramStart"/>
+            <w:r>
+              <w:rPr>
+                <w:rFonts w:ascii="Aptos Narrow" w:eastAsia="Times New Roman" w:hAnsi="Aptos Narrow" w:cs="Times New Roman"/>
+                <w:color w:val="000000"/>
+                <w:lang w:eastAsia="en-AU"/>
+              </w:rPr>
+              <w:t>2 hour</w:t>
+            </w:r>
+            <w:proofErr w:type="gramEnd"/>
+            <w:r>
+              <w:rPr>
+                <w:rFonts w:ascii="Aptos Narrow" w:eastAsia="Times New Roman" w:hAnsi="Aptos Narrow" w:cs="Times New Roman"/>
+                <w:color w:val="000000"/>
+                <w:lang w:eastAsia="en-AU"/>
+              </w:rPr>
+              <w:t xml:space="preserve"> burst, Storm 7.ts1</w:t>
+            </w:r>
+          </w:p>
+        </w:tc>
+        <w:tc>
+          <w:tcPr>
+            <w:tcW w:w="360" w:type="pct"/>
+            <w:noWrap/>
+            <w:hideMark/>
+          </w:tcPr>
+          <w:p>
+            <w:pPr>
+              <w:jc w:val="right"/>
+              <w:rPr>
+                <w:rFonts w:ascii="Aptos Narrow" w:eastAsia="Times New Roman" w:hAnsi="Aptos Narrow" w:cs="Times New Roman"/>
+                <w:color w:val="000000"/>
+                <w:lang w:eastAsia="en-AU"/>
+              </w:rPr>
+            </w:pPr>
+            <w:r>
+              <w:rPr>
+                <w:rFonts w:ascii="Aptos Narrow" w:eastAsia="Times New Roman" w:hAnsi="Aptos Narrow" w:cs="Times New Roman"/>
+                <w:color w:val="000000"/>
+                <w:lang w:eastAsia="en-AU"/>
+              </w:rPr>
+              <w:t>1.45</w:t>
+            </w:r>
+          </w:p>
+        </w:tc>
+      </w:tr>
+      <w:tr>
+        <w:trPr>
+          <w:cnfStyle w:val="000000010000" w:firstRow="0" w:lastRow="0" w:firstColumn="0" w:lastColumn="0" w:oddVBand="0" w:evenVBand="0" w:oddHBand="0" w:evenHBand="1" w:firstRowFirstColumn="0" w:firstRowLastColumn="0" w:lastRowFirstColumn="0" w:lastRowLastColumn="0"/>
+          <w:trHeight w:val="276"/>
+        </w:trPr>
+        <w:tc>
+          <w:tcPr>
+            <w:tcW w:w="714" w:type="pct"/>
+            <w:noWrap/>
+            <w:hideMark/>
+          </w:tcPr>
+          <w:p>
+            <w:pPr>
+              <w:rPr>
+                <w:rFonts w:ascii="Aptos Narrow" w:eastAsia="Times New Roman" w:hAnsi="Aptos Narrow" w:cs="Times New Roman"/>
+                <w:color w:val="000000"/>
+                <w:lang w:eastAsia="en-AU"/>
+              </w:rPr>
+            </w:pPr>
+            <w:r>
+              <w:rPr>
+                <w:rFonts w:ascii="Aptos Narrow" w:eastAsia="Times New Roman" w:hAnsi="Aptos Narrow" w:cs="Times New Roman"/>
+                <w:color w:val="000000"/>
+                <w:lang w:eastAsia="en-AU"/>
+              </w:rPr>
+              <w:t xml:space="preserve">11x 1.2m </w:t>
+            </w:r>
+            <w:r>
+              <w:rPr>
+                <w:rFonts w:ascii="Cambria Math" w:eastAsia="Times New Roman" w:hAnsi="Cambria Math" w:cs="Cambria Math"/>
+                <w:color w:val="000000"/>
+                <w:lang w:eastAsia="en-AU"/>
+              </w:rPr>
+              <w:t>⌀</w:t>
+            </w:r>
+            <w:r>
+              <w:rPr>
+                <w:rFonts w:ascii="Aptos Narrow" w:eastAsia="Times New Roman" w:hAnsi="Aptos Narrow" w:cs="Times New Roman"/>
+                <w:color w:val="000000"/>
+                <w:lang w:eastAsia="en-AU"/>
+              </w:rPr>
+              <w:t xml:space="preserve"> x 1.2m deep</w:t>
+            </w:r>
+          </w:p>
+        </w:tc>
+        <w:tc>
+          <w:tcPr>
+            <w:tcW w:w="456" w:type="pct"/>
+            <w:noWrap/>
+            <w:hideMark/>
+          </w:tcPr>
+          <w:p>
+            <w:pPr>
+              <w:jc w:val="right"/>
+              <w:rPr>
+                <w:rFonts w:ascii="Aptos Narrow" w:eastAsia="Times New Roman" w:hAnsi="Aptos Narrow" w:cs="Times New Roman"/>
+                <w:color w:val="000000"/>
+                <w:lang w:eastAsia="en-AU"/>
+              </w:rPr>
+            </w:pPr>
+            <w:r>
+              <w:rPr>
+                <w:rFonts w:ascii="Aptos Narrow" w:eastAsia="Times New Roman" w:hAnsi="Aptos Narrow" w:cs="Times New Roman"/>
+                <w:color w:val="000000"/>
+                <w:lang w:eastAsia="en-AU"/>
+              </w:rPr>
+              <w:t>1.2</w:t>
+            </w:r>
+          </w:p>
+        </w:tc>
+        <w:tc>
+          <w:tcPr>
+            <w:tcW w:w="360" w:type="pct"/>
+            <w:noWrap/>
+            <w:hideMark/>
+          </w:tcPr>
+          <w:p>
+            <w:pPr>
+              <w:jc w:val="right"/>
+              <w:rPr>
+                <w:rFonts w:ascii="Aptos Narrow" w:eastAsia="Times New Roman" w:hAnsi="Aptos Narrow" w:cs="Times New Roman"/>
+                <w:color w:val="000000"/>
+                <w:lang w:eastAsia="en-AU"/>
+              </w:rPr>
+            </w:pPr>
+            <w:r>
+              <w:rPr>
+                <w:rFonts w:ascii="Aptos Narrow" w:eastAsia="Times New Roman" w:hAnsi="Aptos Narrow" w:cs="Times New Roman"/>
+                <w:color w:val="000000"/>
+                <w:lang w:eastAsia="en-AU"/>
+              </w:rPr>
+              <w:t>1.2</w:t>
+            </w:r>
+          </w:p>
+        </w:tc>
+        <w:tc>
+          <w:tcPr>
+            <w:tcW w:w="428" w:type="pct"/>
+            <w:noWrap/>
+            <w:hideMark/>
+          </w:tcPr>
+          <w:p>
+            <w:pPr>
+              <w:jc w:val="right"/>
+              <w:rPr>
+                <w:rFonts w:ascii="Aptos Narrow" w:eastAsia="Times New Roman" w:hAnsi="Aptos Narrow" w:cs="Times New Roman"/>
+                <w:color w:val="000000"/>
+                <w:lang w:eastAsia="en-AU"/>
+              </w:rPr>
+            </w:pPr>
+            <w:r>
+              <w:rPr>
+                <w:rFonts w:ascii="Aptos Narrow" w:eastAsia="Times New Roman" w:hAnsi="Aptos Narrow" w:cs="Times New Roman"/>
+                <w:color w:val="000000"/>
+                <w:lang w:eastAsia="en-AU"/>
+              </w:rPr>
+              <w:t>11</w:t>
+            </w:r>
+          </w:p>
+        </w:tc>
+        <w:tc>
+          <w:tcPr>
+            <w:tcW w:w="394" w:type="pct"/>
+            <w:noWrap/>
+            <w:hideMark/>
+          </w:tcPr>
+          <w:p>
+            <w:pPr>
+              <w:jc w:val="right"/>
+              <w:rPr>
+                <w:rFonts w:ascii="Aptos Narrow" w:eastAsia="Times New Roman" w:hAnsi="Aptos Narrow" w:cs="Times New Roman"/>
+                <w:color w:val="000000"/>
+                <w:lang w:eastAsia="en-AU"/>
+              </w:rPr>
+            </w:pPr>
+            <w:r>
+              <w:rPr>
+                <w:rFonts w:ascii="Aptos Narrow" w:eastAsia="Times New Roman" w:hAnsi="Aptos Narrow" w:cs="Times New Roman"/>
+                <w:color w:val="000000"/>
+                <w:lang w:eastAsia="en-AU"/>
+              </w:rPr>
+              <w:t>15</w:t>
+            </w:r>
+          </w:p>
+        </w:tc>
+        <w:tc>
+          <w:tcPr>
+            <w:tcW w:w="478" w:type="pct"/>
+            <w:noWrap/>
+            <w:hideMark/>
+          </w:tcPr>
+          <w:p>
+            <w:pPr>
+              <w:jc w:val="right"/>
+              <w:rPr>
+                <w:rFonts w:ascii="Aptos Narrow" w:eastAsia="Times New Roman" w:hAnsi="Aptos Narrow" w:cs="Times New Roman"/>
+                <w:color w:val="000000"/>
+                <w:lang w:eastAsia="en-AU"/>
+              </w:rPr>
+            </w:pPr>
+            <w:r>
+              <w:rPr>
+                <w:rFonts w:ascii="Aptos Narrow" w:eastAsia="Times New Roman" w:hAnsi="Aptos Narrow" w:cs="Times New Roman"/>
+                <w:color w:val="000000"/>
+                <w:lang w:eastAsia="en-AU"/>
+              </w:rPr>
+              <w:t>1.36</w:t>
+            </w:r>
+          </w:p>
+        </w:tc>
+        <w:tc>
+          <w:tcPr>
+            <w:tcW w:w="1809" w:type="pct"/>
+            <w:noWrap/>
+            <w:hideMark/>
+          </w:tcPr>
+          <w:p>
+            <w:pPr>
+              <w:rPr>
+                <w:rFonts w:ascii="Aptos Narrow" w:eastAsia="Times New Roman" w:hAnsi="Aptos Narrow" w:cs="Times New Roman"/>
+                <w:color w:val="000000"/>
+                <w:lang w:eastAsia="en-AU"/>
+              </w:rPr>
+            </w:pPr>
+            <w:r>
+              <w:rPr>
+                <w:rFonts w:ascii="Aptos Narrow" w:eastAsia="Times New Roman" w:hAnsi="Aptos Narrow" w:cs="Times New Roman"/>
+                <w:color w:val="000000"/>
+                <w:lang w:eastAsia="en-AU"/>
+              </w:rPr>
+              <w:t xml:space="preserve">NF_ILSAX_Catchments_10% AEP, </w:t>
+            </w:r>
+            <w:proofErr w:type="gramStart"/>
+            <w:r>
+              <w:rPr>
+                <w:rFonts w:ascii="Aptos Narrow" w:eastAsia="Times New Roman" w:hAnsi="Aptos Narrow" w:cs="Times New Roman"/>
+                <w:color w:val="000000"/>
+                <w:lang w:eastAsia="en-AU"/>
+              </w:rPr>
+              <w:t>4.5 hour</w:t>
+            </w:r>
+            <w:proofErr w:type="gramEnd"/>
+            <w:r>
+              <w:rPr>
+                <w:rFonts w:ascii="Aptos Narrow" w:eastAsia="Times New Roman" w:hAnsi="Aptos Narrow" w:cs="Times New Roman"/>
+                <w:color w:val="000000"/>
+                <w:lang w:eastAsia="en-AU"/>
+              </w:rPr>
+              <w:t xml:space="preserve"> burst, Storm 4.ts1</w:t>
+            </w:r>
+          </w:p>
+        </w:tc>
+        <w:tc>
+          <w:tcPr>
+            <w:tcW w:w="360" w:type="pct"/>
+            <w:noWrap/>
+            <w:hideMark/>
+          </w:tcPr>
+          <w:p>
+            <w:pPr>
+              <w:jc w:val="right"/>
+              <w:rPr>
+                <w:rFonts w:ascii="Aptos Narrow" w:eastAsia="Times New Roman" w:hAnsi="Aptos Narrow" w:cs="Times New Roman"/>
+                <w:color w:val="000000"/>
+                <w:lang w:eastAsia="en-AU"/>
+              </w:rPr>
+            </w:pPr>
+            <w:r>
+              <w:rPr>
+                <w:rFonts w:ascii="Aptos Narrow" w:eastAsia="Times New Roman" w:hAnsi="Aptos Narrow" w:cs="Times New Roman"/>
+                <w:color w:val="000000"/>
+                <w:lang w:eastAsia="en-AU"/>
+              </w:rPr>
+              <w:t>1.2</w:t>
+            </w:r>
+          </w:p>
+        </w:tc>
+      </w:tr>
+      <w:tr>
+        <w:trPr>
+          <w:trHeight w:val="276"/>
+        </w:trPr>
+        <w:tc>
+          <w:tcPr>
+            <w:tcW w:w="714" w:type="pct"/>
+            <w:noWrap/>
+            <w:hideMark/>
+          </w:tcPr>
+          <w:p>
+            <w:pPr>
+              <w:rPr>
+                <w:rFonts w:ascii="Aptos Narrow" w:eastAsia="Times New Roman" w:hAnsi="Aptos Narrow" w:cs="Times New Roman"/>
+                <w:color w:val="000000"/>
+                <w:lang w:eastAsia="en-AU"/>
+              </w:rPr>
+            </w:pPr>
+            <w:r>
+              <w:rPr>
+                <w:rFonts w:ascii="Aptos Narrow" w:eastAsia="Times New Roman" w:hAnsi="Aptos Narrow" w:cs="Times New Roman"/>
+                <w:color w:val="000000"/>
+                <w:lang w:eastAsia="en-AU"/>
+              </w:rPr>
+              <w:t xml:space="preserve">13x 1.2m </w:t>
+            </w:r>
+            <w:r>
+              <w:rPr>
+                <w:rFonts w:ascii="Cambria Math" w:eastAsia="Times New Roman" w:hAnsi="Cambria Math" w:cs="Cambria Math"/>
+                <w:color w:val="000000"/>
+                <w:lang w:eastAsia="en-AU"/>
+              </w:rPr>
+              <w:t>⌀</w:t>
+            </w:r>
+            <w:r>
+              <w:rPr>
+                <w:rFonts w:ascii="Aptos Narrow" w:eastAsia="Times New Roman" w:hAnsi="Aptos Narrow" w:cs="Times New Roman"/>
+                <w:color w:val="000000"/>
+                <w:lang w:eastAsia="en-AU"/>
+              </w:rPr>
+              <w:t xml:space="preserve"> x 0.9m deep</w:t>
+            </w:r>
+          </w:p>
+        </w:tc>
+        <w:tc>
+          <w:tcPr>
+            <w:tcW w:w="456" w:type="pct"/>
+            <w:noWrap/>
+            <w:hideMark/>
+          </w:tcPr>
+          <w:p>
+            <w:pPr>
+              <w:jc w:val="right"/>
+              <w:rPr>
+                <w:rFonts w:ascii="Aptos Narrow" w:eastAsia="Times New Roman" w:hAnsi="Aptos Narrow" w:cs="Times New Roman"/>
+                <w:color w:val="000000"/>
+                <w:lang w:eastAsia="en-AU"/>
+              </w:rPr>
+            </w:pPr>
+            <w:r>
+              <w:rPr>
+                <w:rFonts w:ascii="Aptos Narrow" w:eastAsia="Times New Roman" w:hAnsi="Aptos Narrow" w:cs="Times New Roman"/>
+                <w:color w:val="000000"/>
+                <w:lang w:eastAsia="en-AU"/>
+              </w:rPr>
+              <w:t>1.2</w:t>
+            </w:r>
+          </w:p>
+        </w:tc>
+        <w:tc>
+          <w:tcPr>
+            <w:tcW w:w="360" w:type="pct"/>
+            <w:noWrap/>
+            <w:hideMark/>
+          </w:tcPr>
+          <w:p>
+            <w:pPr>
+              <w:jc w:val="right"/>
+              <w:rPr>
+                <w:rFonts w:ascii="Aptos Narrow" w:eastAsia="Times New Roman" w:hAnsi="Aptos Narrow" w:cs="Times New Roman"/>
+                <w:color w:val="000000"/>
+                <w:lang w:eastAsia="en-AU"/>
+              </w:rPr>
+            </w:pPr>
+            <w:r>
+              <w:rPr>
+                <w:rFonts w:ascii="Aptos Narrow" w:eastAsia="Times New Roman" w:hAnsi="Aptos Narrow" w:cs="Times New Roman"/>
+                <w:color w:val="000000"/>
+                <w:lang w:eastAsia="en-AU"/>
+              </w:rPr>
+              <w:t>0.9</w:t>
+            </w:r>
+          </w:p>
+        </w:tc>
+        <w:tc>
+          <w:tcPr>
+            <w:tcW w:w="428" w:type="pct"/>
+            <w:noWrap/>
+            <w:hideMark/>
+          </w:tcPr>
+          <w:p>
+            <w:pPr>
+              <w:jc w:val="right"/>
+              <w:rPr>
+                <w:rFonts w:ascii="Aptos Narrow" w:eastAsia="Times New Roman" w:hAnsi="Aptos Narrow" w:cs="Times New Roman"/>
+                <w:color w:val="000000"/>
+                <w:lang w:eastAsia="en-AU"/>
+              </w:rPr>
+            </w:pPr>
+            <w:r>
+              <w:rPr>
+                <w:rFonts w:ascii="Aptos Narrow" w:eastAsia="Times New Roman" w:hAnsi="Aptos Narrow" w:cs="Times New Roman"/>
+                <w:color w:val="000000"/>
+                <w:lang w:eastAsia="en-AU"/>
+              </w:rPr>
+              <w:t>13</w:t>
+            </w:r>
+          </w:p>
+        </w:tc>
+        <w:tc>
+          <w:tcPr>
+            <w:tcW w:w="394" w:type="pct"/>
+            <w:noWrap/>
+            <w:hideMark/>
+          </w:tcPr>
+          <w:p>
+            <w:pPr>
+              <w:jc w:val="right"/>
+              <w:rPr>
+                <w:rFonts w:ascii="Aptos Narrow" w:eastAsia="Times New Roman" w:hAnsi="Aptos Narrow" w:cs="Times New Roman"/>
+                <w:color w:val="000000"/>
+                <w:lang w:eastAsia="en-AU"/>
+              </w:rPr>
+            </w:pPr>
+            <w:r>
+              <w:rPr>
+                <w:rFonts w:ascii="Aptos Narrow" w:eastAsia="Times New Roman" w:hAnsi="Aptos Narrow" w:cs="Times New Roman"/>
+                <w:color w:val="000000"/>
+                <w:lang w:eastAsia="en-AU"/>
+              </w:rPr>
+              <w:t>13</w:t>
+            </w:r>
+          </w:p>
+        </w:tc>
+        <w:tc>
+          <w:tcPr>
+            <w:tcW w:w="478" w:type="pct"/>
+            <w:noWrap/>
+            <w:hideMark/>
+          </w:tcPr>
+          <w:p>
+            <w:pPr>
+              <w:jc w:val="right"/>
+              <w:rPr>
+                <w:rFonts w:ascii="Aptos Narrow" w:eastAsia="Times New Roman" w:hAnsi="Aptos Narrow" w:cs="Times New Roman"/>
+                <w:color w:val="000000"/>
+                <w:lang w:eastAsia="en-AU"/>
+              </w:rPr>
+            </w:pPr>
+            <w:r>
+              <w:rPr>
+                <w:rFonts w:ascii="Aptos Narrow" w:eastAsia="Times New Roman" w:hAnsi="Aptos Narrow" w:cs="Times New Roman"/>
+                <w:color w:val="000000"/>
+                <w:lang w:eastAsia="en-AU"/>
+              </w:rPr>
+              <w:t>1</w:t>
+            </w:r>
+          </w:p>
+        </w:tc>
+        <w:tc>
+          <w:tcPr>
+            <w:tcW w:w="1809" w:type="pct"/>
+            <w:noWrap/>
+            <w:hideMark/>
+          </w:tcPr>
+          <w:p>
+            <w:pPr>
+              <w:rPr>
+                <w:rFonts w:ascii="Aptos Narrow" w:eastAsia="Times New Roman" w:hAnsi="Aptos Narrow" w:cs="Times New Roman"/>
+                <w:color w:val="000000"/>
+                <w:lang w:eastAsia="en-AU"/>
+              </w:rPr>
+            </w:pPr>
+            <w:r>
+              <w:rPr>
+                <w:rFonts w:ascii="Aptos Narrow" w:eastAsia="Times New Roman" w:hAnsi="Aptos Narrow" w:cs="Times New Roman"/>
+                <w:color w:val="000000"/>
+                <w:lang w:eastAsia="en-AU"/>
+              </w:rPr>
+              <w:t xml:space="preserve">NF_ILSAX_Catchments_10% AEP, </w:t>
+            </w:r>
+            <w:proofErr w:type="gramStart"/>
+            <w:r>
+              <w:rPr>
+                <w:rFonts w:ascii="Aptos Narrow" w:eastAsia="Times New Roman" w:hAnsi="Aptos Narrow" w:cs="Times New Roman"/>
+                <w:color w:val="000000"/>
+                <w:lang w:eastAsia="en-AU"/>
+              </w:rPr>
+              <w:t>3 hour</w:t>
+            </w:r>
+            <w:proofErr w:type="gramEnd"/>
+            <w:r>
+              <w:rPr>
+                <w:rFonts w:ascii="Aptos Narrow" w:eastAsia="Times New Roman" w:hAnsi="Aptos Narrow" w:cs="Times New Roman"/>
+                <w:color w:val="000000"/>
+                <w:lang w:eastAsia="en-AU"/>
+              </w:rPr>
+              <w:t xml:space="preserve"> burst, Storm 3.ts1</w:t>
+            </w:r>
+          </w:p>
+        </w:tc>
+        <w:tc>
+          <w:tcPr>
+            <w:tcW w:w="360" w:type="pct"/>
+            <w:noWrap/>
+            <w:hideMark/>
+          </w:tcPr>
+          <w:p>
+            <w:pPr>
+              <w:jc w:val="right"/>
+              <w:rPr>
+                <w:rFonts w:ascii="Aptos Narrow" w:eastAsia="Times New Roman" w:hAnsi="Aptos Narrow" w:cs="Times New Roman"/>
+                <w:color w:val="000000"/>
+                <w:lang w:eastAsia="en-AU"/>
+              </w:rPr>
+            </w:pPr>
+            <w:r>
+              <w:rPr>
+                <w:rFonts w:ascii="Aptos Narrow" w:eastAsia="Times New Roman" w:hAnsi="Aptos Narrow" w:cs="Times New Roman"/>
+                <w:color w:val="000000"/>
+                <w:lang w:eastAsia="en-AU"/>
+              </w:rPr>
+              <w:t>0.9</w:t>
+            </w:r>
+          </w:p>
+        </w:tc>
+      </w:tr>
+      <w:tr>
+        <w:trPr>
+          <w:cnfStyle w:val="000000010000" w:firstRow="0" w:lastRow="0" w:firstColumn="0" w:lastColumn="0" w:oddVBand="0" w:evenVBand="0" w:oddHBand="0" w:evenHBand="1" w:firstRowFirstColumn="0" w:firstRowLastColumn="0" w:lastRowFirstColumn="0" w:lastRowLastColumn="0"/>
+          <w:trHeight w:val="276"/>
+        </w:trPr>
+        <w:tc>
+          <w:tcPr>
+            <w:tcW w:w="714" w:type="pct"/>
+            <w:noWrap/>
+            <w:hideMark/>
+          </w:tcPr>
+          <w:p>
+            <w:pPr>
+              <w:rPr>
+                <w:rFonts w:ascii="Aptos Narrow" w:eastAsia="Times New Roman" w:hAnsi="Aptos Narrow" w:cs="Times New Roman"/>
+                <w:color w:val="000000"/>
+                <w:lang w:eastAsia="en-AU"/>
+              </w:rPr>
+            </w:pPr>
+            <w:r>
+              <w:rPr>
+                <w:rFonts w:ascii="Aptos Narrow" w:eastAsia="Times New Roman" w:hAnsi="Aptos Narrow" w:cs="Times New Roman"/>
+                <w:color w:val="000000"/>
+                <w:lang w:eastAsia="en-AU"/>
+              </w:rPr>
+              <w:t xml:space="preserve">17x 1.2m </w:t>
+            </w:r>
+            <w:r>
+              <w:rPr>
+                <w:rFonts w:ascii="Cambria Math" w:eastAsia="Times New Roman" w:hAnsi="Cambria Math" w:cs="Cambria Math"/>
+                <w:color w:val="000000"/>
+                <w:lang w:eastAsia="en-AU"/>
+              </w:rPr>
+              <w:t>⌀</w:t>
+            </w:r>
+            <w:r>
+              <w:rPr>
+                <w:rFonts w:ascii="Aptos Narrow" w:eastAsia="Times New Roman" w:hAnsi="Aptos Narrow" w:cs="Times New Roman"/>
+                <w:color w:val="000000"/>
+                <w:lang w:eastAsia="en-AU"/>
+              </w:rPr>
+              <w:t xml:space="preserve"> x 0.6m deep</w:t>
+            </w:r>
+          </w:p>
+        </w:tc>
+        <w:tc>
+          <w:tcPr>
+            <w:tcW w:w="456" w:type="pct"/>
+            <w:noWrap/>
+            <w:hideMark/>
+          </w:tcPr>
+          <w:p>
+            <w:pPr>
+              <w:jc w:val="right"/>
+              <w:rPr>
+                <w:rFonts w:ascii="Aptos Narrow" w:eastAsia="Times New Roman" w:hAnsi="Aptos Narrow" w:cs="Times New Roman"/>
+                <w:color w:val="000000"/>
+                <w:lang w:eastAsia="en-AU"/>
+              </w:rPr>
+            </w:pPr>
+            <w:r>
+              <w:rPr>
+                <w:rFonts w:ascii="Aptos Narrow" w:eastAsia="Times New Roman" w:hAnsi="Aptos Narrow" w:cs="Times New Roman"/>
+                <w:color w:val="000000"/>
+                <w:lang w:eastAsia="en-AU"/>
+              </w:rPr>
+              <w:t>1.2</w:t>
+            </w:r>
+          </w:p>
+        </w:tc>
+        <w:tc>
+          <w:tcPr>
+            <w:tcW w:w="360" w:type="pct"/>
+            <w:noWrap/>
+            <w:hideMark/>
+          </w:tcPr>
+          <w:p>
+            <w:pPr>
+              <w:jc w:val="right"/>
+              <w:rPr>
+                <w:rFonts w:ascii="Aptos Narrow" w:eastAsia="Times New Roman" w:hAnsi="Aptos Narrow" w:cs="Times New Roman"/>
+                <w:color w:val="000000"/>
+                <w:lang w:eastAsia="en-AU"/>
+              </w:rPr>
+            </w:pPr>
+            <w:r>
+              <w:rPr>
+                <w:rFonts w:ascii="Aptos Narrow" w:eastAsia="Times New Roman" w:hAnsi="Aptos Narrow" w:cs="Times New Roman"/>
+                <w:color w:val="000000"/>
+                <w:lang w:eastAsia="en-AU"/>
+              </w:rPr>
+              <w:t>0.6</w:t>
+            </w:r>
+          </w:p>
+        </w:tc>
+        <w:tc>
+          <w:tcPr>
+            <w:tcW w:w="428" w:type="pct"/>
+            <w:noWrap/>
+            <w:hideMark/>
+          </w:tcPr>
+          <w:p>
+            <w:pPr>
+              <w:jc w:val="right"/>
+              <w:rPr>
+                <w:rFonts w:ascii="Aptos Narrow" w:eastAsia="Times New Roman" w:hAnsi="Aptos Narrow" w:cs="Times New Roman"/>
+                <w:color w:val="000000"/>
+                <w:lang w:eastAsia="en-AU"/>
+              </w:rPr>
+            </w:pPr>
+            <w:r>
+              <w:rPr>
+                <w:rFonts w:ascii="Aptos Narrow" w:eastAsia="Times New Roman" w:hAnsi="Aptos Narrow" w:cs="Times New Roman"/>
+                <w:color w:val="000000"/>
+                <w:lang w:eastAsia="en-AU"/>
+              </w:rPr>
+              <w:t>17</w:t>
+            </w:r>
+          </w:p>
+        </w:tc>
+        <w:tc>
+          <w:tcPr>
+            <w:tcW w:w="394" w:type="pct"/>
+            <w:noWrap/>
+            <w:hideMark/>
+          </w:tcPr>
+          <w:p>
+            <w:pPr>
+              <w:jc w:val="right"/>
+              <w:rPr>
+                <w:rFonts w:ascii="Aptos Narrow" w:eastAsia="Times New Roman" w:hAnsi="Aptos Narrow" w:cs="Times New Roman"/>
+                <w:color w:val="000000"/>
+                <w:lang w:eastAsia="en-AU"/>
+              </w:rPr>
+            </w:pPr>
+            <w:r>
+              <w:rPr>
+                <w:rFonts w:ascii="Aptos Narrow" w:eastAsia="Times New Roman" w:hAnsi="Aptos Narrow" w:cs="Times New Roman"/>
+                <w:color w:val="000000"/>
+                <w:lang w:eastAsia="en-AU"/>
+              </w:rPr>
+              <w:t>11.7</w:t>
+            </w:r>
+          </w:p>
+        </w:tc>
+        <w:tc>
+          <w:tcPr>
+            <w:tcW w:w="478" w:type="pct"/>
+            <w:noWrap/>
+            <w:hideMark/>
+          </w:tcPr>
+          <w:p>
+            <w:pPr>
+              <w:jc w:val="right"/>
+              <w:rPr>
+                <w:rFonts w:ascii="Aptos Narrow" w:eastAsia="Times New Roman" w:hAnsi="Aptos Narrow" w:cs="Times New Roman"/>
+                <w:color w:val="000000"/>
+                <w:lang w:eastAsia="en-AU"/>
+              </w:rPr>
+            </w:pPr>
+            <w:r>
+              <w:rPr>
+                <w:rFonts w:ascii="Aptos Narrow" w:eastAsia="Times New Roman" w:hAnsi="Aptos Narrow" w:cs="Times New Roman"/>
+                <w:color w:val="000000"/>
+                <w:lang w:eastAsia="en-AU"/>
+              </w:rPr>
+              <w:t>0.69</w:t>
+            </w:r>
+          </w:p>
+        </w:tc>
+        <w:tc>
+          <w:tcPr>
+            <w:tcW w:w="1809" w:type="pct"/>
+            <w:noWrap/>
+            <w:hideMark/>
+          </w:tcPr>
+          <w:p>
+            <w:pPr>
+              <w:rPr>
+                <w:rFonts w:ascii="Aptos Narrow" w:eastAsia="Times New Roman" w:hAnsi="Aptos Narrow" w:cs="Times New Roman"/>
+                <w:color w:val="000000"/>
+                <w:lang w:eastAsia="en-AU"/>
+              </w:rPr>
+            </w:pPr>
+            <w:r>
+              <w:rPr>
+                <w:rFonts w:ascii="Aptos Narrow" w:eastAsia="Times New Roman" w:hAnsi="Aptos Narrow" w:cs="Times New Roman"/>
+                <w:color w:val="000000"/>
+                <w:lang w:eastAsia="en-AU"/>
+              </w:rPr>
+              <w:t>NF_ILSAX_Catchments_10% AEP, 1 hour burst, Storm 8.ts1</w:t>
+            </w:r>
+          </w:p>
+        </w:tc>
+        <w:tc>
+          <w:tcPr>
+            <w:tcW w:w="360" w:type="pct"/>
+            <w:noWrap/>
+            <w:hideMark/>
+          </w:tcPr>
+          <w:p>
+            <w:pPr>
+              <w:jc w:val="right"/>
+              <w:rPr>
+                <w:rFonts w:ascii="Aptos Narrow" w:eastAsia="Times New Roman" w:hAnsi="Aptos Narrow" w:cs="Times New Roman"/>
+                <w:color w:val="000000"/>
+                <w:lang w:eastAsia="en-AU"/>
+              </w:rPr>
+            </w:pPr>
+            <w:r>
+              <w:rPr>
+                <w:rFonts w:ascii="Aptos Narrow" w:eastAsia="Times New Roman" w:hAnsi="Aptos Narrow" w:cs="Times New Roman"/>
+                <w:color w:val="000000"/>
+                <w:lang w:eastAsia="en-AU"/>
+              </w:rPr>
+              <w:t>0.59</w:t>
+            </w:r>
+          </w:p>
+        </w:tc>
+      </w:tr>
+      <w:tr>
+        <w:trPr>
+          <w:trHeight w:val="276"/>
+        </w:trPr>
+        <w:tc>
+          <w:tcPr>
+            <w:tcW w:w="714" w:type="pct"/>
+            <w:noWrap/>
+            <w:hideMark/>
+          </w:tcPr>
+          <w:p>
+            <w:pPr>
+              <w:rPr>
+                <w:rFonts w:ascii="Aptos Narrow" w:eastAsia="Times New Roman" w:hAnsi="Aptos Narrow" w:cs="Times New Roman"/>
+                <w:color w:val="000000"/>
+                <w:lang w:eastAsia="en-AU"/>
+              </w:rPr>
+            </w:pPr>
+            <w:r>
+              <w:rPr>
+                <w:rFonts w:ascii="Aptos Narrow" w:eastAsia="Times New Roman" w:hAnsi="Aptos Narrow" w:cs="Times New Roman"/>
+                <w:color w:val="000000"/>
+                <w:lang w:eastAsia="en-AU"/>
+              </w:rPr>
+              <w:t xml:space="preserve">20x 0.9m </w:t>
+            </w:r>
+            <w:r>
+              <w:rPr>
+                <w:rFonts w:ascii="Cambria Math" w:eastAsia="Times New Roman" w:hAnsi="Cambria Math" w:cs="Cambria Math"/>
+                <w:color w:val="000000"/>
+                <w:lang w:eastAsia="en-AU"/>
+              </w:rPr>
+              <w:t>⌀</w:t>
+            </w:r>
+            <w:r>
+              <w:rPr>
+                <w:rFonts w:ascii="Aptos Narrow" w:eastAsia="Times New Roman" w:hAnsi="Aptos Narrow" w:cs="Times New Roman"/>
+                <w:color w:val="000000"/>
+                <w:lang w:eastAsia="en-AU"/>
+              </w:rPr>
+              <w:t xml:space="preserve"> x 1.2m deep</w:t>
+            </w:r>
+          </w:p>
+        </w:tc>
+        <w:tc>
+          <w:tcPr>
+            <w:tcW w:w="456" w:type="pct"/>
+            <w:noWrap/>
+            <w:hideMark/>
+          </w:tcPr>
+          <w:p>
+            <w:pPr>
+              <w:jc w:val="right"/>
+              <w:rPr>
+                <w:rFonts w:ascii="Aptos Narrow" w:eastAsia="Times New Roman" w:hAnsi="Aptos Narrow" w:cs="Times New Roman"/>
+                <w:color w:val="000000"/>
+                <w:lang w:eastAsia="en-AU"/>
+              </w:rPr>
+            </w:pPr>
+            <w:r>
+              <w:rPr>
+                <w:rFonts w:ascii="Aptos Narrow" w:eastAsia="Times New Roman" w:hAnsi="Aptos Narrow" w:cs="Times New Roman"/>
+                <w:color w:val="000000"/>
+                <w:lang w:eastAsia="en-AU"/>
+              </w:rPr>
+              <w:t>0.9</w:t>
+            </w:r>
+          </w:p>
+        </w:tc>
+        <w:tc>
+          <w:tcPr>
+            <w:tcW w:w="360" w:type="pct"/>
+            <w:noWrap/>
+            <w:hideMark/>
+          </w:tcPr>
+          <w:p>
+            <w:pPr>
+              <w:jc w:val="right"/>
+              <w:rPr>
+                <w:rFonts w:ascii="Aptos Narrow" w:eastAsia="Times New Roman" w:hAnsi="Aptos Narrow" w:cs="Times New Roman"/>
+                <w:color w:val="000000"/>
+                <w:lang w:eastAsia="en-AU"/>
+              </w:rPr>
+            </w:pPr>
+            <w:r>
+              <w:rPr>
+                <w:rFonts w:ascii="Aptos Narrow" w:eastAsia="Times New Roman" w:hAnsi="Aptos Narrow" w:cs="Times New Roman"/>
+                <w:color w:val="000000"/>
+                <w:lang w:eastAsia="en-AU"/>
+              </w:rPr>
+              <w:t>1.2</w:t>
+            </w:r>
+          </w:p>
+        </w:tc>
+        <w:tc>
+          <w:tcPr>
+            <w:tcW w:w="428" w:type="pct"/>
+            <w:noWrap/>
+            <w:hideMark/>
+          </w:tcPr>
+          <w:p>
+            <w:pPr>
+              <w:jc w:val="right"/>
+              <w:rPr>
+                <w:rFonts w:ascii="Aptos Narrow" w:eastAsia="Times New Roman" w:hAnsi="Aptos Narrow" w:cs="Times New Roman"/>
+                <w:color w:val="000000"/>
+                <w:lang w:eastAsia="en-AU"/>
+              </w:rPr>
+            </w:pPr>
+            <w:r>
+              <w:rPr>
+                <w:rFonts w:ascii="Aptos Narrow" w:eastAsia="Times New Roman" w:hAnsi="Aptos Narrow" w:cs="Times New Roman"/>
+                <w:color w:val="000000"/>
+                <w:lang w:eastAsia="en-AU"/>
+              </w:rPr>
+              <w:t>20</w:t>
+            </w:r>
+          </w:p>
+        </w:tc>
+        <w:tc>
+          <w:tcPr>
+            <w:tcW w:w="394" w:type="pct"/>
+            <w:noWrap/>
+            <w:hideMark/>
+          </w:tcPr>
+          <w:p>
+            <w:pPr>
+              <w:jc w:val="right"/>
+              <w:rPr>
+                <w:rFonts w:ascii="Aptos Narrow" w:eastAsia="Times New Roman" w:hAnsi="Aptos Narrow" w:cs="Times New Roman"/>
+                <w:color w:val="000000"/>
+                <w:lang w:eastAsia="en-AU"/>
+              </w:rPr>
+            </w:pPr>
+            <w:r>
+              <w:rPr>
+                <w:rFonts w:ascii="Aptos Narrow" w:eastAsia="Times New Roman" w:hAnsi="Aptos Narrow" w:cs="Times New Roman"/>
+                <w:color w:val="000000"/>
+                <w:lang w:eastAsia="en-AU"/>
+              </w:rPr>
+              <w:t>15.2</w:t>
+            </w:r>
+          </w:p>
+        </w:tc>
+        <w:tc>
+          <w:tcPr>
+            <w:tcW w:w="478" w:type="pct"/>
+            <w:noWrap/>
+            <w:hideMark/>
+          </w:tcPr>
+          <w:p>
+            <w:pPr>
+              <w:jc w:val="right"/>
+              <w:rPr>
+                <w:rFonts w:ascii="Aptos Narrow" w:eastAsia="Times New Roman" w:hAnsi="Aptos Narrow" w:cs="Times New Roman"/>
+                <w:color w:val="000000"/>
+                <w:lang w:eastAsia="en-AU"/>
+              </w:rPr>
+            </w:pPr>
+            <w:r>
+              <w:rPr>
+                <w:rFonts w:ascii="Aptos Narrow" w:eastAsia="Times New Roman" w:hAnsi="Aptos Narrow" w:cs="Times New Roman"/>
+                <w:color w:val="000000"/>
+                <w:lang w:eastAsia="en-AU"/>
+              </w:rPr>
+              <w:t>0.76</w:t>
+            </w:r>
+          </w:p>
+        </w:tc>
+        <w:tc>
+          <w:tcPr>
+            <w:tcW w:w="1809" w:type="pct"/>
+            <w:noWrap/>
+            <w:hideMark/>
+          </w:tcPr>
+          <w:p>
+            <w:pPr>
+              <w:rPr>
+                <w:rFonts w:ascii="Aptos Narrow" w:eastAsia="Times New Roman" w:hAnsi="Aptos Narrow" w:cs="Times New Roman"/>
+                <w:color w:val="000000"/>
+                <w:lang w:eastAsia="en-AU"/>
+              </w:rPr>
+            </w:pPr>
+            <w:r>
+              <w:rPr>
+                <w:rFonts w:ascii="Aptos Narrow" w:eastAsia="Times New Roman" w:hAnsi="Aptos Narrow" w:cs="Times New Roman"/>
+                <w:color w:val="000000"/>
+                <w:lang w:eastAsia="en-AU"/>
+              </w:rPr>
+              <w:t xml:space="preserve">NF_ILSAX_Catchments_10% AEP, </w:t>
+            </w:r>
+            <w:proofErr w:type="gramStart"/>
+            <w:r>
+              <w:rPr>
+                <w:rFonts w:ascii="Aptos Narrow" w:eastAsia="Times New Roman" w:hAnsi="Aptos Narrow" w:cs="Times New Roman"/>
+                <w:color w:val="000000"/>
+                <w:lang w:eastAsia="en-AU"/>
+              </w:rPr>
+              <w:t>4.5 hour</w:t>
+            </w:r>
+            <w:proofErr w:type="gramEnd"/>
+            <w:r>
+              <w:rPr>
+                <w:rFonts w:ascii="Aptos Narrow" w:eastAsia="Times New Roman" w:hAnsi="Aptos Narrow" w:cs="Times New Roman"/>
+                <w:color w:val="000000"/>
+                <w:lang w:eastAsia="en-AU"/>
+              </w:rPr>
+              <w:t xml:space="preserve"> burst, Storm 4.ts1</w:t>
+            </w:r>
+          </w:p>
+        </w:tc>
+        <w:tc>
+          <w:tcPr>
+            <w:tcW w:w="360" w:type="pct"/>
+            <w:noWrap/>
+            <w:hideMark/>
+          </w:tcPr>
+          <w:p>
+            <w:pPr>
+              <w:jc w:val="right"/>
+              <w:rPr>
+                <w:rFonts w:ascii="Aptos Narrow" w:eastAsia="Times New Roman" w:hAnsi="Aptos Narrow" w:cs="Times New Roman"/>
+                <w:color w:val="000000"/>
+                <w:lang w:eastAsia="en-AU"/>
+              </w:rPr>
+            </w:pPr>
+            <w:r>
+              <w:rPr>
+                <w:rFonts w:ascii="Aptos Narrow" w:eastAsia="Times New Roman" w:hAnsi="Aptos Narrow" w:cs="Times New Roman"/>
+                <w:color w:val="000000"/>
+                <w:lang w:eastAsia="en-AU"/>
+              </w:rPr>
+              <w:t>1.17</w:t>
+            </w:r>
+          </w:p>
+        </w:tc>
+      </w:tr>
+      <w:tr>
+        <w:trPr>
+          <w:cnfStyle w:val="000000010000" w:firstRow="0" w:lastRow="0" w:firstColumn="0" w:lastColumn="0" w:oddVBand="0" w:evenVBand="0" w:oddHBand="0" w:evenHBand="1" w:firstRowFirstColumn="0" w:firstRowLastColumn="0" w:lastRowFirstColumn="0" w:lastRowLastColumn="0"/>
+          <w:trHeight w:val="276"/>
+        </w:trPr>
+        <w:tc>
+          <w:tcPr>
+            <w:tcW w:w="714" w:type="pct"/>
+            <w:noWrap/>
+            <w:hideMark/>
+          </w:tcPr>
+          <w:p>
+            <w:pPr>
+              <w:rPr>
+                <w:rFonts w:ascii="Aptos Narrow" w:eastAsia="Times New Roman" w:hAnsi="Aptos Narrow" w:cs="Times New Roman"/>
+                <w:color w:val="000000"/>
+                <w:lang w:eastAsia="en-AU"/>
+              </w:rPr>
+            </w:pPr>
+            <w:r>
+              <w:rPr>
+                <w:rFonts w:ascii="Aptos Narrow" w:eastAsia="Times New Roman" w:hAnsi="Aptos Narrow" w:cs="Times New Roman"/>
+                <w:color w:val="000000"/>
+                <w:lang w:eastAsia="en-AU"/>
+              </w:rPr>
+              <w:t xml:space="preserve">24x 0.9m </w:t>
+            </w:r>
+            <w:r>
+              <w:rPr>
+                <w:rFonts w:ascii="Cambria Math" w:eastAsia="Times New Roman" w:hAnsi="Cambria Math" w:cs="Cambria Math"/>
+                <w:color w:val="000000"/>
+                <w:lang w:eastAsia="en-AU"/>
+              </w:rPr>
+              <w:t>⌀</w:t>
+            </w:r>
+            <w:r>
+              <w:rPr>
+                <w:rFonts w:ascii="Aptos Narrow" w:eastAsia="Times New Roman" w:hAnsi="Aptos Narrow" w:cs="Times New Roman"/>
+                <w:color w:val="000000"/>
+                <w:lang w:eastAsia="en-AU"/>
+              </w:rPr>
+              <w:t xml:space="preserve"> x 0.9m deep</w:t>
+            </w:r>
+          </w:p>
+        </w:tc>
+        <w:tc>
+          <w:tcPr>
+            <w:tcW w:w="456" w:type="pct"/>
+            <w:noWrap/>
+            <w:hideMark/>
+          </w:tcPr>
+          <w:p>
+            <w:pPr>
+              <w:jc w:val="right"/>
+              <w:rPr>
+                <w:rFonts w:ascii="Aptos Narrow" w:eastAsia="Times New Roman" w:hAnsi="Aptos Narrow" w:cs="Times New Roman"/>
+                <w:color w:val="000000"/>
+                <w:lang w:eastAsia="en-AU"/>
+              </w:rPr>
+            </w:pPr>
+            <w:r>
+              <w:rPr>
+                <w:rFonts w:ascii="Aptos Narrow" w:eastAsia="Times New Roman" w:hAnsi="Aptos Narrow" w:cs="Times New Roman"/>
+                <w:color w:val="000000"/>
+                <w:lang w:eastAsia="en-AU"/>
+              </w:rPr>
+              <w:t>0.9</w:t>
+            </w:r>
+          </w:p>
+        </w:tc>
+        <w:tc>
+          <w:tcPr>
+            <w:tcW w:w="360" w:type="pct"/>
+            <w:noWrap/>
+            <w:hideMark/>
+          </w:tcPr>
+          <w:p>
+            <w:pPr>
+              <w:jc w:val="right"/>
+              <w:rPr>
+                <w:rFonts w:ascii="Aptos Narrow" w:eastAsia="Times New Roman" w:hAnsi="Aptos Narrow" w:cs="Times New Roman"/>
+                <w:color w:val="000000"/>
+                <w:lang w:eastAsia="en-AU"/>
+              </w:rPr>
+            </w:pPr>
+            <w:r>
+              <w:rPr>
+                <w:rFonts w:ascii="Aptos Narrow" w:eastAsia="Times New Roman" w:hAnsi="Aptos Narrow" w:cs="Times New Roman"/>
+                <w:color w:val="000000"/>
+                <w:lang w:eastAsia="en-AU"/>
+              </w:rPr>
+              <w:t>0.9</w:t>
+            </w:r>
+          </w:p>
+        </w:tc>
+        <w:tc>
+          <w:tcPr>
+            <w:tcW w:w="428" w:type="pct"/>
+            <w:noWrap/>
+            <w:hideMark/>
+          </w:tcPr>
+          <w:p>
+            <w:pPr>
+              <w:jc w:val="right"/>
+              <w:rPr>
+                <w:rFonts w:ascii="Aptos Narrow" w:eastAsia="Times New Roman" w:hAnsi="Aptos Narrow" w:cs="Times New Roman"/>
+                <w:color w:val="000000"/>
+                <w:lang w:eastAsia="en-AU"/>
+              </w:rPr>
+            </w:pPr>
+            <w:r>
+              <w:rPr>
+                <w:rFonts w:ascii="Aptos Narrow" w:eastAsia="Times New Roman" w:hAnsi="Aptos Narrow" w:cs="Times New Roman"/>
+                <w:color w:val="000000"/>
+                <w:lang w:eastAsia="en-AU"/>
+              </w:rPr>
+              <w:t>24</w:t>
+            </w:r>
+          </w:p>
+        </w:tc>
+        <w:tc>
+          <w:tcPr>
+            <w:tcW w:w="394" w:type="pct"/>
+            <w:noWrap/>
+            <w:hideMark/>
+          </w:tcPr>
+          <w:p>
+            <w:pPr>
+              <w:jc w:val="right"/>
+              <w:rPr>
+                <w:rFonts w:ascii="Aptos Narrow" w:eastAsia="Times New Roman" w:hAnsi="Aptos Narrow" w:cs="Times New Roman"/>
+                <w:color w:val="000000"/>
+                <w:lang w:eastAsia="en-AU"/>
+              </w:rPr>
+            </w:pPr>
+            <w:r>
+              <w:rPr>
+                <w:rFonts w:ascii="Aptos Narrow" w:eastAsia="Times New Roman" w:hAnsi="Aptos Narrow" w:cs="Times New Roman"/>
+                <w:color w:val="000000"/>
+                <w:lang w:eastAsia="en-AU"/>
+              </w:rPr>
+              <w:t>13.7</w:t>
+            </w:r>
+          </w:p>
+        </w:tc>
+        <w:tc>
+          <w:tcPr>
+            <w:tcW w:w="478" w:type="pct"/>
+            <w:noWrap/>
+            <w:hideMark/>
+          </w:tcPr>
+          <w:p>
+            <w:pPr>
+              <w:jc w:val="right"/>
+              <w:rPr>
+                <w:rFonts w:ascii="Aptos Narrow" w:eastAsia="Times New Roman" w:hAnsi="Aptos Narrow" w:cs="Times New Roman"/>
+                <w:color w:val="000000"/>
+                <w:lang w:eastAsia="en-AU"/>
+              </w:rPr>
+            </w:pPr>
+            <w:r>
+              <w:rPr>
+                <w:rFonts w:ascii="Aptos Narrow" w:eastAsia="Times New Roman" w:hAnsi="Aptos Narrow" w:cs="Times New Roman"/>
+                <w:color w:val="000000"/>
+                <w:lang w:eastAsia="en-AU"/>
+              </w:rPr>
+              <w:t>0.57</w:t>
+            </w:r>
+          </w:p>
+        </w:tc>
+        <w:tc>
+          <w:tcPr>
+            <w:tcW w:w="1809" w:type="pct"/>
+            <w:noWrap/>
+            <w:hideMark/>
+          </w:tcPr>
+          <w:p>
+            <w:pPr>
+              <w:rPr>
+                <w:rFonts w:ascii="Aptos Narrow" w:eastAsia="Times New Roman" w:hAnsi="Aptos Narrow" w:cs="Times New Roman"/>
+                <w:color w:val="000000"/>
+                <w:lang w:eastAsia="en-AU"/>
+              </w:rPr>
+            </w:pPr>
+            <w:r>
+              <w:rPr>
+                <w:rFonts w:ascii="Aptos Narrow" w:eastAsia="Times New Roman" w:hAnsi="Aptos Narrow" w:cs="Times New Roman"/>
+                <w:color w:val="000000"/>
+                <w:lang w:eastAsia="en-AU"/>
+              </w:rPr>
+              <w:t xml:space="preserve">NF_ILSAX_Catchments_10% AEP, </w:t>
+            </w:r>
+            <w:proofErr w:type="gramStart"/>
+            <w:r>
+              <w:rPr>
+                <w:rFonts w:ascii="Aptos Narrow" w:eastAsia="Times New Roman" w:hAnsi="Aptos Narrow" w:cs="Times New Roman"/>
+                <w:color w:val="000000"/>
+                <w:lang w:eastAsia="en-AU"/>
+              </w:rPr>
+              <w:t>3 hour</w:t>
+            </w:r>
+            <w:proofErr w:type="gramEnd"/>
+            <w:r>
+              <w:rPr>
+                <w:rFonts w:ascii="Aptos Narrow" w:eastAsia="Times New Roman" w:hAnsi="Aptos Narrow" w:cs="Times New Roman"/>
+                <w:color w:val="000000"/>
+                <w:lang w:eastAsia="en-AU"/>
+              </w:rPr>
+              <w:t xml:space="preserve"> burst, Storm 3.ts1</w:t>
+            </w:r>
+          </w:p>
+        </w:tc>
+        <w:tc>
+          <w:tcPr>
+            <w:tcW w:w="360" w:type="pct"/>
+            <w:noWrap/>
+            <w:hideMark/>
+          </w:tcPr>
+          <w:p>
+            <w:pPr>
+              <w:jc w:val="right"/>
+              <w:rPr>
+                <w:rFonts w:ascii="Aptos Narrow" w:eastAsia="Times New Roman" w:hAnsi="Aptos Narrow" w:cs="Times New Roman"/>
+                <w:color w:val="000000"/>
+                <w:lang w:eastAsia="en-AU"/>
+              </w:rPr>
+            </w:pPr>
+            <w:r>
+              <w:rPr>
+                <w:rFonts w:ascii="Aptos Narrow" w:eastAsia="Times New Roman" w:hAnsi="Aptos Narrow" w:cs="Times New Roman"/>
+                <w:color w:val="000000"/>
+                <w:lang w:eastAsia="en-AU"/>
+              </w:rPr>
+              <w:t>0.87</w:t>
+            </w:r>
+          </w:p>
+        </w:tc>
+      </w:tr>
+      <w:tr>
+        <w:trPr>
+          <w:trHeight w:val="276"/>
+        </w:trPr>
+        <w:tc>
+          <w:tcPr>
+            <w:tcW w:w="714" w:type="pct"/>
+            <w:noWrap/>
+            <w:hideMark/>
+          </w:tcPr>
+          <w:p>
+            <w:pPr>
+              <w:rPr>
+                <w:rFonts w:ascii="Aptos Narrow" w:eastAsia="Times New Roman" w:hAnsi="Aptos Narrow" w:cs="Times New Roman"/>
+                <w:color w:val="000000"/>
+                <w:lang w:eastAsia="en-AU"/>
+              </w:rPr>
+            </w:pPr>
+            <w:r>
+              <w:rPr>
+                <w:rFonts w:ascii="Aptos Narrow" w:eastAsia="Times New Roman" w:hAnsi="Aptos Narrow" w:cs="Times New Roman"/>
+                <w:color w:val="000000"/>
+                <w:lang w:eastAsia="en-AU"/>
+              </w:rPr>
+              <w:t xml:space="preserve">30x 0.9m </w:t>
+            </w:r>
+            <w:r>
+              <w:rPr>
+                <w:rFonts w:ascii="Cambria Math" w:eastAsia="Times New Roman" w:hAnsi="Cambria Math" w:cs="Cambria Math"/>
+                <w:color w:val="000000"/>
+                <w:lang w:eastAsia="en-AU"/>
+              </w:rPr>
+              <w:t>⌀</w:t>
+            </w:r>
+            <w:r>
+              <w:rPr>
+                <w:rFonts w:ascii="Aptos Narrow" w:eastAsia="Times New Roman" w:hAnsi="Aptos Narrow" w:cs="Times New Roman"/>
+                <w:color w:val="000000"/>
+                <w:lang w:eastAsia="en-AU"/>
+              </w:rPr>
+              <w:t xml:space="preserve"> x 0.6m deep</w:t>
+            </w:r>
+          </w:p>
+        </w:tc>
+        <w:tc>
+          <w:tcPr>
+            <w:tcW w:w="456" w:type="pct"/>
+            <w:noWrap/>
+            <w:hideMark/>
+          </w:tcPr>
+          <w:p>
+            <w:pPr>
+              <w:jc w:val="right"/>
+              <w:rPr>
+                <w:rFonts w:ascii="Aptos Narrow" w:eastAsia="Times New Roman" w:hAnsi="Aptos Narrow" w:cs="Times New Roman"/>
+                <w:color w:val="000000"/>
+                <w:lang w:eastAsia="en-AU"/>
+              </w:rPr>
+            </w:pPr>
+            <w:r>
+              <w:rPr>
+                <w:rFonts w:ascii="Aptos Narrow" w:eastAsia="Times New Roman" w:hAnsi="Aptos Narrow" w:cs="Times New Roman"/>
+                <w:color w:val="000000"/>
+                <w:lang w:eastAsia="en-AU"/>
+              </w:rPr>
+              <w:t>0.9</w:t>
+            </w:r>
+          </w:p>
+        </w:tc>
+        <w:tc>
+          <w:tcPr>
+            <w:tcW w:w="360" w:type="pct"/>
+            <w:noWrap/>
+            <w:hideMark/>
+          </w:tcPr>
+          <w:p>
+            <w:pPr>
+              <w:jc w:val="right"/>
+              <w:rPr>
+                <w:rFonts w:ascii="Aptos Narrow" w:eastAsia="Times New Roman" w:hAnsi="Aptos Narrow" w:cs="Times New Roman"/>
+                <w:color w:val="000000"/>
+                <w:lang w:eastAsia="en-AU"/>
+              </w:rPr>
+            </w:pPr>
+            <w:r>
+              <w:rPr>
+                <w:rFonts w:ascii="Aptos Narrow" w:eastAsia="Times New Roman" w:hAnsi="Aptos Narrow" w:cs="Times New Roman"/>
+                <w:color w:val="000000"/>
+                <w:lang w:eastAsia="en-AU"/>
+              </w:rPr>
+              <w:t>0.6</w:t>
+            </w:r>
+          </w:p>
+        </w:tc>
+        <w:tc>
+          <w:tcPr>
+            <w:tcW w:w="428" w:type="pct"/>
+            <w:noWrap/>
+            <w:hideMark/>
+          </w:tcPr>
+          <w:p>
+            <w:pPr>
+              <w:jc w:val="right"/>
+              <w:rPr>
+                <w:rFonts w:ascii="Aptos Narrow" w:eastAsia="Times New Roman" w:hAnsi="Aptos Narrow" w:cs="Times New Roman"/>
+                <w:color w:val="000000"/>
+                <w:lang w:eastAsia="en-AU"/>
+              </w:rPr>
+            </w:pPr>
+            <w:r>
+              <w:rPr>
+                <w:rFonts w:ascii="Aptos Narrow" w:eastAsia="Times New Roman" w:hAnsi="Aptos Narrow" w:cs="Times New Roman"/>
+                <w:color w:val="000000"/>
+                <w:lang w:eastAsia="en-AU"/>
+              </w:rPr>
+              <w:t>30</w:t>
+            </w:r>
+          </w:p>
+        </w:tc>
+        <w:tc>
+          <w:tcPr>
+            <w:tcW w:w="394" w:type="pct"/>
+            <w:noWrap/>
+            <w:hideMark/>
+          </w:tcPr>
+          <w:p>
+            <w:pPr>
+              <w:jc w:val="right"/>
+              <w:rPr>
+                <w:rFonts w:ascii="Aptos Narrow" w:eastAsia="Times New Roman" w:hAnsi="Aptos Narrow" w:cs="Times New Roman"/>
+                <w:color w:val="000000"/>
+                <w:lang w:eastAsia="en-AU"/>
+              </w:rPr>
+            </w:pPr>
+            <w:r>
+              <w:rPr>
+                <w:rFonts w:ascii="Aptos Narrow" w:eastAsia="Times New Roman" w:hAnsi="Aptos Narrow" w:cs="Times New Roman"/>
+                <w:color w:val="000000"/>
+                <w:lang w:eastAsia="en-AU"/>
+              </w:rPr>
+              <w:t>11.6</w:t>
+            </w:r>
+          </w:p>
+        </w:tc>
+        <w:tc>
+          <w:tcPr>
+            <w:tcW w:w="478" w:type="pct"/>
+            <w:noWrap/>
+            <w:hideMark/>
+          </w:tcPr>
+          <w:p>
+            <w:pPr>
+              <w:jc w:val="right"/>
+              <w:rPr>
+                <w:rFonts w:ascii="Aptos Narrow" w:eastAsia="Times New Roman" w:hAnsi="Aptos Narrow" w:cs="Times New Roman"/>
+                <w:color w:val="000000"/>
+                <w:lang w:eastAsia="en-AU"/>
+              </w:rPr>
+            </w:pPr>
+            <w:r>
+              <w:rPr>
+                <w:rFonts w:ascii="Aptos Narrow" w:eastAsia="Times New Roman" w:hAnsi="Aptos Narrow" w:cs="Times New Roman"/>
+                <w:color w:val="000000"/>
+                <w:lang w:eastAsia="en-AU"/>
+              </w:rPr>
+              <w:t>0.39</w:t>
+            </w:r>
+          </w:p>
+        </w:tc>
+        <w:tc>
+          <w:tcPr>
+            <w:tcW w:w="1809" w:type="pct"/>
+            <w:noWrap/>
+            <w:hideMark/>
+          </w:tcPr>
+          <w:p>
+            <w:pPr>
+              <w:rPr>
+                <w:rFonts w:ascii="Aptos Narrow" w:eastAsia="Times New Roman" w:hAnsi="Aptos Narrow" w:cs="Times New Roman"/>
+                <w:color w:val="000000"/>
+                <w:lang w:eastAsia="en-AU"/>
+              </w:rPr>
+            </w:pPr>
+            <w:r>
+              <w:rPr>
+                <w:rFonts w:ascii="Aptos Narrow" w:eastAsia="Times New Roman" w:hAnsi="Aptos Narrow" w:cs="Times New Roman"/>
+                <w:color w:val="000000"/>
+                <w:lang w:eastAsia="en-AU"/>
+              </w:rPr>
+              <w:t>NF_ILSAX_Catchments_10% AEP, 1 hour burst, Storm 8.ts1</w:t>
+            </w:r>
+          </w:p>
+        </w:tc>
+        <w:tc>
+          <w:tcPr>
+            <w:tcW w:w="360" w:type="pct"/>
+            <w:noWrap/>
+            <w:hideMark/>
+          </w:tcPr>
+          <w:p>
+            <w:pPr>
+              <w:jc w:val="right"/>
+              <w:rPr>
+                <w:rFonts w:ascii="Aptos Narrow" w:eastAsia="Times New Roman" w:hAnsi="Aptos Narrow" w:cs="Times New Roman"/>
+                <w:color w:val="000000"/>
+                <w:lang w:eastAsia="en-AU"/>
+              </w:rPr>
+            </w:pPr>
+            <w:r>
+              <w:rPr>
+                <w:rFonts w:ascii="Aptos Narrow" w:eastAsia="Times New Roman" w:hAnsi="Aptos Narrow" w:cs="Times New Roman"/>
+                <w:color w:val="000000"/>
+                <w:lang w:eastAsia="en-AU"/>
+              </w:rPr>
+              <w:t>0.59</w:t>
+            </w:r>
+          </w:p>
+        </w:tc>
+      </w:tr>
+    </w:tbl>
+    <w:p>
+      <w:pPr>
+        <w:pStyle w:val="BodyText"/>
+        <w:rPr>
+          <w:lang w:val="en-GB"/>
+        </w:rPr>
+      </w:pPr>
+    </w:p>
+    <w:p>
+      <w:pPr>
+        <w:pStyle w:val="Heading1"/>
+        <w:rPr>
+          <w:lang w:val="en-GB"/>
+        </w:rPr>
+      </w:pPr>
+      <w:r>
+        <w:rPr>
+          <w:lang w:val="en-GB"/>
+        </w:rPr>
+        <w:t>Conclusion</w:t>
+      </w:r>
+    </w:p>
+    <w:p>
+      <w:pPr>
+        <w:pStyle w:val="BodyText"/>
+        <w:rPr>
+          <w:lang w:val="en-GB"/>
+        </w:rPr>
+      </w:pPr>
+      <w:proofErr w:type="gramStart"/>
+      <w:r>
+        <w:rPr>
+          <w:lang w:val="en-GB"/>
+        </w:rPr>
+        <w:t>All of</w:t>
+      </w:r>
+      <w:proofErr w:type="gramEnd"/>
+      <w:r>
+        <w:rPr>
+          <w:lang w:val="en-GB"/>
+        </w:rPr>
+        <w:t xml:space="preserve"> the </w:t>
+      </w:r>
+      <w:r>
+        <w:rPr>
+          <w:lang w:val="en-GB"/>
+        </w:rPr>
+        <w:t>configurations</w:t>
+      </w:r>
+      <w:r>
+        <w:rPr>
+          <w:lang w:val="en-GB"/>
+        </w:rPr>
+        <w:t xml:space="preserve"> in </w:t>
+      </w:r>
+      <w:r>
+        <w:rPr>
+          <w:lang w:val="en-GB"/>
+        </w:rPr>
+        <w:fldChar w:fldCharType="begin"/>
+      </w:r>
+      <w:r>
+        <w:rPr>
+          <w:lang w:val="en-GB"/>
+        </w:rPr>
+        <w:instrText xml:space="preserve"> REF _Ref204351955 \h </w:instrText>
+      </w:r>
+      <w:r>
+        <w:rPr>
+          <w:lang w:val="en-GB"/>
+        </w:rPr>
+      </w:r>
+      <w:r>
+        <w:rPr>
+          <w:lang w:val="en-GB"/>
+        </w:rPr>
+        <w:fldChar w:fldCharType="separate"/>
+      </w:r>
+      <w:r>
+        <w:t xml:space="preserve">Table </w:t>
+      </w:r>
+      <w:r>
+        <w:rPr>
+          <w:noProof/>
+        </w:rPr>
+        <w:t>4</w:t>
+      </w:r>
+      <w:r>
+        <w:rPr>
+          <w:lang w:val="en-GB"/>
+        </w:rPr>
+        <w:fldChar w:fldCharType="end"/>
+      </w:r>
+      <w:r>
+        <w:rPr>
+          <w:lang w:val="en-GB"/>
+        </w:rPr>
+        <w:t xml:space="preserve"> </w:t>
+      </w:r>
+      <w:r>
+        <w:rPr>
+          <w:lang w:val="en-GB"/>
+        </w:rPr>
+        <w:t>are workable from a stormwater disposal performance; However, the challenge remains in relation to space proofing</w:t>
+      </w:r>
+      <w:r>
+        <w:rPr>
+          <w:lang w:val="en-GB"/>
+        </w:rPr>
+        <w:t xml:space="preserve"> among other</w:t>
+      </w:r>
+      <w:r>
+        <w:rPr>
+          <w:lang w:val="en-GB"/>
+        </w:rPr>
+        <w:t xml:space="preserve"> constraints. </w:t>
+      </w:r>
+    </w:p>
+    <w:p>
+      <w:pPr>
+        <w:pStyle w:val="BodyText"/>
+        <w:rPr>
+          <w:lang w:val="en-GB"/>
+        </w:rPr>
+      </w:pPr>
+      <w:r>
+        <w:rPr>
+          <w:lang w:val="en-GB"/>
+        </w:rPr>
+        <w:t xml:space="preserve">A minimum of 1m clearance from the retaining wall is required. </w:t>
+      </w:r>
+      <w:r>
+        <w:rPr>
+          <w:lang w:val="en-GB"/>
+        </w:rPr>
+        <w:t xml:space="preserve">Allowable clearance to the rail is yet to be determined. </w:t>
+      </w:r>
+    </w:p>
     <w:sectPr>
-      <w:headerReference w:type="even" r:id="rId15"/>
-      <w:headerReference w:type="default" r:id="rId16"/>
-      <w:footerReference w:type="default" r:id="rId17"/>
-      <w:headerReference w:type="first" r:id="rId18"/>
-      <w:footerReference w:type="first" r:id="rId19"/>
+      <w:headerReference w:type="even" r:id="rId21"/>
+      <w:headerReference w:type="default" r:id="rId22"/>
+      <w:footerReference w:type="default" r:id="rId23"/>
+      <w:headerReference w:type="first" r:id="rId24"/>
+      <w:footerReference w:type="first" r:id="rId25"/>
       <w:pgSz w:w="11906" w:h="16838"/>
       <w:pgMar w:top="2637" w:right="1418" w:bottom="1134" w:left="1418" w:header="459" w:footer="505" w:gutter="0"/>
       <w:cols w:space="708"/>
@@ -4874,11 +9544,11 @@
             </w:rPr>
             <w:tag w:val="footerProjectNumber"/>
             <w:id w:val="-1245559835"/>
-            <w:placeholder/>
             <w:showingPlcHdr/>
             <w:dataBinding w:xpath="/root/project[1]/number[1]" w:storeItemID="{1D66D2BE-7B68-473C-9102-48D2C8BB6581}"/>
             <w:text/>
           </w:sdtPr>
+          <w:sdtEndPr/>
           <w:sdtContent>
             <w:r>
               <w:rPr>
@@ -4953,7 +9623,6 @@
             </w:rPr>
             <w:tag w:val="footerDate"/>
             <w:id w:val="-1288662501"/>
-            <w:placeholder/>
             <w:showingPlcHdr/>
             <w:dataBinding w:xpath="/root/project[1]/date[1]" w:storeItemID="{1D66D2BE-7B68-473C-9102-48D2C8BB6581}"/>
             <w:date>
@@ -4963,6 +9632,7 @@
               <w:calendar w:val="gregorian"/>
             </w:date>
           </w:sdtPr>
+          <w:sdtEndPr/>
           <w:sdtContent>
             <w:r>
               <w:rPr>
@@ -4990,6 +9660,7 @@
             <w:dataBinding w:xpath="/root/project[1]/revision[1]" w:storeItemID="{1D66D2BE-7B68-473C-9102-48D2C8BB6581}"/>
             <w:text/>
           </w:sdtPr>
+          <w:sdtEndPr/>
           <w:sdtContent>
             <w:r>
               <w:rPr>
@@ -5102,11 +9773,11 @@
             </w:rPr>
             <w:tag w:val="footerProjectNumber"/>
             <w:id w:val="-1274465195"/>
-            <w:placeholder/>
             <w:showingPlcHdr/>
             <w:dataBinding w:prefixMappings="xmlns:ns0='https://aurecongroup.sharepoint.com/sites/hive/Clients/WinningWork/Templates' " w:xpath="/ns0:customtags[1]/ns0:project[1]/ns0:number[1]" w:storeItemID="{143EF76F-743D-4AB1-9CEB-6C722D41A120}"/>
             <w:text/>
           </w:sdtPr>
+          <w:sdtEndPr/>
           <w:sdtContent>
             <w:r>
               <w:rPr>
@@ -5180,7 +9851,6 @@
             </w:rPr>
             <w:tag w:val="footerDate"/>
             <w:id w:val="2120492578"/>
-            <w:placeholder/>
             <w:showingPlcHdr/>
             <w:dataBinding w:prefixMappings="xmlns:ns0='https://aurecongroup.sharepoint.com/sites/hive/Clients/WinningWork/Templates' " w:xpath="/ns0:customtags[1]/ns0:project[1]/ns0:date[1]" w:storeItemID="{143EF76F-743D-4AB1-9CEB-6C722D41A120}"/>
             <w:date>
@@ -5190,6 +9860,7 @@
               <w:calendar w:val="gregorian"/>
             </w:date>
           </w:sdtPr>
+          <w:sdtEndPr/>
           <w:sdtContent>
             <w:r>
               <w:rPr>
@@ -5214,10 +9885,10 @@
             <w:alias w:val="Revision"/>
             <w:tag w:val="footerRevisionNumber"/>
             <w:id w:val="-1102410691"/>
-            <w:placeholder/>
             <w:dataBinding w:prefixMappings="xmlns:ns0='https://aurecongroup.sharepoint.com/sites/hive/Clients/WinningWork/Templates' " w:xpath="/ns0:customtags[1]/ns0:project[1]/ns0:revision[1]" w:storeItemID="{143EF76F-743D-4AB1-9CEB-6C722D41A120}"/>
             <w:text/>
           </w:sdtPr>
+          <w:sdtEndPr/>
           <w:sdtContent>
             <w:r>
               <w:rPr>
@@ -5315,7 +9986,7 @@
         <w:noProof/>
         <w:lang w:val="en-GB"/>
       </w:rPr>
-      <w:pict w14:anchorId="0FD6A4ED">
+      <w:pict w14:anchorId="0F5E4FA8">
         <v:shapetype id="_x0000_t136" coordsize="21600,21600" o:spt="136" adj="10800" path="m@7,l@8,m@5,21600l@6,21600e">
           <v:formulas>
             <v:f eqn="sum #0 0 10800"/>
@@ -5371,7 +10042,7 @@
         <w:szCs w:val="2"/>
         <w:lang w:val="en-GB"/>
       </w:rPr>
-      <w:pict w14:anchorId="3881DE62">
+      <w:pict w14:anchorId="3022A976">
         <v:shapetype id="_x0000_t136" coordsize="21600,21600" o:spt="136" adj="10800" path="m@7,l@8,m@5,21600l@6,21600e">
           <v:formulas>
             <v:f eqn="sum #0 0 10800"/>
@@ -5460,6 +10131,7 @@
               <w:id w:val="1111708443"/>
               <w:picture/>
             </w:sdtPr>
+            <w:sdtEndPr/>
             <w:sdtContent>
               <w:r>
                 <w:rPr>
@@ -5469,7 +10141,7 @@
                   <w:lang w:val="en-GB"/>
                 </w:rPr>
                 <w:drawing>
-                  <wp:inline distT="0" distB="0" distL="0" distR="0" wp14:anchorId="693D179C" wp14:editId="67BFBCD9">
+                  <wp:inline distT="0" distB="0" distL="0" distR="0" wp14:anchorId="3CCBEE02" wp14:editId="767689E8">
                     <wp:extent cx="1981204" cy="438913"/>
                     <wp:effectExtent l="0" t="0" r="0" b="0"/>
                     <wp:docPr id="3" name="Picture 3"/>
@@ -5533,7 +10205,7 @@
         <w:sz w:val="2"/>
         <w:szCs w:val="2"/>
       </w:rPr>
-      <w:pict w14:anchorId="41BCB05E">
+      <w:pict w14:anchorId="3C95788D">
         <v:shapetype id="_x0000_t136" coordsize="21600,21600" o:spt="136" adj="10800" path="m@7,l@8,m@5,21600l@6,21600e">
           <v:formulas>
             <v:f eqn="sum #0 0 10800"/>
@@ -5653,6 +10325,7 @@
             <w:id w:val="1489060486"/>
             <w:picture/>
           </w:sdtPr>
+          <w:sdtEndPr/>
           <w:sdtContent>
             <w:p>
               <w:pPr>
@@ -5671,7 +10344,7 @@
                   <w:noProof/>
                 </w:rPr>
                 <w:drawing>
-                  <wp:inline distT="0" distB="0" distL="0" distR="0" wp14:anchorId="7EC6D053" wp14:editId="2C32F99D">
+                  <wp:inline distT="0" distB="0" distL="0" distR="0" wp14:anchorId="4D3E8905" wp14:editId="731B6FD0">
                     <wp:extent cx="1981204" cy="438913"/>
                     <wp:effectExtent l="0" t="0" r="0" b="0"/>
                     <wp:docPr id="4" name="Picture 4"/>
@@ -5740,6 +10413,7 @@
               <w:lock w:val="sdtContentLocked"/>
               <w:text/>
             </w:sdtPr>
+            <w:sdtEndPr/>
             <w:sdtContent>
               <w:r>
                 <w:rPr>
@@ -5767,6 +10441,7 @@
               <w:docPart w:val="4B409145764E4ED6A62FF4184C0CD0F1"/>
             </w:placeholder>
           </w:sdtPr>
+          <w:sdtEndPr/>
           <w:sdtContent>
             <w:p>
               <w:pPr>
@@ -5856,6 +10531,7 @@
             <w:docPart w:val="4B409145764E4ED6A62FF4184C0CD0F1"/>
           </w:placeholder>
         </w:sdtPr>
+        <w:sdtEndPr/>
         <w:sdtContent>
           <w:tc>
             <w:tcPr>
@@ -5955,6 +10631,7 @@
             <w:docPart w:val="4B409145764E4ED6A62FF4184C0CD0F1"/>
           </w:placeholder>
         </w:sdtPr>
+        <w:sdtEndPr/>
         <w:sdtContent>
           <w:tc>
             <w:tcPr>
@@ -7453,6 +12130,7 @@
   <w:style w:type="character" w:default="1" w:styleId="DefaultParagraphFont">
     <w:name w:val="Default Paragraph Font"/>
     <w:uiPriority w:val="1"/>
+    <w:semiHidden/>
     <w:unhideWhenUsed/>
   </w:style>
   <w:style w:type="table" w:default="1" w:styleId="TableNormal">
@@ -9159,7 +13837,6 @@
   </w:compat>
   <w:rsids>
     <w:rsidRoot w:val="00DC59F7"/>
-    <w:rsid w:val="00521925"/>
     <w:rsid w:val="00526EB0"/>
     <w:rsid w:val="00DC59F7"/>
   </w:rsids>
@@ -9629,9 +14306,6 @@
   <w:style w:type="paragraph" w:customStyle="1" w:styleId="5D3BEC78F9374B04A3FF426F221C27DA">
     <w:name w:val="5D3BEC78F9374B04A3FF426F221C27DA"/>
   </w:style>
-  <w:style w:type="paragraph" w:customStyle="1" w:styleId="1BA18E8B9D9F42629DB69ED35FA82A1E">
-    <w:name w:val="1BA18E8B9D9F42629DB69ED35FA82A1E"/>
-  </w:style>
   <w:style w:type="paragraph" w:customStyle="1" w:styleId="4B409145764E4ED6A62FF4184C0CD0F1">
     <w:name w:val="4B409145764E4ED6A62FF4184C0CD0F1"/>
     <w:rsid w:val="00DC59F7"/>
@@ -9872,45 +14546,246 @@
 </file>
 
 <file path=customXml/item1.xml><?xml version="1.0" encoding="utf-8"?>
-<root>
-  <company>
-    <name/>
-    <label/>
-    <contacts/>
-  </company>
-  <document>
-    <title/>
-    <disclaimer>Aurecon</disclaimer>
-  </document>
-  <project>
-    <name/>
-    <number/>
-    <date/>
-    <revision>0</revision>
-    <client/>
-  </project>
-</root>
+<ct:contentTypeSchema xmlns:ct="http://schemas.microsoft.com/office/2006/metadata/contentType" xmlns:ma="http://schemas.microsoft.com/office/2006/metadata/properties/metaAttributes" ct:_="" ma:_="" ma:contentTypeName="Document" ma:contentTypeID="0x010100AEFFB20166BF53459971AA212559C2D7" ma:contentTypeVersion="16" ma:contentTypeDescription="Create a new document." ma:contentTypeScope="" ma:versionID="7f8988720da45814a40df0396d1366ed">
+  <xsd:schema xmlns:xsd="http://www.w3.org/2001/XMLSchema" xmlns:xs="http://www.w3.org/2001/XMLSchema" xmlns:p="http://schemas.microsoft.com/office/2006/metadata/properties" xmlns:ns3="7c8afa87-df3c-40c6-8e8a-57c0cc8e47b1" xmlns:ns4="f60900b5-2aa0-4f5c-a630-275226e668d5" targetNamespace="http://schemas.microsoft.com/office/2006/metadata/properties" ma:root="true" ma:fieldsID="bd559a75b530e38f74891523c8d8aa48" ns3:_="" ns4:_="">
+    <xsd:import namespace="7c8afa87-df3c-40c6-8e8a-57c0cc8e47b1"/>
+    <xsd:import namespace="f60900b5-2aa0-4f5c-a630-275226e668d5"/>
+    <xsd:element name="properties">
+      <xsd:complexType>
+        <xsd:sequence>
+          <xsd:element name="documentManagement">
+            <xsd:complexType>
+              <xsd:all>
+                <xsd:element ref="ns3:MediaServiceMetadata" minOccurs="0"/>
+                <xsd:element ref="ns3:MediaServiceFastMetadata" minOccurs="0"/>
+                <xsd:element ref="ns3:MediaServiceSearchProperties" minOccurs="0"/>
+                <xsd:element ref="ns3:MediaServiceObjectDetectorVersions" minOccurs="0"/>
+                <xsd:element ref="ns3:_activity" minOccurs="0"/>
+                <xsd:element ref="ns4:SharedWithUsers" minOccurs="0"/>
+                <xsd:element ref="ns4:SharedWithDetails" minOccurs="0"/>
+                <xsd:element ref="ns4:SharingHintHash" minOccurs="0"/>
+                <xsd:element ref="ns3:MediaServiceDateTaken" minOccurs="0"/>
+                <xsd:element ref="ns3:MediaServiceSystemTags" minOccurs="0"/>
+                <xsd:element ref="ns3:MediaServiceOCR" minOccurs="0"/>
+                <xsd:element ref="ns3:MediaServiceGenerationTime" minOccurs="0"/>
+                <xsd:element ref="ns3:MediaServiceEventHashCode" minOccurs="0"/>
+                <xsd:element ref="ns3:MediaServiceLocation" minOccurs="0"/>
+                <xsd:element ref="ns3:MediaLengthInSeconds" minOccurs="0"/>
+                <xsd:element ref="ns3:MediaServiceBillingMetadata" minOccurs="0"/>
+              </xsd:all>
+            </xsd:complexType>
+          </xsd:element>
+        </xsd:sequence>
+      </xsd:complexType>
+    </xsd:element>
+  </xsd:schema>
+  <xsd:schema xmlns:xsd="http://www.w3.org/2001/XMLSchema" xmlns:xs="http://www.w3.org/2001/XMLSchema" xmlns:dms="http://schemas.microsoft.com/office/2006/documentManagement/types" xmlns:pc="http://schemas.microsoft.com/office/infopath/2007/PartnerControls" targetNamespace="7c8afa87-df3c-40c6-8e8a-57c0cc8e47b1" elementFormDefault="qualified">
+    <xsd:import namespace="http://schemas.microsoft.com/office/2006/documentManagement/types"/>
+    <xsd:import namespace="http://schemas.microsoft.com/office/infopath/2007/PartnerControls"/>
+    <xsd:element name="MediaServiceMetadata" ma:index="8" nillable="true" ma:displayName="MediaServiceMetadata" ma:hidden="true" ma:internalName="MediaServiceMetadata" ma:readOnly="true">
+      <xsd:simpleType>
+        <xsd:restriction base="dms:Note"/>
+      </xsd:simpleType>
+    </xsd:element>
+    <xsd:element name="MediaServiceFastMetadata" ma:index="9" nillable="true" ma:displayName="MediaServiceFastMetadata" ma:hidden="true" ma:internalName="MediaServiceFastMetadata" ma:readOnly="true">
+      <xsd:simpleType>
+        <xsd:restriction base="dms:Note"/>
+      </xsd:simpleType>
+    </xsd:element>
+    <xsd:element name="MediaServiceSearchProperties" ma:index="10" nillable="true" ma:displayName="MediaServiceSearchProperties" ma:hidden="true" ma:internalName="MediaServiceSearchProperties" ma:readOnly="true">
+      <xsd:simpleType>
+        <xsd:restriction base="dms:Note"/>
+      </xsd:simpleType>
+    </xsd:element>
+    <xsd:element name="MediaServiceObjectDetectorVersions" ma:index="11" nillable="true" ma:displayName="MediaServiceObjectDetectorVersions" ma:hidden="true" ma:indexed="true" ma:internalName="MediaServiceObjectDetectorVersions" ma:readOnly="true">
+      <xsd:simpleType>
+        <xsd:restriction base="dms:Text"/>
+      </xsd:simpleType>
+    </xsd:element>
+    <xsd:element name="_activity" ma:index="12" nillable="true" ma:displayName="_activity" ma:hidden="true" ma:internalName="_activity">
+      <xsd:simpleType>
+        <xsd:restriction base="dms:Note"/>
+      </xsd:simpleType>
+    </xsd:element>
+    <xsd:element name="MediaServiceDateTaken" ma:index="16" nillable="true" ma:displayName="MediaServiceDateTaken" ma:hidden="true" ma:indexed="true" ma:internalName="MediaServiceDateTaken" ma:readOnly="true">
+      <xsd:simpleType>
+        <xsd:restriction base="dms:Text"/>
+      </xsd:simpleType>
+    </xsd:element>
+    <xsd:element name="MediaServiceSystemTags" ma:index="17" nillable="true" ma:displayName="MediaServiceSystemTags" ma:hidden="true" ma:internalName="MediaServiceSystemTags" ma:readOnly="true">
+      <xsd:simpleType>
+        <xsd:restriction base="dms:Note"/>
+      </xsd:simpleType>
+    </xsd:element>
+    <xsd:element name="MediaServiceOCR" ma:index="18" nillable="true" ma:displayName="Extracted Text" ma:internalName="MediaServiceOCR" ma:readOnly="true">
+      <xsd:simpleType>
+        <xsd:restriction base="dms:Note">
+          <xsd:maxLength value="255"/>
+        </xsd:restriction>
+      </xsd:simpleType>
+    </xsd:element>
+    <xsd:element name="MediaServiceGenerationTime" ma:index="19" nillable="true" ma:displayName="MediaServiceGenerationTime" ma:hidden="true" ma:internalName="MediaServiceGenerationTime" ma:readOnly="true">
+      <xsd:simpleType>
+        <xsd:restriction base="dms:Text"/>
+      </xsd:simpleType>
+    </xsd:element>
+    <xsd:element name="MediaServiceEventHashCode" ma:index="20" nillable="true" ma:displayName="MediaServiceEventHashCode" ma:hidden="true" ma:internalName="MediaServiceEventHashCode" ma:readOnly="true">
+      <xsd:simpleType>
+        <xsd:restriction base="dms:Text"/>
+      </xsd:simpleType>
+    </xsd:element>
+    <xsd:element name="MediaServiceLocation" ma:index="21" nillable="true" ma:displayName="Location" ma:indexed="true" ma:internalName="MediaServiceLocation" ma:readOnly="true">
+      <xsd:simpleType>
+        <xsd:restriction base="dms:Text"/>
+      </xsd:simpleType>
+    </xsd:element>
+    <xsd:element name="MediaLengthInSeconds" ma:index="22" nillable="true" ma:displayName="MediaLengthInSeconds" ma:hidden="true" ma:internalName="MediaLengthInSeconds" ma:readOnly="true">
+      <xsd:simpleType>
+        <xsd:restriction base="dms:Unknown"/>
+      </xsd:simpleType>
+    </xsd:element>
+    <xsd:element name="MediaServiceBillingMetadata" ma:index="23" nillable="true" ma:displayName="MediaServiceBillingMetadata" ma:hidden="true" ma:internalName="MediaServiceBillingMetadata" ma:readOnly="true">
+      <xsd:simpleType>
+        <xsd:restriction base="dms:Note"/>
+      </xsd:simpleType>
+    </xsd:element>
+  </xsd:schema>
+  <xsd:schema xmlns:xsd="http://www.w3.org/2001/XMLSchema" xmlns:xs="http://www.w3.org/2001/XMLSchema" xmlns:dms="http://schemas.microsoft.com/office/2006/documentManagement/types" xmlns:pc="http://schemas.microsoft.com/office/infopath/2007/PartnerControls" targetNamespace="f60900b5-2aa0-4f5c-a630-275226e668d5" elementFormDefault="qualified">
+    <xsd:import namespace="http://schemas.microsoft.com/office/2006/documentManagement/types"/>
+    <xsd:import namespace="http://schemas.microsoft.com/office/infopath/2007/PartnerControls"/>
+    <xsd:element name="SharedWithUsers" ma:index="13" nillable="true" ma:displayName="Shared With" ma:internalName="SharedWithUsers" ma:readOnly="true">
+      <xsd:complexType>
+        <xsd:complexContent>
+          <xsd:extension base="dms:UserMulti">
+            <xsd:sequence>
+              <xsd:element name="UserInfo" minOccurs="0" maxOccurs="unbounded">
+                <xsd:complexType>
+                  <xsd:sequence>
+                    <xsd:element name="DisplayName" type="xsd:string" minOccurs="0"/>
+                    <xsd:element name="AccountId" type="dms:UserId" minOccurs="0" nillable="true"/>
+                    <xsd:element name="AccountType" type="xsd:string" minOccurs="0"/>
+                  </xsd:sequence>
+                </xsd:complexType>
+              </xsd:element>
+            </xsd:sequence>
+          </xsd:extension>
+        </xsd:complexContent>
+      </xsd:complexType>
+    </xsd:element>
+    <xsd:element name="SharedWithDetails" ma:index="14" nillable="true" ma:displayName="Shared With Details" ma:internalName="SharedWithDetails" ma:readOnly="true">
+      <xsd:simpleType>
+        <xsd:restriction base="dms:Note">
+          <xsd:maxLength value="255"/>
+        </xsd:restriction>
+      </xsd:simpleType>
+    </xsd:element>
+    <xsd:element name="SharingHintHash" ma:index="15" nillable="true" ma:displayName="Sharing Hint Hash" ma:hidden="true" ma:internalName="SharingHintHash" ma:readOnly="true">
+      <xsd:simpleType>
+        <xsd:restriction base="dms:Text"/>
+      </xsd:simpleType>
+    </xsd:element>
+  </xsd:schema>
+  <xsd:schema xmlns="http://schemas.openxmlformats.org/package/2006/metadata/core-properties" xmlns:xsd="http://www.w3.org/2001/XMLSchema" xmlns:xsi="http://www.w3.org/2001/XMLSchema-instance" xmlns:dc="http://purl.org/dc/elements/1.1/" xmlns:dcterms="http://purl.org/dc/terms/" xmlns:odoc="http://schemas.microsoft.com/internal/obd" targetNamespace="http://schemas.openxmlformats.org/package/2006/metadata/core-properties" elementFormDefault="qualified" attributeFormDefault="unqualified" blockDefault="#all">
+    <xsd:import namespace="http://purl.org/dc/elements/1.1/" schemaLocation="http://dublincore.org/schemas/xmls/qdc/2003/04/02/dc.xsd"/>
+    <xsd:import namespace="http://purl.org/dc/terms/" schemaLocation="http://dublincore.org/schemas/xmls/qdc/2003/04/02/dcterms.xsd"/>
+    <xsd:element name="coreProperties" type="CT_coreProperties"/>
+    <xsd:complexType name="CT_coreProperties">
+      <xsd:all>
+        <xsd:element ref="dc:creator" minOccurs="0" maxOccurs="1"/>
+        <xsd:element ref="dcterms:created" minOccurs="0" maxOccurs="1"/>
+        <xsd:element ref="dc:identifier" minOccurs="0" maxOccurs="1"/>
+        <xsd:element name="contentType" minOccurs="0" maxOccurs="1" type="xsd:string" ma:index="0" ma:displayName="Content Type"/>
+        <xsd:element ref="dc:title" minOccurs="0" maxOccurs="1" ma:index="4" ma:displayName="Title"/>
+        <xsd:element ref="dc:subject" minOccurs="0" maxOccurs="1"/>
+        <xsd:element ref="dc:description" minOccurs="0" maxOccurs="1"/>
+        <xsd:element name="keywords" minOccurs="0" maxOccurs="1" type="xsd:string"/>
+        <xsd:element ref="dc:language" minOccurs="0" maxOccurs="1"/>
+        <xsd:element name="category" minOccurs="0" maxOccurs="1" type="xsd:string"/>
+        <xsd:element name="version" minOccurs="0" maxOccurs="1" type="xsd:string"/>
+        <xsd:element name="revision" minOccurs="0" maxOccurs="1" type="xsd:string">
+          <xsd:annotation>
+            <xsd:documentation>
+                        This value indicates the number of saves or revisions. The application is responsible for updating this value after each revision.
+                    </xsd:documentation>
+          </xsd:annotation>
+        </xsd:element>
+        <xsd:element name="lastModifiedBy" minOccurs="0" maxOccurs="1" type="xsd:string"/>
+        <xsd:element ref="dcterms:modified" minOccurs="0" maxOccurs="1"/>
+        <xsd:element name="contentStatus" minOccurs="0" maxOccurs="1" type="xsd:string"/>
+      </xsd:all>
+    </xsd:complexType>
+  </xsd:schema>
+  <xs:schema xmlns:pc="http://schemas.microsoft.com/office/infopath/2007/PartnerControls" xmlns:xs="http://www.w3.org/2001/XMLSchema" targetNamespace="http://schemas.microsoft.com/office/infopath/2007/PartnerControls" elementFormDefault="qualified" attributeFormDefault="unqualified">
+    <xs:element name="Person">
+      <xs:complexType>
+        <xs:sequence>
+          <xs:element ref="pc:DisplayName" minOccurs="0"/>
+          <xs:element ref="pc:AccountId" minOccurs="0"/>
+          <xs:element ref="pc:AccountType" minOccurs="0"/>
+        </xs:sequence>
+      </xs:complexType>
+    </xs:element>
+    <xs:element name="DisplayName" type="xs:string"/>
+    <xs:element name="AccountId" type="xs:string"/>
+    <xs:element name="AccountType" type="xs:string"/>
+    <xs:element name="BDCAssociatedEntity">
+      <xs:complexType>
+        <xs:sequence>
+          <xs:element ref="pc:BDCEntity" minOccurs="0" maxOccurs="unbounded"/>
+        </xs:sequence>
+        <xs:attribute ref="pc:EntityNamespace"/>
+        <xs:attribute ref="pc:EntityName"/>
+        <xs:attribute ref="pc:SystemInstanceName"/>
+        <xs:attribute ref="pc:AssociationName"/>
+      </xs:complexType>
+    </xs:element>
+    <xs:attribute name="EntityNamespace" type="xs:string"/>
+    <xs:attribute name="EntityName" type="xs:string"/>
+    <xs:attribute name="SystemInstanceName" type="xs:string"/>
+    <xs:attribute name="AssociationName" type="xs:string"/>
+    <xs:element name="BDCEntity">
+      <xs:complexType>
+        <xs:sequence>
+          <xs:element ref="pc:EntityDisplayName" minOccurs="0"/>
+          <xs:element ref="pc:EntityInstanceReference" minOccurs="0"/>
+          <xs:element ref="pc:EntityId1" minOccurs="0"/>
+          <xs:element ref="pc:EntityId2" minOccurs="0"/>
+          <xs:element ref="pc:EntityId3" minOccurs="0"/>
+          <xs:element ref="pc:EntityId4" minOccurs="0"/>
+          <xs:element ref="pc:EntityId5" minOccurs="0"/>
+        </xs:sequence>
+      </xs:complexType>
+    </xs:element>
+    <xs:element name="EntityDisplayName" type="xs:string"/>
+    <xs:element name="EntityInstanceReference" type="xs:string"/>
+    <xs:element name="EntityId1" type="xs:string"/>
+    <xs:element name="EntityId2" type="xs:string"/>
+    <xs:element name="EntityId3" type="xs:string"/>
+    <xs:element name="EntityId4" type="xs:string"/>
+    <xs:element name="EntityId5" type="xs:string"/>
+    <xs:element name="Terms">
+      <xs:complexType>
+        <xs:sequence>
+          <xs:element ref="pc:TermInfo" minOccurs="0" maxOccurs="unbounded"/>
+        </xs:sequence>
+      </xs:complexType>
+    </xs:element>
+    <xs:element name="TermInfo">
+      <xs:complexType>
+        <xs:sequence>
+          <xs:element ref="pc:TermName" minOccurs="0"/>
+          <xs:element ref="pc:TermId" minOccurs="0"/>
+        </xs:sequence>
+      </xs:complexType>
+    </xs:element>
+    <xs:element name="TermName" type="xs:string"/>
+    <xs:element name="TermId" type="xs:string"/>
+  </xs:schema>
+</ct:contentTypeSchema>
 </file>
 
 <file path=customXml/item2.xml><?xml version="1.0" encoding="utf-8"?>
-<root>
-  <company>
-    <name/>
-    <label/>
-    <contacts/>
-  </company>
-  <document>
-    <title/>
-    <disclaimer>Aurecon</disclaimer>
-  </document>
-  <project>
-    <name/>
-    <number/>
-    <date/>
-    <revision>0</revision>
-    <client/>
-  </project>
-</root>
+<b:Sources xmlns:b="http://schemas.openxmlformats.org/officeDocument/2006/bibliography" xmlns="http://schemas.openxmlformats.org/officeDocument/2006/bibliography" SelectedStyle="\APASixthEditionOfficeOnline.xsl" StyleName="APA" Version="6"/>
 </file>
 
 <file path=customXml/item3.xml><?xml version="1.0" encoding="utf-8"?>
@@ -9945,18 +14820,88 @@
 </file>
 
 <file path=customXml/item4.xml><?xml version="1.0" encoding="utf-8"?>
-<b:Sources xmlns:b="http://schemas.openxmlformats.org/officeDocument/2006/bibliography" xmlns="http://schemas.openxmlformats.org/officeDocument/2006/bibliography" SelectedStyle="\APASixthEditionOfficeOnline.xsl" StyleName="APA" Version="6"/>
+<p:properties xmlns:p="http://schemas.microsoft.com/office/2006/metadata/properties" xmlns:xsi="http://www.w3.org/2001/XMLSchema-instance" xmlns:pc="http://schemas.microsoft.com/office/infopath/2007/PartnerControls">
+  <documentManagement>
+    <_activity xmlns="7c8afa87-df3c-40c6-8e8a-57c0cc8e47b1" xsi:nil="true"/>
+  </documentManagement>
+</p:properties>
+</file>
+
+<file path=customXml/item5.xml><?xml version="1.0" encoding="utf-8"?>
+<root>
+  <company>
+    <name/>
+    <label/>
+    <contacts/>
+  </company>
+  <document>
+    <title/>
+    <disclaimer>Aurecon</disclaimer>
+  </document>
+  <project>
+    <name/>
+    <number/>
+    <date/>
+    <revision>0</revision>
+    <client/>
+  </project>
+</root>
+</file>
+
+<file path=customXml/item6.xml><?xml version="1.0" encoding="utf-8"?>
+<root>
+  <company>
+    <name/>
+    <label/>
+    <contacts/>
+  </company>
+  <document>
+    <title/>
+    <disclaimer>Aurecon</disclaimer>
+  </document>
+  <project>
+    <name/>
+    <number/>
+    <date/>
+    <revision>0</revision>
+    <client/>
+  </project>
+</root>
+</file>
+
+<file path=customXml/item7.xml><?xml version="1.0" encoding="utf-8"?>
+<?mso-contentType ?>
+<FormTemplates xmlns="http://schemas.microsoft.com/sharepoint/v3/contenttype/forms">
+  <Display>DocumentLibraryForm</Display>
+  <Edit>DocumentLibraryForm</Edit>
+  <New>DocumentLibraryForm</New>
+</FormTemplates>
 </file>
 
 <file path=customXml/itemProps1.xml><?xml version="1.0" encoding="utf-8"?>
-<ds:datastoreItem xmlns:ds="http://schemas.openxmlformats.org/officeDocument/2006/customXml" ds:itemID="{1D66D2BE-7B68-473C-9102-48D2C8BB6581}">
-  <ds:schemaRefs/>
+<ds:datastoreItem xmlns:ds="http://schemas.openxmlformats.org/officeDocument/2006/customXml" ds:itemID="{6115A287-FC02-4315-AE33-1CC12E34589D}">
+  <ds:schemaRefs>
+    <ds:schemaRef ds:uri="http://schemas.microsoft.com/office/2006/metadata/contentType"/>
+    <ds:schemaRef ds:uri="http://schemas.microsoft.com/office/2006/metadata/properties/metaAttributes"/>
+    <ds:schemaRef ds:uri="http://www.w3.org/2001/XMLSchema"/>
+    <ds:schemaRef ds:uri="http://schemas.microsoft.com/office/2006/metadata/properties"/>
+    <ds:schemaRef ds:uri="7c8afa87-df3c-40c6-8e8a-57c0cc8e47b1"/>
+    <ds:schemaRef ds:uri="f60900b5-2aa0-4f5c-a630-275226e668d5"/>
+    <ds:schemaRef ds:uri="http://schemas.microsoft.com/office/2006/documentManagement/types"/>
+    <ds:schemaRef ds:uri="http://schemas.microsoft.com/office/infopath/2007/PartnerControls"/>
+    <ds:schemaRef ds:uri="http://schemas.openxmlformats.org/package/2006/metadata/core-properties"/>
+    <ds:schemaRef ds:uri="http://purl.org/dc/elements/1.1/"/>
+    <ds:schemaRef ds:uri="http://purl.org/dc/terms/"/>
+    <ds:schemaRef ds:uri="http://schemas.microsoft.com/internal/obd"/>
+  </ds:schemaRefs>
 </ds:datastoreItem>
 </file>
 
 <file path=customXml/itemProps2.xml><?xml version="1.0" encoding="utf-8"?>
-<ds:datastoreItem xmlns:ds="http://schemas.openxmlformats.org/officeDocument/2006/customXml" ds:itemID="{1D66D2BE-7B68-473C-9102-48D2C8BB6581}">
-  <ds:schemaRefs/>
+<ds:datastoreItem xmlns:ds="http://schemas.openxmlformats.org/officeDocument/2006/customXml" ds:itemID="{AFFF7D8A-25BD-4803-A8A2-3114D7E2B06D}">
+  <ds:schemaRefs>
+    <ds:schemaRef ds:uri="http://schemas.openxmlformats.org/officeDocument/2006/bibliography"/>
+  </ds:schemaRefs>
 </ds:datastoreItem>
 </file>
 
@@ -9969,9 +14914,38 @@
 </file>
 
 <file path=customXml/itemProps4.xml><?xml version="1.0" encoding="utf-8"?>
-<ds:datastoreItem xmlns:ds="http://schemas.openxmlformats.org/officeDocument/2006/customXml" ds:itemID="{AFFF7D8A-25BD-4803-A8A2-3114D7E2B06D}">
+<ds:datastoreItem xmlns:ds="http://schemas.openxmlformats.org/officeDocument/2006/customXml" ds:itemID="{76A318E7-1BE7-436E-A84E-5994C7F1FF8F}">
   <ds:schemaRefs>
-    <ds:schemaRef ds:uri="http://schemas.openxmlformats.org/officeDocument/2006/bibliography"/>
+    <ds:schemaRef ds:uri="http://purl.org/dc/terms/"/>
+    <ds:schemaRef ds:uri="http://schemas.openxmlformats.org/package/2006/metadata/core-properties"/>
+    <ds:schemaRef ds:uri="http://schemas.microsoft.com/office/2006/documentManagement/types"/>
+    <ds:schemaRef ds:uri="7c8afa87-df3c-40c6-8e8a-57c0cc8e47b1"/>
+    <ds:schemaRef ds:uri="http://schemas.microsoft.com/office/infopath/2007/PartnerControls"/>
+    <ds:schemaRef ds:uri="http://purl.org/dc/elements/1.1/"/>
+    <ds:schemaRef ds:uri="http://schemas.microsoft.com/office/2006/metadata/properties"/>
+    <ds:schemaRef ds:uri="f60900b5-2aa0-4f5c-a630-275226e668d5"/>
+    <ds:schemaRef ds:uri="http://www.w3.org/XML/1998/namespace"/>
+    <ds:schemaRef ds:uri="http://purl.org/dc/dcmitype/"/>
+  </ds:schemaRefs>
+</ds:datastoreItem>
+</file>
+
+<file path=customXml/itemProps5.xml><?xml version="1.0" encoding="utf-8"?>
+<ds:datastoreItem xmlns:ds="http://schemas.openxmlformats.org/officeDocument/2006/customXml" ds:itemID="{1D66D2BE-7B68-473C-9102-48D2C8BB6581}">
+  <ds:schemaRefs/>
+</ds:datastoreItem>
+</file>
+
+<file path=customXml/itemProps6.xml><?xml version="1.0" encoding="utf-8"?>
+<ds:datastoreItem xmlns:ds="http://schemas.openxmlformats.org/officeDocument/2006/customXml" ds:itemID="{1D66D2BE-7B68-473C-9102-48D2C8BB6581}">
+  <ds:schemaRefs/>
+</ds:datastoreItem>
+</file>
+
+<file path=customXml/itemProps7.xml><?xml version="1.0" encoding="utf-8"?>
+<ds:datastoreItem xmlns:ds="http://schemas.openxmlformats.org/officeDocument/2006/customXml" ds:itemID="{1395C0F3-F49A-4050-B1CB-514EF4274395}">
+  <ds:schemaRefs>
+    <ds:schemaRef ds:uri="http://schemas.microsoft.com/sharepoint/v3/contenttype/forms"/>
   </ds:schemaRefs>
 </ds:datastoreItem>
 </file>